--- a/Hệ thống mẫu văn bản/Nguyên đã làm/Kế hoạch dạy học Tin học từng lớp/Kế hoạch dạy học môn Tin học - Lớp 7 - 2026 - 2027.docx
+++ b/Hệ thống mẫu văn bản/Nguyên đã làm/Kế hoạch dạy học Tin học từng lớp/Kế hoạch dạy học môn Tin học - Lớp 7 - 2026 - 2027.docx
@@ -1380,18 +1380,25 @@
         </w:tblBorders>
       </w:tblPr>
       <w:tblGrid>
-        <w:gridCol w:w="1862"/>
-        <w:gridCol w:w="1862"/>
-        <w:gridCol w:w="1862"/>
-        <w:gridCol w:w="1862"/>
-        <w:gridCol w:w="1862"/>
+        <w:gridCol w:w="2327"/>
+        <w:gridCol w:w="2327"/>
+        <w:gridCol w:w="2327"/>
+        <w:gridCol w:w="2327"/>
       </w:tblGrid>
       <w:tr>
-        <w:tc>
-          <w:tcPr>
-            <w:tcW w:type="dxa" w:w="510"/>
-            <w:vAlign w:val="center"/>
-            <w:tcW w:w="510" w:type="dxa"/>
+        <w:trPr>
+          <w:tblHeader/>
+          <w:cantSplit/>
+        </w:trPr>
+        <w:tc>
+          <w:tcPr>
+            <w:tcW w:type="dxa" w:w="624"/>
+            <w:tcMar>
+              <w:top w:w="120" w:type="dxa"/>
+              <w:bottom w:w="120" w:type="dxa"/>
+              <w:left w:w="100" w:type="dxa"/>
+              <w:right w:w="100" w:type="dxa"/>
+            </w:tcMar>
           </w:tcPr>
           <w:p>
             <w:pPr>
@@ -1403,7 +1410,6 @@
                 <w:rFonts w:ascii="Times New Roman" w:hAnsi="Times New Roman"/>
                 <w:b/>
                 <w:sz w:val="26"/>
-                <w:rFonts w:ascii="Times New Roman" w:hAnsi="Times New Roman" w:cs="Times New Roman"/>
               </w:rPr>
               <w:t>STT</w:t>
             </w:r>
@@ -1411,9 +1417,13 @@
         </w:tc>
         <w:tc>
           <w:tcPr>
-            <w:tcW w:type="dxa" w:w="2154"/>
-            <w:vAlign w:val="center"/>
-            <w:tcW w:w="2154" w:type="dxa"/>
+            <w:tcW w:type="dxa" w:w="3175"/>
+            <w:tcMar>
+              <w:top w:w="120" w:type="dxa"/>
+              <w:bottom w:w="120" w:type="dxa"/>
+              <w:left w:w="100" w:type="dxa"/>
+              <w:right w:w="100" w:type="dxa"/>
+            </w:tcMar>
           </w:tcPr>
           <w:p>
             <w:pPr>
@@ -1425,7 +1435,6 @@
                 <w:rFonts w:ascii="Times New Roman" w:hAnsi="Times New Roman"/>
                 <w:b/>
                 <w:sz w:val="26"/>
-                <w:rFonts w:ascii="Times New Roman" w:hAnsi="Times New Roman" w:cs="Times New Roman"/>
               </w:rPr>
               <w:t>Bài học (1)</w:t>
             </w:r>
@@ -1433,9 +1442,13 @@
         </w:tc>
         <w:tc>
           <w:tcPr>
-            <w:tcW w:type="dxa" w:w="624"/>
-            <w:vAlign w:val="center"/>
-            <w:tcW w:w="623" w:type="dxa"/>
+            <w:tcW w:type="dxa" w:w="907"/>
+            <w:tcMar>
+              <w:top w:w="120" w:type="dxa"/>
+              <w:bottom w:w="120" w:type="dxa"/>
+              <w:left w:w="100" w:type="dxa"/>
+              <w:right w:w="100" w:type="dxa"/>
+            </w:tcMar>
           </w:tcPr>
           <w:p>
             <w:pPr>
@@ -1447,7 +1460,6 @@
                 <w:rFonts w:ascii="Times New Roman" w:hAnsi="Times New Roman"/>
                 <w:b/>
                 <w:sz w:val="26"/>
-                <w:rFonts w:ascii="Times New Roman" w:hAnsi="Times New Roman" w:cs="Times New Roman"/>
               </w:rPr>
               <w:t>Số tiết (2)</w:t>
             </w:r>
@@ -1455,9 +1467,13 @@
         </w:tc>
         <w:tc>
           <w:tcPr>
-            <w:tcW w:type="dxa" w:w="794"/>
-            <w:vAlign w:val="center"/>
-            <w:tcW w:w="793" w:type="dxa"/>
+            <w:tcW w:type="dxa" w:w="4649"/>
+            <w:tcMar>
+              <w:top w:w="120" w:type="dxa"/>
+              <w:bottom w:w="120" w:type="dxa"/>
+              <w:left w:w="100" w:type="dxa"/>
+              <w:right w:w="100" w:type="dxa"/>
+            </w:tcMar>
           </w:tcPr>
           <w:p>
             <w:pPr>
@@ -1469,29 +1485,6 @@
                 <w:rFonts w:ascii="Times New Roman" w:hAnsi="Times New Roman"/>
                 <w:b/>
                 <w:sz w:val="26"/>
-                <w:rFonts w:ascii="Times New Roman" w:hAnsi="Times New Roman" w:cs="Times New Roman"/>
-              </w:rPr>
-              <w:t>Tiết theo PPCT</w:t>
-            </w:r>
-          </w:p>
-        </w:tc>
-        <w:tc>
-          <w:tcPr>
-            <w:tcW w:type="dxa" w:w="5272"/>
-            <w:vAlign w:val="center"/>
-            <w:tcW w:w="5273" w:type="dxa"/>
-          </w:tcPr>
-          <w:p>
-            <w:pPr>
-              <w:spacing w:before="40" w:after="40" w:line="276" w:lineRule="auto"/>
-              <w:jc w:val="center"/>
-            </w:pPr>
-            <w:r>
-              <w:rPr>
-                <w:rFonts w:ascii="Times New Roman" w:hAnsi="Times New Roman"/>
-                <w:b/>
-                <w:sz w:val="26"/>
-                <w:rFonts w:ascii="Times New Roman" w:hAnsi="Times New Roman" w:cs="Times New Roman"/>
               </w:rPr>
               <w:t>Yêu cầu cần đạt (3)</w:t>
             </w:r>
@@ -1499,15 +1492,24 @@
         </w:tc>
       </w:tr>
       <w:tr>
-        <w:tc>
-          <w:tcPr>
-            <w:tcW w:type="dxa" w:w="9310"/>
-            <w:gridSpan w:val="5"/>
-            <w:vAlign w:val="center"/>
-          </w:tcPr>
-          <w:p>
-            <w:pPr>
-              <w:spacing w:before="40" w:after="40" w:line="276" w:lineRule="auto"/>
+        <w:trPr>
+          <w:cantSplit/>
+        </w:trPr>
+        <w:tc>
+          <w:tcPr>
+            <w:tcW w:type="dxa" w:w="9308"/>
+            <w:gridSpan w:val="4"/>
+            <w:tcMar>
+              <w:top w:w="100" w:type="dxa"/>
+              <w:bottom w:w="100" w:type="dxa"/>
+              <w:left w:w="120" w:type="dxa"/>
+              <w:right w:w="120" w:type="dxa"/>
+            </w:tcMar>
+            <w:shd w:fill="F2F2F2"/>
+          </w:tcPr>
+          <w:p>
+            <w:pPr>
+              <w:spacing w:before="60" w:after="60" w:line="276" w:lineRule="auto"/>
               <w:jc w:val="left"/>
             </w:pPr>
             <w:r>
@@ -1515,7 +1517,6 @@
                 <w:rFonts w:ascii="Times New Roman" w:hAnsi="Times New Roman"/>
                 <w:b/>
                 <w:sz w:val="26"/>
-                <w:rFonts w:ascii="Times New Roman" w:hAnsi="Times New Roman" w:cs="Times New Roman"/>
               </w:rPr>
               <w:t>Chủ đề 1: Máy tính và cộng đồng</w:t>
             </w:r>
@@ -1523,14 +1524,22 @@
         </w:tc>
       </w:tr>
       <w:tr>
-        <w:tc>
-          <w:tcPr>
-            <w:tcW w:type="dxa" w:w="510"/>
-            <w:vAlign w:val="center"/>
-            <w:tcW w:w="510" w:type="dxa"/>
-          </w:tcPr>
-          <w:p>
-            <w:pPr>
+        <w:trPr>
+          <w:cantSplit/>
+        </w:trPr>
+        <w:tc>
+          <w:tcPr>
+            <w:tcW w:type="dxa" w:w="624"/>
+            <w:tcMar>
+              <w:top w:w="80" w:type="dxa"/>
+              <w:bottom w:w="80" w:type="dxa"/>
+              <w:left w:w="100" w:type="dxa"/>
+              <w:right w:w="100" w:type="dxa"/>
+            </w:tcMar>
+          </w:tcPr>
+          <w:p>
+            <w:pPr>
+              <w:spacing w:before="40" w:after="40" w:line="276" w:lineRule="auto"/>
               <w:jc w:val="center"/>
             </w:pPr>
             <w:r>
@@ -1544,41 +1553,47 @@
         </w:tc>
         <w:tc>
           <w:tcPr>
-            <w:tcW w:type="dxa" w:w="2154"/>
-            <w:vAlign w:val="center"/>
-            <w:tcW w:w="2154" w:type="dxa"/>
-          </w:tcPr>
-          <w:p>
-            <w:pPr>
-              <w:spacing w:before="40" w:after="40" w:line="276" w:lineRule="auto"/>
-              <w:jc w:val="both"/>
-            </w:pPr>
-            <w:r>
-              <w:rPr>
-                <w:rFonts w:ascii="Times New Roman" w:hAnsi="Times New Roman"/>
-                <w:sz w:val="26"/>
-                <w:rFonts w:ascii="Times New Roman" w:hAnsi="Times New Roman" w:cs="Times New Roman"/>
-              </w:rPr>
-              <w:t>Bài 1. Thiết bị vào - ra</w:t>
-            </w:r>
-          </w:p>
-        </w:tc>
-        <w:tc>
-          <w:tcPr>
-            <w:tcW w:type="dxa" w:w="624"/>
-            <w:vAlign w:val="center"/>
-            <w:tcW w:w="623" w:type="dxa"/>
-          </w:tcPr>
-          <w:p>
-            <w:pPr>
-              <w:spacing w:before="40" w:after="40" w:line="276" w:lineRule="auto"/>
-              <w:jc w:val="center"/>
-            </w:pPr>
-            <w:r>
-              <w:rPr>
-                <w:rFonts w:ascii="Times New Roman" w:hAnsi="Times New Roman"/>
-                <w:sz w:val="26"/>
-                <w:rFonts w:ascii="Times New Roman" w:hAnsi="Times New Roman" w:cs="Times New Roman"/>
+            <w:tcW w:type="dxa" w:w="3175"/>
+            <w:tcMar>
+              <w:top w:w="80" w:type="dxa"/>
+              <w:bottom w:w="80" w:type="dxa"/>
+              <w:left w:w="100" w:type="dxa"/>
+              <w:right w:w="100" w:type="dxa"/>
+            </w:tcMar>
+          </w:tcPr>
+          <w:p>
+            <w:pPr>
+              <w:spacing w:before="40" w:after="40" w:line="276" w:lineRule="auto"/>
+              <w:jc w:val="left"/>
+            </w:pPr>
+            <w:r>
+              <w:rPr>
+                <w:rFonts w:ascii="Times New Roman" w:hAnsi="Times New Roman"/>
+                <w:sz w:val="26"/>
+              </w:rPr>
+              <w:t>Bài 1. Thiết bị vào - ra (Tiết 1)</w:t>
+            </w:r>
+          </w:p>
+        </w:tc>
+        <w:tc>
+          <w:tcPr>
+            <w:tcW w:type="dxa" w:w="907"/>
+            <w:tcMar>
+              <w:top w:w="80" w:type="dxa"/>
+              <w:bottom w:w="80" w:type="dxa"/>
+              <w:left w:w="100" w:type="dxa"/>
+              <w:right w:w="100" w:type="dxa"/>
+            </w:tcMar>
+          </w:tcPr>
+          <w:p>
+            <w:pPr>
+              <w:spacing w:before="40" w:after="40" w:line="276" w:lineRule="auto"/>
+              <w:jc w:val="center"/>
+            </w:pPr>
+            <w:r>
+              <w:rPr>
+                <w:rFonts w:ascii="Times New Roman" w:hAnsi="Times New Roman"/>
+                <w:sz w:val="26"/>
               </w:rPr>
               <w:t>1</w:t>
             </w:r>
@@ -1586,54 +1601,46 @@
         </w:tc>
         <w:tc>
           <w:tcPr>
-            <w:tcW w:type="dxa" w:w="794"/>
-            <w:vAlign w:val="center"/>
-            <w:tcW w:w="793" w:type="dxa"/>
-          </w:tcPr>
-          <w:p>
-            <w:pPr>
-              <w:jc w:val="center"/>
-            </w:pPr>
-            <w:r>
-              <w:rPr>
-                <w:rFonts w:ascii="Times New Roman" w:hAnsi="Times New Roman"/>
-                <w:sz w:val="26"/>
-              </w:rPr>
-              <w:t>1</w:t>
-            </w:r>
-          </w:p>
-        </w:tc>
-        <w:tc>
-          <w:tcPr>
-            <w:tcW w:type="dxa" w:w="5272"/>
-            <w:vAlign w:val="center"/>
-            <w:tcW w:w="5273" w:type="dxa"/>
-          </w:tcPr>
-          <w:p>
-            <w:pPr>
-              <w:spacing w:before="40" w:after="40" w:line="276" w:lineRule="auto"/>
-              <w:jc w:val="both"/>
-            </w:pPr>
-            <w:r>
-              <w:rPr>
-                <w:rFonts w:ascii="Times New Roman" w:hAnsi="Times New Roman"/>
-                <w:sz w:val="26"/>
-                <w:rFonts w:ascii="Times New Roman" w:hAnsi="Times New Roman" w:cs="Times New Roman"/>
-              </w:rPr>
-              <w:t>- Củng cố, phát triển kiến thức xử lý thông tin.  - Nhận biết thiết bị vào - ra có nhiều loại/hình dạng; hiểu chức năng trong thu nhận, lưu trữ, xử lý, truyền thông tin.  - Nêu ví dụ về thao tác không đúng cách gây lỗi thiết bị.</w:t>
+            <w:tcW w:type="dxa" w:w="4649"/>
+            <w:tcMar>
+              <w:top w:w="80" w:type="dxa"/>
+              <w:bottom w:w="80" w:type="dxa"/>
+              <w:left w:w="100" w:type="dxa"/>
+              <w:right w:w="100" w:type="dxa"/>
+            </w:tcMar>
+          </w:tcPr>
+          <w:p>
+            <w:pPr>
+              <w:spacing w:before="40" w:after="40" w:line="276" w:lineRule="auto"/>
+              <w:jc w:val="left"/>
+            </w:pPr>
+            <w:r>
+              <w:rPr>
+                <w:rFonts w:ascii="Times New Roman" w:hAnsi="Times New Roman"/>
+                <w:sz w:val="26"/>
+              </w:rPr>
+              <w:t>Củng cố kiến thức xử lý thông tin; nhận biết và phân loại được các thiết bị vào, thiết bị ra thông dụng của máy tính.</w:t>
             </w:r>
           </w:p>
         </w:tc>
       </w:tr>
       <w:tr>
-        <w:tc>
-          <w:tcPr>
-            <w:tcW w:type="dxa" w:w="510"/>
-            <w:vAlign w:val="center"/>
-            <w:tcW w:w="510" w:type="dxa"/>
-          </w:tcPr>
-          <w:p>
-            <w:pPr>
+        <w:trPr>
+          <w:cantSplit/>
+        </w:trPr>
+        <w:tc>
+          <w:tcPr>
+            <w:tcW w:type="dxa" w:w="624"/>
+            <w:tcMar>
+              <w:top w:w="80" w:type="dxa"/>
+              <w:bottom w:w="80" w:type="dxa"/>
+              <w:left w:w="100" w:type="dxa"/>
+              <w:right w:w="100" w:type="dxa"/>
+            </w:tcMar>
+          </w:tcPr>
+          <w:p>
+            <w:pPr>
+              <w:spacing w:before="40" w:after="40" w:line="276" w:lineRule="auto"/>
               <w:jc w:val="center"/>
             </w:pPr>
             <w:r>
@@ -1647,41 +1654,47 @@
         </w:tc>
         <w:tc>
           <w:tcPr>
-            <w:tcW w:type="dxa" w:w="2154"/>
-            <w:vAlign w:val="center"/>
-            <w:tcW w:w="2154" w:type="dxa"/>
-          </w:tcPr>
-          <w:p>
-            <w:pPr>
-              <w:spacing w:before="40" w:after="40" w:line="276" w:lineRule="auto"/>
-              <w:jc w:val="both"/>
-            </w:pPr>
-            <w:r>
-              <w:rPr>
-                <w:rFonts w:ascii="Times New Roman" w:hAnsi="Times New Roman"/>
-                <w:sz w:val="26"/>
-                <w:rFonts w:ascii="Times New Roman" w:hAnsi="Times New Roman" w:cs="Times New Roman"/>
-              </w:rPr>
-              <w:t>Bài 2. Phần mềm máy tính</w:t>
-            </w:r>
-          </w:p>
-        </w:tc>
-        <w:tc>
-          <w:tcPr>
-            <w:tcW w:type="dxa" w:w="624"/>
-            <w:vAlign w:val="center"/>
-            <w:tcW w:w="623" w:type="dxa"/>
-          </w:tcPr>
-          <w:p>
-            <w:pPr>
-              <w:spacing w:before="40" w:after="40" w:line="276" w:lineRule="auto"/>
-              <w:jc w:val="center"/>
-            </w:pPr>
-            <w:r>
-              <w:rPr>
-                <w:rFonts w:ascii="Times New Roman" w:hAnsi="Times New Roman"/>
-                <w:sz w:val="26"/>
-                <w:rFonts w:ascii="Times New Roman" w:hAnsi="Times New Roman" w:cs="Times New Roman"/>
+            <w:tcW w:type="dxa" w:w="3175"/>
+            <w:tcMar>
+              <w:top w:w="80" w:type="dxa"/>
+              <w:bottom w:w="80" w:type="dxa"/>
+              <w:left w:w="100" w:type="dxa"/>
+              <w:right w:w="100" w:type="dxa"/>
+            </w:tcMar>
+          </w:tcPr>
+          <w:p>
+            <w:pPr>
+              <w:spacing w:before="40" w:after="40" w:line="276" w:lineRule="auto"/>
+              <w:jc w:val="left"/>
+            </w:pPr>
+            <w:r>
+              <w:rPr>
+                <w:rFonts w:ascii="Times New Roman" w:hAnsi="Times New Roman"/>
+                <w:sz w:val="26"/>
+              </w:rPr>
+              <w:t>Bài 1. Thiết bị vào - ra (Tiết 2)</w:t>
+            </w:r>
+          </w:p>
+        </w:tc>
+        <w:tc>
+          <w:tcPr>
+            <w:tcW w:type="dxa" w:w="907"/>
+            <w:tcMar>
+              <w:top w:w="80" w:type="dxa"/>
+              <w:bottom w:w="80" w:type="dxa"/>
+              <w:left w:w="100" w:type="dxa"/>
+              <w:right w:w="100" w:type="dxa"/>
+            </w:tcMar>
+          </w:tcPr>
+          <w:p>
+            <w:pPr>
+              <w:spacing w:before="40" w:after="40" w:line="276" w:lineRule="auto"/>
+              <w:jc w:val="center"/>
+            </w:pPr>
+            <w:r>
+              <w:rPr>
+                <w:rFonts w:ascii="Times New Roman" w:hAnsi="Times New Roman"/>
+                <w:sz w:val="26"/>
               </w:rPr>
               <w:t>1</w:t>
             </w:r>
@@ -1689,54 +1702,46 @@
         </w:tc>
         <w:tc>
           <w:tcPr>
-            <w:tcW w:type="dxa" w:w="794"/>
-            <w:vAlign w:val="center"/>
-            <w:tcW w:w="793" w:type="dxa"/>
-          </w:tcPr>
-          <w:p>
-            <w:pPr>
-              <w:jc w:val="center"/>
-            </w:pPr>
-            <w:r>
-              <w:rPr>
-                <w:rFonts w:ascii="Times New Roman" w:hAnsi="Times New Roman"/>
-                <w:sz w:val="26"/>
-              </w:rPr>
-              <w:t>2</w:t>
-            </w:r>
-          </w:p>
-        </w:tc>
-        <w:tc>
-          <w:tcPr>
-            <w:tcW w:type="dxa" w:w="5272"/>
-            <w:vAlign w:val="center"/>
-            <w:tcW w:w="5273" w:type="dxa"/>
-          </w:tcPr>
-          <w:p>
-            <w:pPr>
-              <w:spacing w:before="40" w:after="40" w:line="276" w:lineRule="auto"/>
-              <w:jc w:val="both"/>
-            </w:pPr>
-            <w:r>
-              <w:rPr>
-                <w:rFonts w:ascii="Times New Roman" w:hAnsi="Times New Roman"/>
-                <w:sz w:val="26"/>
-                <w:rFonts w:ascii="Times New Roman" w:hAnsi="Times New Roman" w:cs="Times New Roman"/>
-              </w:rPr>
-              <w:t>- Nhận thức vai trò của phần mềm trong hoạt động của máy tính.  - Phân loại phần mềm thành: hệ điều hành và phần mềm ứng dụng.</w:t>
+            <w:tcW w:type="dxa" w:w="4649"/>
+            <w:tcMar>
+              <w:top w:w="80" w:type="dxa"/>
+              <w:bottom w:w="80" w:type="dxa"/>
+              <w:left w:w="100" w:type="dxa"/>
+              <w:right w:w="100" w:type="dxa"/>
+            </w:tcMar>
+          </w:tcPr>
+          <w:p>
+            <w:pPr>
+              <w:spacing w:before="40" w:after="40" w:line="276" w:lineRule="auto"/>
+              <w:jc w:val="left"/>
+            </w:pPr>
+            <w:r>
+              <w:rPr>
+                <w:rFonts w:ascii="Times New Roman" w:hAnsi="Times New Roman"/>
+                <w:sz w:val="26"/>
+              </w:rPr>
+              <w:t>Thực hành kết nối đúng cổng các thiết bị ngoại vi với máy tính; nhận biết sự đa dạng của thiết bị số trong đời sống.</w:t>
             </w:r>
           </w:p>
         </w:tc>
       </w:tr>
       <w:tr>
-        <w:tc>
-          <w:tcPr>
-            <w:tcW w:type="dxa" w:w="510"/>
-            <w:vAlign w:val="center"/>
-            <w:tcW w:w="510" w:type="dxa"/>
-          </w:tcPr>
-          <w:p>
-            <w:pPr>
+        <w:trPr>
+          <w:cantSplit/>
+        </w:trPr>
+        <w:tc>
+          <w:tcPr>
+            <w:tcW w:type="dxa" w:w="624"/>
+            <w:tcMar>
+              <w:top w:w="80" w:type="dxa"/>
+              <w:bottom w:w="80" w:type="dxa"/>
+              <w:left w:w="100" w:type="dxa"/>
+              <w:right w:w="100" w:type="dxa"/>
+            </w:tcMar>
+          </w:tcPr>
+          <w:p>
+            <w:pPr>
+              <w:spacing w:before="40" w:after="40" w:line="276" w:lineRule="auto"/>
               <w:jc w:val="center"/>
             </w:pPr>
             <w:r>
@@ -1750,41 +1755,47 @@
         </w:tc>
         <w:tc>
           <w:tcPr>
-            <w:tcW w:type="dxa" w:w="2154"/>
-            <w:vAlign w:val="center"/>
-            <w:tcW w:w="2154" w:type="dxa"/>
-          </w:tcPr>
-          <w:p>
-            <w:pPr>
-              <w:spacing w:before="40" w:after="40" w:line="276" w:lineRule="auto"/>
-              <w:jc w:val="both"/>
-            </w:pPr>
-            <w:r>
-              <w:rPr>
-                <w:rFonts w:ascii="Times New Roman" w:hAnsi="Times New Roman"/>
-                <w:sz w:val="26"/>
-                <w:rFonts w:ascii="Times New Roman" w:hAnsi="Times New Roman" w:cs="Times New Roman"/>
-              </w:rPr>
-              <w:t>Bài 3. Quản lý dữ liệu trong máy tính</w:t>
-            </w:r>
-          </w:p>
-        </w:tc>
-        <w:tc>
-          <w:tcPr>
-            <w:tcW w:type="dxa" w:w="624"/>
-            <w:vAlign w:val="center"/>
-            <w:tcW w:w="623" w:type="dxa"/>
-          </w:tcPr>
-          <w:p>
-            <w:pPr>
-              <w:spacing w:before="40" w:after="40" w:line="276" w:lineRule="auto"/>
-              <w:jc w:val="center"/>
-            </w:pPr>
-            <w:r>
-              <w:rPr>
-                <w:rFonts w:ascii="Times New Roman" w:hAnsi="Times New Roman"/>
-                <w:sz w:val="26"/>
-                <w:rFonts w:ascii="Times New Roman" w:hAnsi="Times New Roman" w:cs="Times New Roman"/>
+            <w:tcW w:type="dxa" w:w="3175"/>
+            <w:tcMar>
+              <w:top w:w="80" w:type="dxa"/>
+              <w:bottom w:w="80" w:type="dxa"/>
+              <w:left w:w="100" w:type="dxa"/>
+              <w:right w:w="100" w:type="dxa"/>
+            </w:tcMar>
+          </w:tcPr>
+          <w:p>
+            <w:pPr>
+              <w:spacing w:before="40" w:after="40" w:line="276" w:lineRule="auto"/>
+              <w:jc w:val="left"/>
+            </w:pPr>
+            <w:r>
+              <w:rPr>
+                <w:rFonts w:ascii="Times New Roman" w:hAnsi="Times New Roman"/>
+                <w:sz w:val="26"/>
+              </w:rPr>
+              <w:t>Bài 2. Phần mềm máy tính (Tiết 1)</w:t>
+            </w:r>
+          </w:p>
+        </w:tc>
+        <w:tc>
+          <w:tcPr>
+            <w:tcW w:type="dxa" w:w="907"/>
+            <w:tcMar>
+              <w:top w:w="80" w:type="dxa"/>
+              <w:bottom w:w="80" w:type="dxa"/>
+              <w:left w:w="100" w:type="dxa"/>
+              <w:right w:w="100" w:type="dxa"/>
+            </w:tcMar>
+          </w:tcPr>
+          <w:p>
+            <w:pPr>
+              <w:spacing w:before="40" w:after="40" w:line="276" w:lineRule="auto"/>
+              <w:jc w:val="center"/>
+            </w:pPr>
+            <w:r>
+              <w:rPr>
+                <w:rFonts w:ascii="Times New Roman" w:hAnsi="Times New Roman"/>
+                <w:sz w:val="26"/>
               </w:rPr>
               <w:t>1</w:t>
             </w:r>
@@ -1792,51 +1803,66 @@
         </w:tc>
         <w:tc>
           <w:tcPr>
-            <w:tcW w:type="dxa" w:w="794"/>
-            <w:vAlign w:val="center"/>
-            <w:tcW w:w="793" w:type="dxa"/>
-          </w:tcPr>
-          <w:p>
-            <w:pPr>
-              <w:jc w:val="center"/>
-            </w:pPr>
-            <w:r>
-              <w:rPr>
-                <w:rFonts w:ascii="Times New Roman" w:hAnsi="Times New Roman"/>
-                <w:sz w:val="26"/>
-              </w:rPr>
-              <w:t>3</w:t>
-            </w:r>
-          </w:p>
-        </w:tc>
-        <w:tc>
-          <w:tcPr>
-            <w:tcW w:type="dxa" w:w="5272"/>
-            <w:vAlign w:val="center"/>
-            <w:tcW w:w="5273" w:type="dxa"/>
-          </w:tcPr>
-          <w:p>
-            <w:pPr>
-              <w:spacing w:before="40" w:after="40" w:line="276" w:lineRule="auto"/>
-              <w:jc w:val="both"/>
-            </w:pPr>
-            <w:r>
-              <w:rPr>
-                <w:rFonts w:ascii="Times New Roman" w:hAnsi="Times New Roman"/>
-                <w:sz w:val="26"/>
-                <w:rFonts w:ascii="Times New Roman" w:hAnsi="Times New Roman" w:cs="Times New Roman"/>
-              </w:rPr>
-              <w:t>- Biết tệp chương trình cũng là dữ liệu lưu trữ trong máy tính.  - Nêu ví dụ biện pháp an toàn dữ liệu: sao lưu, phòng chống xâm nhập trái phép, virus,...</w:t>
+            <w:tcW w:type="dxa" w:w="4649"/>
+            <w:tcMar>
+              <w:top w:w="80" w:type="dxa"/>
+              <w:bottom w:w="80" w:type="dxa"/>
+              <w:left w:w="100" w:type="dxa"/>
+              <w:right w:w="100" w:type="dxa"/>
+            </w:tcMar>
+          </w:tcPr>
+          <w:p>
+            <w:pPr>
+              <w:spacing w:before="40" w:after="40" w:line="276" w:lineRule="auto"/>
+              <w:jc w:val="left"/>
+            </w:pPr>
+            <w:r>
+              <w:rPr>
+                <w:rFonts w:ascii="Times New Roman" w:hAnsi="Times New Roman"/>
+                <w:sz w:val="26"/>
+              </w:rPr>
+              <w:t>Nhận thức vai trò của hệ điều hành trong quản lý phần cứng và cung cấp môi trường chạy các phần mềm ứng dụng.</w:t>
             </w:r>
           </w:p>
         </w:tc>
       </w:tr>
       <w:tr>
-        <w:tc>
-          <w:tcPr>
-            <w:tcW w:type="dxa" w:w="9310"/>
-            <w:gridSpan w:val="5"/>
-            <w:vAlign w:val="center"/>
+        <w:trPr>
+          <w:cantSplit/>
+        </w:trPr>
+        <w:tc>
+          <w:tcPr>
+            <w:tcW w:type="dxa" w:w="624"/>
+            <w:tcMar>
+              <w:top w:w="80" w:type="dxa"/>
+              <w:bottom w:w="80" w:type="dxa"/>
+              <w:left w:w="100" w:type="dxa"/>
+              <w:right w:w="100" w:type="dxa"/>
+            </w:tcMar>
+          </w:tcPr>
+          <w:p>
+            <w:pPr>
+              <w:spacing w:before="40" w:after="40" w:line="276" w:lineRule="auto"/>
+              <w:jc w:val="center"/>
+            </w:pPr>
+            <w:r>
+              <w:rPr>
+                <w:rFonts w:ascii="Times New Roman" w:hAnsi="Times New Roman"/>
+                <w:sz w:val="26"/>
+              </w:rPr>
+              <w:t>4</w:t>
+            </w:r>
+          </w:p>
+        </w:tc>
+        <w:tc>
+          <w:tcPr>
+            <w:tcW w:type="dxa" w:w="3175"/>
+            <w:tcMar>
+              <w:top w:w="80" w:type="dxa"/>
+              <w:bottom w:w="80" w:type="dxa"/>
+              <w:left w:w="100" w:type="dxa"/>
+              <w:right w:w="100" w:type="dxa"/>
+            </w:tcMar>
           </w:tcPr>
           <w:p>
             <w:pPr>
@@ -1846,72 +1872,132 @@
             <w:r>
               <w:rPr>
                 <w:rFonts w:ascii="Times New Roman" w:hAnsi="Times New Roman"/>
-                <w:b/>
-                <w:sz w:val="26"/>
-                <w:rFonts w:ascii="Times New Roman" w:hAnsi="Times New Roman" w:cs="Times New Roman"/>
-              </w:rPr>
-              <w:t>Chủ đề 2: Tổ chức lưu trữ, tìm kiếm và trao đổi thông tin</w:t>
+                <w:sz w:val="26"/>
+              </w:rPr>
+              <w:t>Bài 2. Phần mềm máy tính (Tiết 2)</w:t>
+            </w:r>
+          </w:p>
+        </w:tc>
+        <w:tc>
+          <w:tcPr>
+            <w:tcW w:type="dxa" w:w="907"/>
+            <w:tcMar>
+              <w:top w:w="80" w:type="dxa"/>
+              <w:bottom w:w="80" w:type="dxa"/>
+              <w:left w:w="100" w:type="dxa"/>
+              <w:right w:w="100" w:type="dxa"/>
+            </w:tcMar>
+          </w:tcPr>
+          <w:p>
+            <w:pPr>
+              <w:spacing w:before="40" w:after="40" w:line="276" w:lineRule="auto"/>
+              <w:jc w:val="center"/>
+            </w:pPr>
+            <w:r>
+              <w:rPr>
+                <w:rFonts w:ascii="Times New Roman" w:hAnsi="Times New Roman"/>
+                <w:sz w:val="26"/>
+              </w:rPr>
+              <w:t>1</w:t>
+            </w:r>
+          </w:p>
+        </w:tc>
+        <w:tc>
+          <w:tcPr>
+            <w:tcW w:type="dxa" w:w="4649"/>
+            <w:tcMar>
+              <w:top w:w="80" w:type="dxa"/>
+              <w:bottom w:w="80" w:type="dxa"/>
+              <w:left w:w="100" w:type="dxa"/>
+              <w:right w:w="100" w:type="dxa"/>
+            </w:tcMar>
+          </w:tcPr>
+          <w:p>
+            <w:pPr>
+              <w:spacing w:before="40" w:after="40" w:line="276" w:lineRule="auto"/>
+              <w:jc w:val="left"/>
+            </w:pPr>
+            <w:r>
+              <w:rPr>
+                <w:rFonts w:ascii="Times New Roman" w:hAnsi="Times New Roman"/>
+                <w:sz w:val="26"/>
+              </w:rPr>
+              <w:t>Phân loại các phần mềm ứng dụng phổ biến; nhận biết các phần mở rộng của tệp và chương trình tương ứng để mở tệp.</w:t>
             </w:r>
           </w:p>
         </w:tc>
       </w:tr>
       <w:tr>
-        <w:tc>
-          <w:tcPr>
-            <w:tcW w:type="dxa" w:w="510"/>
-            <w:vAlign w:val="center"/>
-            <w:tcW w:w="510" w:type="dxa"/>
-          </w:tcPr>
-          <w:p>
-            <w:pPr>
-              <w:jc w:val="center"/>
-            </w:pPr>
-            <w:r>
-              <w:rPr>
-                <w:rFonts w:ascii="Times New Roman" w:hAnsi="Times New Roman"/>
-                <w:sz w:val="26"/>
-              </w:rPr>
-              <w:t>4</w:t>
-            </w:r>
-          </w:p>
-        </w:tc>
-        <w:tc>
-          <w:tcPr>
-            <w:tcW w:type="dxa" w:w="2154"/>
-            <w:vAlign w:val="center"/>
-            <w:tcW w:w="2154" w:type="dxa"/>
-          </w:tcPr>
-          <w:p>
-            <w:pPr>
-              <w:spacing w:before="40" w:after="40" w:line="276" w:lineRule="auto"/>
-              <w:jc w:val="both"/>
-            </w:pPr>
-            <w:r>
-              <w:rPr>
-                <w:rFonts w:ascii="Times New Roman" w:hAnsi="Times New Roman"/>
-                <w:sz w:val="26"/>
-                <w:rFonts w:ascii="Times New Roman" w:hAnsi="Times New Roman" w:cs="Times New Roman"/>
-              </w:rPr>
-              <w:t>Bài 4. Mạng xã hội và một số kênh trao đổi thông tin trên Internet</w:t>
-            </w:r>
-          </w:p>
-        </w:tc>
+        <w:trPr>
+          <w:cantSplit/>
+        </w:trPr>
         <w:tc>
           <w:tcPr>
             <w:tcW w:type="dxa" w:w="624"/>
-            <w:vAlign w:val="center"/>
-            <w:tcW w:w="623" w:type="dxa"/>
-          </w:tcPr>
-          <w:p>
-            <w:pPr>
-              <w:spacing w:before="40" w:after="40" w:line="276" w:lineRule="auto"/>
-              <w:jc w:val="center"/>
-            </w:pPr>
-            <w:r>
-              <w:rPr>
-                <w:rFonts w:ascii="Times New Roman" w:hAnsi="Times New Roman"/>
-                <w:sz w:val="26"/>
-                <w:rFonts w:ascii="Times New Roman" w:hAnsi="Times New Roman" w:cs="Times New Roman"/>
+            <w:tcMar>
+              <w:top w:w="80" w:type="dxa"/>
+              <w:bottom w:w="80" w:type="dxa"/>
+              <w:left w:w="100" w:type="dxa"/>
+              <w:right w:w="100" w:type="dxa"/>
+            </w:tcMar>
+          </w:tcPr>
+          <w:p>
+            <w:pPr>
+              <w:spacing w:before="40" w:after="40" w:line="276" w:lineRule="auto"/>
+              <w:jc w:val="center"/>
+            </w:pPr>
+            <w:r>
+              <w:rPr>
+                <w:rFonts w:ascii="Times New Roman" w:hAnsi="Times New Roman"/>
+                <w:sz w:val="26"/>
+              </w:rPr>
+              <w:t>5</w:t>
+            </w:r>
+          </w:p>
+        </w:tc>
+        <w:tc>
+          <w:tcPr>
+            <w:tcW w:type="dxa" w:w="3175"/>
+            <w:tcMar>
+              <w:top w:w="80" w:type="dxa"/>
+              <w:bottom w:w="80" w:type="dxa"/>
+              <w:left w:w="100" w:type="dxa"/>
+              <w:right w:w="100" w:type="dxa"/>
+            </w:tcMar>
+          </w:tcPr>
+          <w:p>
+            <w:pPr>
+              <w:spacing w:before="40" w:after="40" w:line="276" w:lineRule="auto"/>
+              <w:jc w:val="left"/>
+            </w:pPr>
+            <w:r>
+              <w:rPr>
+                <w:rFonts w:ascii="Times New Roman" w:hAnsi="Times New Roman"/>
+                <w:sz w:val="26"/>
+              </w:rPr>
+              <w:t>Bài 3. Quản lý dữ liệu trong máy tính (Tiết 1)</w:t>
+            </w:r>
+          </w:p>
+        </w:tc>
+        <w:tc>
+          <w:tcPr>
+            <w:tcW w:type="dxa" w:w="907"/>
+            <w:tcMar>
+              <w:top w:w="80" w:type="dxa"/>
+              <w:bottom w:w="80" w:type="dxa"/>
+              <w:left w:w="100" w:type="dxa"/>
+              <w:right w:w="100" w:type="dxa"/>
+            </w:tcMar>
+          </w:tcPr>
+          <w:p>
+            <w:pPr>
+              <w:spacing w:before="40" w:after="40" w:line="276" w:lineRule="auto"/>
+              <w:jc w:val="center"/>
+            </w:pPr>
+            <w:r>
+              <w:rPr>
+                <w:rFonts w:ascii="Times New Roman" w:hAnsi="Times New Roman"/>
+                <w:sz w:val="26"/>
               </w:rPr>
               <w:t>1</w:t>
             </w:r>
@@ -1919,102 +2005,100 @@
         </w:tc>
         <w:tc>
           <w:tcPr>
-            <w:tcW w:type="dxa" w:w="794"/>
-            <w:vAlign w:val="center"/>
-            <w:tcW w:w="793" w:type="dxa"/>
-          </w:tcPr>
-          <w:p>
-            <w:pPr>
-              <w:jc w:val="center"/>
-            </w:pPr>
-            <w:r>
-              <w:rPr>
-                <w:rFonts w:ascii="Times New Roman" w:hAnsi="Times New Roman"/>
-                <w:sz w:val="26"/>
-              </w:rPr>
-              <w:t>4</w:t>
-            </w:r>
-          </w:p>
-        </w:tc>
-        <w:tc>
-          <w:tcPr>
-            <w:tcW w:type="dxa" w:w="5272"/>
-            <w:vAlign w:val="center"/>
-            <w:tcW w:w="5273" w:type="dxa"/>
-          </w:tcPr>
-          <w:p>
-            <w:pPr>
-              <w:spacing w:before="40" w:after="40" w:line="276" w:lineRule="auto"/>
-              <w:jc w:val="both"/>
-            </w:pPr>
-            <w:r>
-              <w:rPr>
-                <w:rFonts w:ascii="Times New Roman" w:hAnsi="Times New Roman"/>
-                <w:sz w:val="26"/>
-                <w:rFonts w:ascii="Times New Roman" w:hAnsi="Times New Roman" w:cs="Times New Roman"/>
-              </w:rPr>
-              <w:t>- Nêu chức năng cơ bản của mạng xã hội; nhận biết các website mạng xã hội và sử dụng chức năng giao lưu, chia sẻ.  - Nêu tên kênh trao đổi thông tin thông dụng; nêu hậu quả việc dùng thông tin sai trái.</w:t>
+            <w:tcW w:type="dxa" w:w="4649"/>
+            <w:tcMar>
+              <w:top w:w="80" w:type="dxa"/>
+              <w:bottom w:w="80" w:type="dxa"/>
+              <w:left w:w="100" w:type="dxa"/>
+              <w:right w:w="100" w:type="dxa"/>
+            </w:tcMar>
+          </w:tcPr>
+          <w:p>
+            <w:pPr>
+              <w:spacing w:before="40" w:after="40" w:line="276" w:lineRule="auto"/>
+              <w:jc w:val="left"/>
+            </w:pPr>
+            <w:r>
+              <w:rPr>
+                <w:rFonts w:ascii="Times New Roman" w:hAnsi="Times New Roman"/>
+                <w:sz w:val="26"/>
+              </w:rPr>
+              <w:t>Hiểu nguyên tắc tổ chức lưu trữ dữ liệu khoa học trong máy tính; biết cách xem thuộc tính tệp và dung lượng ổ đĩa.</w:t>
             </w:r>
           </w:p>
         </w:tc>
       </w:tr>
       <w:tr>
-        <w:tc>
-          <w:tcPr>
-            <w:tcW w:type="dxa" w:w="510"/>
-            <w:vAlign w:val="center"/>
-            <w:tcW w:w="510" w:type="dxa"/>
-          </w:tcPr>
-          <w:p>
-            <w:pPr>
-              <w:jc w:val="center"/>
-            </w:pPr>
-            <w:r>
-              <w:rPr>
-                <w:rFonts w:ascii="Times New Roman" w:hAnsi="Times New Roman"/>
-                <w:sz w:val="26"/>
-              </w:rPr>
-              <w:t>5</w:t>
-            </w:r>
-          </w:p>
-        </w:tc>
-        <w:tc>
-          <w:tcPr>
-            <w:tcW w:type="dxa" w:w="2154"/>
-            <w:vAlign w:val="center"/>
-            <w:tcW w:w="2154" w:type="dxa"/>
-          </w:tcPr>
-          <w:p>
-            <w:pPr>
-              <w:spacing w:before="40" w:after="40" w:line="276" w:lineRule="auto"/>
-              <w:jc w:val="both"/>
-            </w:pPr>
-            <w:r>
-              <w:rPr>
-                <w:rFonts w:ascii="Times New Roman" w:hAnsi="Times New Roman"/>
-                <w:sz w:val="26"/>
-                <w:rFonts w:ascii="Times New Roman" w:hAnsi="Times New Roman" w:cs="Times New Roman"/>
-              </w:rPr>
-              <w:t>Ôn tập Đánh giá định kỳ 1</w:t>
-            </w:r>
-          </w:p>
-        </w:tc>
+        <w:trPr>
+          <w:cantSplit/>
+        </w:trPr>
         <w:tc>
           <w:tcPr>
             <w:tcW w:type="dxa" w:w="624"/>
-            <w:vAlign w:val="center"/>
-            <w:tcW w:w="623" w:type="dxa"/>
-          </w:tcPr>
-          <w:p>
-            <w:pPr>
-              <w:spacing w:before="40" w:after="40" w:line="276" w:lineRule="auto"/>
-              <w:jc w:val="center"/>
-            </w:pPr>
-            <w:r>
-              <w:rPr>
-                <w:rFonts w:ascii="Times New Roman" w:hAnsi="Times New Roman"/>
-                <w:sz w:val="26"/>
-                <w:rFonts w:ascii="Times New Roman" w:hAnsi="Times New Roman" w:cs="Times New Roman"/>
+            <w:tcMar>
+              <w:top w:w="80" w:type="dxa"/>
+              <w:bottom w:w="80" w:type="dxa"/>
+              <w:left w:w="100" w:type="dxa"/>
+              <w:right w:w="100" w:type="dxa"/>
+            </w:tcMar>
+          </w:tcPr>
+          <w:p>
+            <w:pPr>
+              <w:spacing w:before="40" w:after="40" w:line="276" w:lineRule="auto"/>
+              <w:jc w:val="center"/>
+            </w:pPr>
+            <w:r>
+              <w:rPr>
+                <w:rFonts w:ascii="Times New Roman" w:hAnsi="Times New Roman"/>
+                <w:sz w:val="26"/>
+              </w:rPr>
+              <w:t>6</w:t>
+            </w:r>
+          </w:p>
+        </w:tc>
+        <w:tc>
+          <w:tcPr>
+            <w:tcW w:type="dxa" w:w="3175"/>
+            <w:tcMar>
+              <w:top w:w="80" w:type="dxa"/>
+              <w:bottom w:w="80" w:type="dxa"/>
+              <w:left w:w="100" w:type="dxa"/>
+              <w:right w:w="100" w:type="dxa"/>
+            </w:tcMar>
+          </w:tcPr>
+          <w:p>
+            <w:pPr>
+              <w:spacing w:before="40" w:after="40" w:line="276" w:lineRule="auto"/>
+              <w:jc w:val="left"/>
+            </w:pPr>
+            <w:r>
+              <w:rPr>
+                <w:rFonts w:ascii="Times New Roman" w:hAnsi="Times New Roman"/>
+                <w:sz w:val="26"/>
+              </w:rPr>
+              <w:t>Bài 3. Quản lý dữ liệu trong máy tính (Tiết 2)</w:t>
+            </w:r>
+          </w:p>
+        </w:tc>
+        <w:tc>
+          <w:tcPr>
+            <w:tcW w:type="dxa" w:w="907"/>
+            <w:tcMar>
+              <w:top w:w="80" w:type="dxa"/>
+              <w:bottom w:w="80" w:type="dxa"/>
+              <w:left w:w="100" w:type="dxa"/>
+              <w:right w:w="100" w:type="dxa"/>
+            </w:tcMar>
+          </w:tcPr>
+          <w:p>
+            <w:pPr>
+              <w:spacing w:before="40" w:after="40" w:line="276" w:lineRule="auto"/>
+              <w:jc w:val="center"/>
+            </w:pPr>
+            <w:r>
+              <w:rPr>
+                <w:rFonts w:ascii="Times New Roman" w:hAnsi="Times New Roman"/>
+                <w:sz w:val="26"/>
               </w:rPr>
               <w:t>1</w:t>
             </w:r>
@@ -2022,154 +2106,98 @@
         </w:tc>
         <w:tc>
           <w:tcPr>
-            <w:tcW w:type="dxa" w:w="794"/>
-            <w:vAlign w:val="center"/>
-            <w:tcW w:w="793" w:type="dxa"/>
-          </w:tcPr>
-          <w:p>
-            <w:pPr>
-              <w:jc w:val="center"/>
-            </w:pPr>
-            <w:r>
-              <w:rPr>
-                <w:rFonts w:ascii="Times New Roman" w:hAnsi="Times New Roman"/>
-                <w:sz w:val="26"/>
-              </w:rPr>
-              <w:t>5</w:t>
-            </w:r>
-          </w:p>
-        </w:tc>
-        <w:tc>
-          <w:tcPr>
-            <w:tcW w:type="dxa" w:w="5272"/>
-            <w:vAlign w:val="center"/>
-            <w:tcW w:w="5273" w:type="dxa"/>
-          </w:tcPr>
-          <w:p>
-            <w:pPr>
-              <w:spacing w:before="40" w:after="40" w:line="276" w:lineRule="auto"/>
-              <w:jc w:val="both"/>
-            </w:pPr>
-            <w:r>
-              <w:rPr>
-                <w:rFonts w:ascii="Times New Roman" w:hAnsi="Times New Roman"/>
-                <w:sz w:val="26"/>
-                <w:rFonts w:ascii="Times New Roman" w:hAnsi="Times New Roman" w:cs="Times New Roman"/>
-              </w:rPr>
-              <w:t>Hệ thống hóa kiến thức chuẩn bị Đánh giá định kỳ 1.</w:t>
+            <w:tcW w:type="dxa" w:w="4649"/>
+            <w:tcMar>
+              <w:top w:w="80" w:type="dxa"/>
+              <w:bottom w:w="80" w:type="dxa"/>
+              <w:left w:w="100" w:type="dxa"/>
+              <w:right w:w="100" w:type="dxa"/>
+            </w:tcMar>
+          </w:tcPr>
+          <w:p>
+            <w:pPr>
+              <w:spacing w:before="40" w:after="40" w:line="276" w:lineRule="auto"/>
+              <w:jc w:val="left"/>
+            </w:pPr>
+            <w:r>
+              <w:rPr>
+                <w:rFonts w:ascii="Times New Roman" w:hAnsi="Times New Roman"/>
+                <w:sz w:val="26"/>
+              </w:rPr>
+              <w:t>Thực hành các thao tác nén và giải nén tệp/thư mục; rèn luyện thói quen sao lưu dữ liệu phòng tránh mất mát thông tin.</w:t>
             </w:r>
           </w:p>
         </w:tc>
       </w:tr>
       <w:tr>
-        <w:tc>
-          <w:tcPr>
-            <w:tcW w:type="dxa" w:w="510"/>
-            <w:vAlign w:val="center"/>
-            <w:tcW w:w="510" w:type="dxa"/>
-          </w:tcPr>
-          <w:p>
-            <w:pPr>
-              <w:jc w:val="center"/>
-            </w:pPr>
-            <w:r>
-              <w:rPr>
-                <w:rFonts w:ascii="Times New Roman" w:hAnsi="Times New Roman"/>
-                <w:sz w:val="26"/>
-              </w:rPr>
-              <w:t>6</w:t>
-            </w:r>
-          </w:p>
-        </w:tc>
-        <w:tc>
-          <w:tcPr>
-            <w:tcW w:type="dxa" w:w="2154"/>
-            <w:vAlign w:val="center"/>
-            <w:tcW w:w="2154" w:type="dxa"/>
-          </w:tcPr>
-          <w:p>
-            <w:pPr>
-              <w:spacing w:before="40" w:after="40" w:line="276" w:lineRule="auto"/>
-              <w:jc w:val="both"/>
-            </w:pPr>
-            <w:r>
-              <w:rPr>
-                <w:rFonts w:ascii="Times New Roman" w:hAnsi="Times New Roman"/>
-                <w:sz w:val="26"/>
-                <w:rFonts w:ascii="Times New Roman" w:hAnsi="Times New Roman" w:cs="Times New Roman"/>
-              </w:rPr>
-              <w:t>Đánh giá định kỳ 1</w:t>
-            </w:r>
-          </w:p>
-        </w:tc>
-        <w:tc>
-          <w:tcPr>
-            <w:tcW w:type="dxa" w:w="624"/>
-            <w:vAlign w:val="center"/>
-            <w:tcW w:w="623" w:type="dxa"/>
-          </w:tcPr>
-          <w:p>
-            <w:pPr>
-              <w:spacing w:before="40" w:after="40" w:line="276" w:lineRule="auto"/>
-              <w:jc w:val="center"/>
-            </w:pPr>
-            <w:r>
-              <w:rPr>
-                <w:rFonts w:ascii="Times New Roman" w:hAnsi="Times New Roman"/>
-                <w:sz w:val="26"/>
-                <w:rFonts w:ascii="Times New Roman" w:hAnsi="Times New Roman" w:cs="Times New Roman"/>
-              </w:rPr>
-              <w:t>1</w:t>
-            </w:r>
-          </w:p>
-        </w:tc>
-        <w:tc>
-          <w:tcPr>
-            <w:tcW w:type="dxa" w:w="794"/>
-            <w:vAlign w:val="center"/>
-            <w:tcW w:w="793" w:type="dxa"/>
-          </w:tcPr>
-          <w:p>
-            <w:pPr>
-              <w:jc w:val="center"/>
-            </w:pPr>
-            <w:r>
-              <w:rPr>
-                <w:rFonts w:ascii="Times New Roman" w:hAnsi="Times New Roman"/>
-                <w:sz w:val="26"/>
-              </w:rPr>
-              <w:t>6</w:t>
-            </w:r>
-          </w:p>
-        </w:tc>
-        <w:tc>
-          <w:tcPr>
-            <w:tcW w:type="dxa" w:w="5272"/>
-            <w:vAlign w:val="center"/>
-            <w:tcW w:w="5273" w:type="dxa"/>
-          </w:tcPr>
-          <w:p>
-            <w:pPr>
-              <w:spacing w:before="40" w:after="40" w:line="276" w:lineRule="auto"/>
-              <w:jc w:val="both"/>
-            </w:pPr>
-            <w:r>
-              <w:rPr>
-                <w:rFonts w:ascii="Times New Roman" w:hAnsi="Times New Roman"/>
-                <w:sz w:val="26"/>
-                <w:rFonts w:ascii="Times New Roman" w:hAnsi="Times New Roman" w:cs="Times New Roman"/>
-              </w:rPr>
-              <w:t>Kiểm tra đánh giá kết quả học tập.</w:t>
+        <w:trPr>
+          <w:cantSplit/>
+        </w:trPr>
+        <w:tc>
+          <w:tcPr>
+            <w:tcW w:type="dxa" w:w="9308"/>
+            <w:gridSpan w:val="4"/>
+            <w:tcMar>
+              <w:top w:w="100" w:type="dxa"/>
+              <w:bottom w:w="100" w:type="dxa"/>
+              <w:left w:w="120" w:type="dxa"/>
+              <w:right w:w="120" w:type="dxa"/>
+            </w:tcMar>
+            <w:shd w:fill="F2F2F2"/>
+          </w:tcPr>
+          <w:p>
+            <w:pPr>
+              <w:spacing w:before="60" w:after="60" w:line="276" w:lineRule="auto"/>
+              <w:jc w:val="left"/>
+            </w:pPr>
+            <w:r>
+              <w:rPr>
+                <w:rFonts w:ascii="Times New Roman" w:hAnsi="Times New Roman"/>
+                <w:b/>
+                <w:sz w:val="26"/>
+              </w:rPr>
+              <w:t>Chủ đề 2: Tổ chức lưu trữ, tìm kiếm và trao đổi thông tin</w:t>
             </w:r>
           </w:p>
         </w:tc>
       </w:tr>
       <w:tr>
-        <w:tc>
-          <w:tcPr>
-            <w:tcW w:type="dxa" w:w="9310"/>
-            <w:gridSpan w:val="5"/>
-            <w:vAlign w:val="center"/>
+        <w:trPr>
+          <w:cantSplit/>
+        </w:trPr>
+        <w:tc>
+          <w:tcPr>
+            <w:tcW w:type="dxa" w:w="624"/>
+            <w:tcMar>
+              <w:top w:w="80" w:type="dxa"/>
+              <w:bottom w:w="80" w:type="dxa"/>
+              <w:left w:w="100" w:type="dxa"/>
+              <w:right w:w="100" w:type="dxa"/>
+            </w:tcMar>
+          </w:tcPr>
+          <w:p>
+            <w:pPr>
+              <w:spacing w:before="40" w:after="40" w:line="276" w:lineRule="auto"/>
+              <w:jc w:val="center"/>
+            </w:pPr>
+            <w:r>
+              <w:rPr>
+                <w:rFonts w:ascii="Times New Roman" w:hAnsi="Times New Roman"/>
+                <w:sz w:val="26"/>
+              </w:rPr>
+              <w:t>7</w:t>
+            </w:r>
+          </w:p>
+        </w:tc>
+        <w:tc>
+          <w:tcPr>
+            <w:tcW w:type="dxa" w:w="3175"/>
+            <w:tcMar>
+              <w:top w:w="80" w:type="dxa"/>
+              <w:bottom w:w="80" w:type="dxa"/>
+              <w:left w:w="100" w:type="dxa"/>
+              <w:right w:w="100" w:type="dxa"/>
+            </w:tcMar>
           </w:tcPr>
           <w:p>
             <w:pPr>
@@ -2179,72 +2207,132 @@
             <w:r>
               <w:rPr>
                 <w:rFonts w:ascii="Times New Roman" w:hAnsi="Times New Roman"/>
-                <w:b/>
-                <w:sz w:val="26"/>
-                <w:rFonts w:ascii="Times New Roman" w:hAnsi="Times New Roman" w:cs="Times New Roman"/>
-              </w:rPr>
-              <w:t>Chủ đề 3: Đạo đức, pháp luật và văn hóa trong môi trường số</w:t>
+                <w:sz w:val="26"/>
+              </w:rPr>
+              <w:t>Bài 4. Mạng xã hội và một số kênh trao đổi thông tin trên Internet (Tiết 1)</w:t>
+            </w:r>
+          </w:p>
+        </w:tc>
+        <w:tc>
+          <w:tcPr>
+            <w:tcW w:type="dxa" w:w="907"/>
+            <w:tcMar>
+              <w:top w:w="80" w:type="dxa"/>
+              <w:bottom w:w="80" w:type="dxa"/>
+              <w:left w:w="100" w:type="dxa"/>
+              <w:right w:w="100" w:type="dxa"/>
+            </w:tcMar>
+          </w:tcPr>
+          <w:p>
+            <w:pPr>
+              <w:spacing w:before="40" w:after="40" w:line="276" w:lineRule="auto"/>
+              <w:jc w:val="center"/>
+            </w:pPr>
+            <w:r>
+              <w:rPr>
+                <w:rFonts w:ascii="Times New Roman" w:hAnsi="Times New Roman"/>
+                <w:sz w:val="26"/>
+              </w:rPr>
+              <w:t>1</w:t>
+            </w:r>
+          </w:p>
+        </w:tc>
+        <w:tc>
+          <w:tcPr>
+            <w:tcW w:type="dxa" w:w="4649"/>
+            <w:tcMar>
+              <w:top w:w="80" w:type="dxa"/>
+              <w:bottom w:w="80" w:type="dxa"/>
+              <w:left w:w="100" w:type="dxa"/>
+              <w:right w:w="100" w:type="dxa"/>
+            </w:tcMar>
+          </w:tcPr>
+          <w:p>
+            <w:pPr>
+              <w:spacing w:before="40" w:after="40" w:line="276" w:lineRule="auto"/>
+              <w:jc w:val="left"/>
+            </w:pPr>
+            <w:r>
+              <w:rPr>
+                <w:rFonts w:ascii="Times New Roman" w:hAnsi="Times New Roman"/>
+                <w:sz w:val="26"/>
+              </w:rPr>
+              <w:t>Nêu chức năng cơ bản của mạng xã hội; nhận biết một số kênh trao đổi thông tin phổ biến trên Internet.</w:t>
             </w:r>
           </w:p>
         </w:tc>
       </w:tr>
       <w:tr>
-        <w:tc>
-          <w:tcPr>
-            <w:tcW w:type="dxa" w:w="510"/>
-            <w:vAlign w:val="center"/>
-            <w:tcW w:w="510" w:type="dxa"/>
-          </w:tcPr>
-          <w:p>
-            <w:pPr>
-              <w:jc w:val="center"/>
-            </w:pPr>
-            <w:r>
-              <w:rPr>
-                <w:rFonts w:ascii="Times New Roman" w:hAnsi="Times New Roman"/>
-                <w:sz w:val="26"/>
-              </w:rPr>
-              <w:t>7</w:t>
-            </w:r>
-          </w:p>
-        </w:tc>
-        <w:tc>
-          <w:tcPr>
-            <w:tcW w:type="dxa" w:w="2154"/>
-            <w:vAlign w:val="center"/>
-            <w:tcW w:w="2154" w:type="dxa"/>
-          </w:tcPr>
-          <w:p>
-            <w:pPr>
-              <w:spacing w:before="40" w:after="40" w:line="276" w:lineRule="auto"/>
-              <w:jc w:val="both"/>
-            </w:pPr>
-            <w:r>
-              <w:rPr>
-                <w:rFonts w:ascii="Times New Roman" w:hAnsi="Times New Roman"/>
-                <w:sz w:val="26"/>
-                <w:rFonts w:ascii="Times New Roman" w:hAnsi="Times New Roman" w:cs="Times New Roman"/>
-              </w:rPr>
-              <w:t>Bài 5. Ứng xử trên mạng</w:t>
-            </w:r>
-          </w:p>
-        </w:tc>
+        <w:trPr>
+          <w:cantSplit/>
+        </w:trPr>
         <w:tc>
           <w:tcPr>
             <w:tcW w:type="dxa" w:w="624"/>
-            <w:vAlign w:val="center"/>
-            <w:tcW w:w="623" w:type="dxa"/>
-          </w:tcPr>
-          <w:p>
-            <w:pPr>
-              <w:spacing w:before="40" w:after="40" w:line="276" w:lineRule="auto"/>
-              <w:jc w:val="center"/>
-            </w:pPr>
-            <w:r>
-              <w:rPr>
-                <w:rFonts w:ascii="Times New Roman" w:hAnsi="Times New Roman"/>
-                <w:sz w:val="26"/>
-                <w:rFonts w:ascii="Times New Roman" w:hAnsi="Times New Roman" w:cs="Times New Roman"/>
+            <w:tcMar>
+              <w:top w:w="80" w:type="dxa"/>
+              <w:bottom w:w="80" w:type="dxa"/>
+              <w:left w:w="100" w:type="dxa"/>
+              <w:right w:w="100" w:type="dxa"/>
+            </w:tcMar>
+          </w:tcPr>
+          <w:p>
+            <w:pPr>
+              <w:spacing w:before="40" w:after="40" w:line="276" w:lineRule="auto"/>
+              <w:jc w:val="center"/>
+            </w:pPr>
+            <w:r>
+              <w:rPr>
+                <w:rFonts w:ascii="Times New Roman" w:hAnsi="Times New Roman"/>
+                <w:sz w:val="26"/>
+              </w:rPr>
+              <w:t>8</w:t>
+            </w:r>
+          </w:p>
+        </w:tc>
+        <w:tc>
+          <w:tcPr>
+            <w:tcW w:type="dxa" w:w="3175"/>
+            <w:tcMar>
+              <w:top w:w="80" w:type="dxa"/>
+              <w:bottom w:w="80" w:type="dxa"/>
+              <w:left w:w="100" w:type="dxa"/>
+              <w:right w:w="100" w:type="dxa"/>
+            </w:tcMar>
+          </w:tcPr>
+          <w:p>
+            <w:pPr>
+              <w:spacing w:before="40" w:after="40" w:line="276" w:lineRule="auto"/>
+              <w:jc w:val="left"/>
+            </w:pPr>
+            <w:r>
+              <w:rPr>
+                <w:rFonts w:ascii="Times New Roman" w:hAnsi="Times New Roman"/>
+                <w:sz w:val="26"/>
+              </w:rPr>
+              <w:t>Bài 4. Mạng xã hội và một số kênh trao đổi thông tin trên Internet (Tiết 2)</w:t>
+            </w:r>
+          </w:p>
+        </w:tc>
+        <w:tc>
+          <w:tcPr>
+            <w:tcW w:type="dxa" w:w="907"/>
+            <w:tcMar>
+              <w:top w:w="80" w:type="dxa"/>
+              <w:bottom w:w="80" w:type="dxa"/>
+              <w:left w:w="100" w:type="dxa"/>
+              <w:right w:w="100" w:type="dxa"/>
+            </w:tcMar>
+          </w:tcPr>
+          <w:p>
+            <w:pPr>
+              <w:spacing w:before="40" w:after="40" w:line="276" w:lineRule="auto"/>
+              <w:jc w:val="center"/>
+            </w:pPr>
+            <w:r>
+              <w:rPr>
+                <w:rFonts w:ascii="Times New Roman" w:hAnsi="Times New Roman"/>
+                <w:sz w:val="26"/>
               </w:rPr>
               <w:t>1</w:t>
             </w:r>
@@ -2252,51 +2340,66 @@
         </w:tc>
         <w:tc>
           <w:tcPr>
-            <w:tcW w:type="dxa" w:w="794"/>
-            <w:vAlign w:val="center"/>
-            <w:tcW w:w="793" w:type="dxa"/>
-          </w:tcPr>
-          <w:p>
-            <w:pPr>
-              <w:jc w:val="center"/>
-            </w:pPr>
-            <w:r>
-              <w:rPr>
-                <w:rFonts w:ascii="Times New Roman" w:hAnsi="Times New Roman"/>
-                <w:sz w:val="26"/>
-              </w:rPr>
-              <w:t>7</w:t>
-            </w:r>
-          </w:p>
-        </w:tc>
-        <w:tc>
-          <w:tcPr>
-            <w:tcW w:type="dxa" w:w="5272"/>
-            <w:vAlign w:val="center"/>
-            <w:tcW w:w="5273" w:type="dxa"/>
-          </w:tcPr>
-          <w:p>
-            <w:pPr>
-              <w:spacing w:before="40" w:after="40" w:line="276" w:lineRule="auto"/>
-              <w:jc w:val="both"/>
-            </w:pPr>
-            <w:r>
-              <w:rPr>
-                <w:rFonts w:ascii="Times New Roman" w:hAnsi="Times New Roman"/>
-                <w:sz w:val="26"/>
-                <w:rFonts w:ascii="Times New Roman" w:hAnsi="Times New Roman" w:cs="Times New Roman"/>
-              </w:rPr>
-              <w:t>- Giao tiếp qua mạng đúng quy tắc, lịch sự, có văn hóa.  - Biết tác hại của bệnh nghiện Internet để phòng tránh; biết nhờ người lớn giúp đỡ khi cần.</w:t>
+            <w:tcW w:type="dxa" w:w="4649"/>
+            <w:tcMar>
+              <w:top w:w="80" w:type="dxa"/>
+              <w:bottom w:w="80" w:type="dxa"/>
+              <w:left w:w="100" w:type="dxa"/>
+              <w:right w:w="100" w:type="dxa"/>
+            </w:tcMar>
+          </w:tcPr>
+          <w:p>
+            <w:pPr>
+              <w:spacing w:before="40" w:after="40" w:line="276" w:lineRule="auto"/>
+              <w:jc w:val="left"/>
+            </w:pPr>
+            <w:r>
+              <w:rPr>
+                <w:rFonts w:ascii="Times New Roman" w:hAnsi="Times New Roman"/>
+                <w:sz w:val="26"/>
+              </w:rPr>
+              <w:t>Phân tích ưu điểm và rủi ro khi tham gia mạng xã hội; nêu ví dụ cụ thể về việc sử dụng mạng xã hội có trách nhiệm.</w:t>
             </w:r>
           </w:p>
         </w:tc>
       </w:tr>
       <w:tr>
-        <w:tc>
-          <w:tcPr>
-            <w:tcW w:type="dxa" w:w="9310"/>
-            <w:gridSpan w:val="5"/>
-            <w:vAlign w:val="center"/>
+        <w:trPr>
+          <w:cantSplit/>
+        </w:trPr>
+        <w:tc>
+          <w:tcPr>
+            <w:tcW w:type="dxa" w:w="624"/>
+            <w:tcMar>
+              <w:top w:w="80" w:type="dxa"/>
+              <w:bottom w:w="80" w:type="dxa"/>
+              <w:left w:w="100" w:type="dxa"/>
+              <w:right w:w="100" w:type="dxa"/>
+            </w:tcMar>
+          </w:tcPr>
+          <w:p>
+            <w:pPr>
+              <w:spacing w:before="40" w:after="40" w:line="276" w:lineRule="auto"/>
+              <w:jc w:val="center"/>
+            </w:pPr>
+            <w:r>
+              <w:rPr>
+                <w:rFonts w:ascii="Times New Roman" w:hAnsi="Times New Roman"/>
+                <w:sz w:val="26"/>
+              </w:rPr>
+              <w:t>9</w:t>
+            </w:r>
+          </w:p>
+        </w:tc>
+        <w:tc>
+          <w:tcPr>
+            <w:tcW w:type="dxa" w:w="3175"/>
+            <w:tcMar>
+              <w:top w:w="80" w:type="dxa"/>
+              <w:bottom w:w="80" w:type="dxa"/>
+              <w:left w:w="100" w:type="dxa"/>
+              <w:right w:w="100" w:type="dxa"/>
+            </w:tcMar>
           </w:tcPr>
           <w:p>
             <w:pPr>
@@ -2308,70 +2411,132 @@
                 <w:rFonts w:ascii="Times New Roman" w:hAnsi="Times New Roman"/>
                 <w:b/>
                 <w:sz w:val="26"/>
-                <w:rFonts w:ascii="Times New Roman" w:hAnsi="Times New Roman" w:cs="Times New Roman"/>
-              </w:rPr>
-              <w:t>Chủ đề 4: Ứng dụng tin học</w:t>
+              </w:rPr>
+              <w:t>Ôn tập Đánh giá định kỳ 1</w:t>
+            </w:r>
+          </w:p>
+        </w:tc>
+        <w:tc>
+          <w:tcPr>
+            <w:tcW w:type="dxa" w:w="907"/>
+            <w:tcMar>
+              <w:top w:w="80" w:type="dxa"/>
+              <w:bottom w:w="80" w:type="dxa"/>
+              <w:left w:w="100" w:type="dxa"/>
+              <w:right w:w="100" w:type="dxa"/>
+            </w:tcMar>
+          </w:tcPr>
+          <w:p>
+            <w:pPr>
+              <w:spacing w:before="40" w:after="40" w:line="276" w:lineRule="auto"/>
+              <w:jc w:val="center"/>
+            </w:pPr>
+            <w:r>
+              <w:rPr>
+                <w:rFonts w:ascii="Times New Roman" w:hAnsi="Times New Roman"/>
+                <w:sz w:val="26"/>
+              </w:rPr>
+              <w:t>1</w:t>
+            </w:r>
+          </w:p>
+        </w:tc>
+        <w:tc>
+          <w:tcPr>
+            <w:tcW w:type="dxa" w:w="4649"/>
+            <w:tcMar>
+              <w:top w:w="80" w:type="dxa"/>
+              <w:bottom w:w="80" w:type="dxa"/>
+              <w:left w:w="100" w:type="dxa"/>
+              <w:right w:w="100" w:type="dxa"/>
+            </w:tcMar>
+          </w:tcPr>
+          <w:p>
+            <w:pPr>
+              <w:spacing w:before="40" w:after="40" w:line="276" w:lineRule="auto"/>
+              <w:jc w:val="left"/>
+            </w:pPr>
+            <w:r>
+              <w:rPr>
+                <w:rFonts w:ascii="Times New Roman" w:hAnsi="Times New Roman"/>
+                <w:sz w:val="26"/>
+              </w:rPr>
+              <w:t>Hệ thống hóa kiến thức về thiết bị vào-ra, hệ điều hành, phần mềm ứng dụng, quản lý dữ liệu và mạng xã hội.</w:t>
             </w:r>
           </w:p>
         </w:tc>
       </w:tr>
       <w:tr>
-        <w:tc>
-          <w:tcPr>
-            <w:tcW w:type="dxa" w:w="510"/>
-            <w:vAlign w:val="center"/>
-            <w:tcW w:w="510" w:type="dxa"/>
-          </w:tcPr>
-          <w:p>
-            <w:pPr>
-              <w:jc w:val="center"/>
-            </w:pPr>
-            <w:r>
-              <w:rPr>
-                <w:rFonts w:ascii="Times New Roman" w:hAnsi="Times New Roman"/>
-                <w:sz w:val="26"/>
-              </w:rPr>
-              <w:t>8</w:t>
-            </w:r>
-          </w:p>
-        </w:tc>
-        <w:tc>
-          <w:tcPr>
-            <w:tcW w:type="dxa" w:w="2154"/>
-            <w:vAlign w:val="center"/>
-            <w:tcW w:w="2154" w:type="dxa"/>
-          </w:tcPr>
-          <w:p>
-            <w:pPr>
-              <w:spacing w:before="40" w:after="40" w:line="276" w:lineRule="auto"/>
-              <w:jc w:val="both"/>
-            </w:pPr>
-            <w:r>
-              <w:rPr>
-                <w:rFonts w:ascii="Times New Roman" w:hAnsi="Times New Roman"/>
-                <w:sz w:val="26"/>
-                <w:rFonts w:ascii="Times New Roman" w:hAnsi="Times New Roman" w:cs="Times New Roman"/>
-              </w:rPr>
-              <w:t>Bài 6. Làm quen với phần mềm bảng tính</w:t>
-            </w:r>
-          </w:p>
-        </w:tc>
+        <w:trPr>
+          <w:cantSplit/>
+        </w:trPr>
         <w:tc>
           <w:tcPr>
             <w:tcW w:type="dxa" w:w="624"/>
-            <w:vAlign w:val="center"/>
-            <w:tcW w:w="623" w:type="dxa"/>
-          </w:tcPr>
-          <w:p>
-            <w:pPr>
-              <w:spacing w:before="40" w:after="40" w:line="276" w:lineRule="auto"/>
-              <w:jc w:val="center"/>
-            </w:pPr>
-            <w:r>
-              <w:rPr>
-                <w:rFonts w:ascii="Times New Roman" w:hAnsi="Times New Roman"/>
-                <w:sz w:val="26"/>
-                <w:rFonts w:ascii="Times New Roman" w:hAnsi="Times New Roman" w:cs="Times New Roman"/>
+            <w:tcMar>
+              <w:top w:w="80" w:type="dxa"/>
+              <w:bottom w:w="80" w:type="dxa"/>
+              <w:left w:w="100" w:type="dxa"/>
+              <w:right w:w="100" w:type="dxa"/>
+            </w:tcMar>
+          </w:tcPr>
+          <w:p>
+            <w:pPr>
+              <w:spacing w:before="40" w:after="40" w:line="276" w:lineRule="auto"/>
+              <w:jc w:val="center"/>
+            </w:pPr>
+            <w:r>
+              <w:rPr>
+                <w:rFonts w:ascii="Times New Roman" w:hAnsi="Times New Roman"/>
+                <w:sz w:val="26"/>
+              </w:rPr>
+              <w:t>10</w:t>
+            </w:r>
+          </w:p>
+        </w:tc>
+        <w:tc>
+          <w:tcPr>
+            <w:tcW w:type="dxa" w:w="3175"/>
+            <w:tcMar>
+              <w:top w:w="80" w:type="dxa"/>
+              <w:bottom w:w="80" w:type="dxa"/>
+              <w:left w:w="100" w:type="dxa"/>
+              <w:right w:w="100" w:type="dxa"/>
+            </w:tcMar>
+          </w:tcPr>
+          <w:p>
+            <w:pPr>
+              <w:spacing w:before="40" w:after="40" w:line="276" w:lineRule="auto"/>
+              <w:jc w:val="left"/>
+            </w:pPr>
+            <w:r>
+              <w:rPr>
+                <w:rFonts w:ascii="Times New Roman" w:hAnsi="Times New Roman"/>
+                <w:b/>
+                <w:sz w:val="26"/>
+              </w:rPr>
+              <w:t>Đánh giá định kỳ 1</w:t>
+            </w:r>
+          </w:p>
+        </w:tc>
+        <w:tc>
+          <w:tcPr>
+            <w:tcW w:type="dxa" w:w="907"/>
+            <w:tcMar>
+              <w:top w:w="80" w:type="dxa"/>
+              <w:bottom w:w="80" w:type="dxa"/>
+              <w:left w:w="100" w:type="dxa"/>
+              <w:right w:w="100" w:type="dxa"/>
+            </w:tcMar>
+          </w:tcPr>
+          <w:p>
+            <w:pPr>
+              <w:spacing w:before="40" w:after="40" w:line="276" w:lineRule="auto"/>
+              <w:jc w:val="center"/>
+            </w:pPr>
+            <w:r>
+              <w:rPr>
+                <w:rFonts w:ascii="Times New Roman" w:hAnsi="Times New Roman"/>
+                <w:sz w:val="26"/>
               </w:rPr>
               <w:t>1</w:t>
             </w:r>
@@ -2379,205 +2544,132 @@
         </w:tc>
         <w:tc>
           <w:tcPr>
-            <w:tcW w:type="dxa" w:w="794"/>
-            <w:vAlign w:val="center"/>
-            <w:tcW w:w="793" w:type="dxa"/>
-          </w:tcPr>
-          <w:p>
-            <w:pPr>
-              <w:jc w:val="center"/>
-            </w:pPr>
-            <w:r>
-              <w:rPr>
-                <w:rFonts w:ascii="Times New Roman" w:hAnsi="Times New Roman"/>
-                <w:sz w:val="26"/>
-              </w:rPr>
-              <w:t>8</w:t>
-            </w:r>
-          </w:p>
-        </w:tc>
-        <w:tc>
-          <w:tcPr>
-            <w:tcW w:type="dxa" w:w="5272"/>
-            <w:vAlign w:val="center"/>
-            <w:tcW w:w="5273" w:type="dxa"/>
-          </w:tcPr>
-          <w:p>
-            <w:pPr>
-              <w:spacing w:before="40" w:after="40" w:line="276" w:lineRule="auto"/>
-              <w:jc w:val="both"/>
-            </w:pPr>
-            <w:r>
-              <w:rPr>
-                <w:rFonts w:ascii="Times New Roman" w:hAnsi="Times New Roman"/>
-                <w:sz w:val="26"/>
-                <w:rFonts w:ascii="Times New Roman" w:hAnsi="Times New Roman" w:cs="Times New Roman"/>
-              </w:rPr>
-              <w:t>- Nhận biết khái niệm/chức năng cơ bản của phần mềm bảng tính.  - Nhập, điều chỉnh dữ liệu đơn giản; thay đổi phông chữ, màu nền, căn chỉnh ô tính, độ rộng cột.</w:t>
+            <w:tcW w:type="dxa" w:w="4649"/>
+            <w:tcMar>
+              <w:top w:w="80" w:type="dxa"/>
+              <w:bottom w:w="80" w:type="dxa"/>
+              <w:left w:w="100" w:type="dxa"/>
+              <w:right w:w="100" w:type="dxa"/>
+            </w:tcMar>
+          </w:tcPr>
+          <w:p>
+            <w:pPr>
+              <w:spacing w:before="40" w:after="40" w:line="276" w:lineRule="auto"/>
+              <w:jc w:val="left"/>
+            </w:pPr>
+            <w:r>
+              <w:rPr>
+                <w:rFonts w:ascii="Times New Roman" w:hAnsi="Times New Roman"/>
+                <w:sz w:val="26"/>
+              </w:rPr>
+              <w:t>Kiểm tra, đánh giá mức độ đạt chuẩn kiến thức và kỹ năng sử dụng thiết bị số, quản trị dữ liệu giữa Học kì 1.</w:t>
             </w:r>
           </w:p>
         </w:tc>
       </w:tr>
       <w:tr>
-        <w:tc>
-          <w:tcPr>
-            <w:tcW w:type="dxa" w:w="510"/>
-            <w:vAlign w:val="center"/>
-            <w:tcW w:w="510" w:type="dxa"/>
-          </w:tcPr>
-          <w:p>
-            <w:pPr>
-              <w:jc w:val="center"/>
-            </w:pPr>
-            <w:r>
-              <w:rPr>
-                <w:rFonts w:ascii="Times New Roman" w:hAnsi="Times New Roman"/>
-                <w:sz w:val="26"/>
-              </w:rPr>
-              <w:t>9</w:t>
-            </w:r>
-          </w:p>
-        </w:tc>
-        <w:tc>
-          <w:tcPr>
-            <w:tcW w:type="dxa" w:w="2154"/>
-            <w:vAlign w:val="center"/>
-            <w:tcW w:w="2154" w:type="dxa"/>
-          </w:tcPr>
-          <w:p>
-            <w:pPr>
-              <w:spacing w:before="40" w:after="40" w:line="276" w:lineRule="auto"/>
-              <w:jc w:val="both"/>
-            </w:pPr>
-            <w:r>
-              <w:rPr>
-                <w:rFonts w:ascii="Times New Roman" w:hAnsi="Times New Roman"/>
-                <w:sz w:val="26"/>
-                <w:rFonts w:ascii="Times New Roman" w:hAnsi="Times New Roman" w:cs="Times New Roman"/>
-              </w:rPr>
-              <w:t>Bài 7. Tính toán tự động trên bảng tính</w:t>
-            </w:r>
-          </w:p>
-        </w:tc>
-        <w:tc>
-          <w:tcPr>
-            <w:tcW w:type="dxa" w:w="624"/>
-            <w:vAlign w:val="center"/>
-            <w:tcW w:w="623" w:type="dxa"/>
-          </w:tcPr>
-          <w:p>
-            <w:pPr>
-              <w:spacing w:before="40" w:after="40" w:line="276" w:lineRule="auto"/>
-              <w:jc w:val="center"/>
-            </w:pPr>
-            <w:r>
-              <w:rPr>
-                <w:rFonts w:ascii="Times New Roman" w:hAnsi="Times New Roman"/>
-                <w:sz w:val="26"/>
-                <w:rFonts w:ascii="Times New Roman" w:hAnsi="Times New Roman" w:cs="Times New Roman"/>
-              </w:rPr>
-              <w:t>1</w:t>
-            </w:r>
-          </w:p>
-        </w:tc>
-        <w:tc>
-          <w:tcPr>
-            <w:tcW w:type="dxa" w:w="794"/>
-            <w:vAlign w:val="center"/>
-            <w:tcW w:w="793" w:type="dxa"/>
-          </w:tcPr>
-          <w:p>
-            <w:pPr>
-              <w:jc w:val="center"/>
-            </w:pPr>
-            <w:r>
-              <w:rPr>
-                <w:rFonts w:ascii="Times New Roman" w:hAnsi="Times New Roman"/>
-                <w:sz w:val="26"/>
-              </w:rPr>
-              <w:t>9</w:t>
-            </w:r>
-          </w:p>
-        </w:tc>
-        <w:tc>
-          <w:tcPr>
-            <w:tcW w:type="dxa" w:w="5272"/>
-            <w:vAlign w:val="center"/>
-            <w:tcW w:w="5273" w:type="dxa"/>
-          </w:tcPr>
-          <w:p>
-            <w:pPr>
-              <w:spacing w:before="40" w:after="40" w:line="276" w:lineRule="auto"/>
-              <w:jc w:val="both"/>
-            </w:pPr>
-            <w:r>
-              <w:rPr>
-                <w:rFonts w:ascii="Times New Roman" w:hAnsi="Times New Roman"/>
-                <w:sz w:val="26"/>
-                <w:rFonts w:ascii="Times New Roman" w:hAnsi="Times New Roman" w:cs="Times New Roman"/>
-              </w:rPr>
-              <w:t>- Nhận biết kiểu dữ liệu; biết nhập và sao chép công thức trên bảng tính.  - Giải thích việc đưa công thức vào bảng tính là cách điều khiển tính toán tự động.</w:t>
+        <w:trPr>
+          <w:cantSplit/>
+        </w:trPr>
+        <w:tc>
+          <w:tcPr>
+            <w:tcW w:type="dxa" w:w="9308"/>
+            <w:gridSpan w:val="4"/>
+            <w:tcMar>
+              <w:top w:w="100" w:type="dxa"/>
+              <w:bottom w:w="100" w:type="dxa"/>
+              <w:left w:w="120" w:type="dxa"/>
+              <w:right w:w="120" w:type="dxa"/>
+            </w:tcMar>
+            <w:shd w:fill="F2F2F2"/>
+          </w:tcPr>
+          <w:p>
+            <w:pPr>
+              <w:spacing w:before="60" w:after="60" w:line="276" w:lineRule="auto"/>
+              <w:jc w:val="left"/>
+            </w:pPr>
+            <w:r>
+              <w:rPr>
+                <w:rFonts w:ascii="Times New Roman" w:hAnsi="Times New Roman"/>
+                <w:b/>
+                <w:sz w:val="26"/>
+              </w:rPr>
+              <w:t>Chủ đề 3: Đạo đức, pháp luật và văn hoá trong môi trường số</w:t>
             </w:r>
           </w:p>
         </w:tc>
       </w:tr>
       <w:tr>
-        <w:tc>
-          <w:tcPr>
-            <w:tcW w:type="dxa" w:w="510"/>
-            <w:vAlign w:val="center"/>
-            <w:tcW w:w="510" w:type="dxa"/>
-          </w:tcPr>
-          <w:p>
-            <w:pPr>
-              <w:jc w:val="center"/>
-            </w:pPr>
-            <w:r>
-              <w:rPr>
-                <w:rFonts w:ascii="Times New Roman" w:hAnsi="Times New Roman"/>
-                <w:sz w:val="26"/>
-              </w:rPr>
-              <w:t>10</w:t>
-            </w:r>
-          </w:p>
-        </w:tc>
-        <w:tc>
-          <w:tcPr>
-            <w:tcW w:type="dxa" w:w="2154"/>
-            <w:vAlign w:val="center"/>
-            <w:tcW w:w="2154" w:type="dxa"/>
-          </w:tcPr>
-          <w:p>
-            <w:pPr>
-              <w:spacing w:before="40" w:after="40" w:line="276" w:lineRule="auto"/>
-              <w:jc w:val="both"/>
-            </w:pPr>
-            <w:r>
-              <w:rPr>
-                <w:rFonts w:ascii="Times New Roman" w:hAnsi="Times New Roman"/>
-                <w:sz w:val="26"/>
-                <w:rFonts w:ascii="Times New Roman" w:hAnsi="Times New Roman" w:cs="Times New Roman"/>
-              </w:rPr>
-              <w:t>Bài 8. Công cụ hỗ trợ tính toán</w:t>
-            </w:r>
-          </w:p>
-        </w:tc>
+        <w:trPr>
+          <w:cantSplit/>
+        </w:trPr>
         <w:tc>
           <w:tcPr>
             <w:tcW w:type="dxa" w:w="624"/>
-            <w:vAlign w:val="center"/>
-            <w:tcW w:w="623" w:type="dxa"/>
-          </w:tcPr>
-          <w:p>
-            <w:pPr>
-              <w:spacing w:before="40" w:after="40" w:line="276" w:lineRule="auto"/>
-              <w:jc w:val="center"/>
-            </w:pPr>
-            <w:r>
-              <w:rPr>
-                <w:rFonts w:ascii="Times New Roman" w:hAnsi="Times New Roman"/>
-                <w:sz w:val="26"/>
-                <w:rFonts w:ascii="Times New Roman" w:hAnsi="Times New Roman" w:cs="Times New Roman"/>
+            <w:tcMar>
+              <w:top w:w="80" w:type="dxa"/>
+              <w:bottom w:w="80" w:type="dxa"/>
+              <w:left w:w="100" w:type="dxa"/>
+              <w:right w:w="100" w:type="dxa"/>
+            </w:tcMar>
+          </w:tcPr>
+          <w:p>
+            <w:pPr>
+              <w:spacing w:before="40" w:after="40" w:line="276" w:lineRule="auto"/>
+              <w:jc w:val="center"/>
+            </w:pPr>
+            <w:r>
+              <w:rPr>
+                <w:rFonts w:ascii="Times New Roman" w:hAnsi="Times New Roman"/>
+                <w:sz w:val="26"/>
+              </w:rPr>
+              <w:t>11</w:t>
+            </w:r>
+          </w:p>
+        </w:tc>
+        <w:tc>
+          <w:tcPr>
+            <w:tcW w:type="dxa" w:w="3175"/>
+            <w:tcMar>
+              <w:top w:w="80" w:type="dxa"/>
+              <w:bottom w:w="80" w:type="dxa"/>
+              <w:left w:w="100" w:type="dxa"/>
+              <w:right w:w="100" w:type="dxa"/>
+            </w:tcMar>
+          </w:tcPr>
+          <w:p>
+            <w:pPr>
+              <w:spacing w:before="40" w:after="40" w:line="276" w:lineRule="auto"/>
+              <w:jc w:val="left"/>
+            </w:pPr>
+            <w:r>
+              <w:rPr>
+                <w:rFonts w:ascii="Times New Roman" w:hAnsi="Times New Roman"/>
+                <w:sz w:val="26"/>
+              </w:rPr>
+              <w:t>Bài 5. Ứng xử trên mạng (Tiết 1)</w:t>
+            </w:r>
+          </w:p>
+        </w:tc>
+        <w:tc>
+          <w:tcPr>
+            <w:tcW w:type="dxa" w:w="907"/>
+            <w:tcMar>
+              <w:top w:w="80" w:type="dxa"/>
+              <w:bottom w:w="80" w:type="dxa"/>
+              <w:left w:w="100" w:type="dxa"/>
+              <w:right w:w="100" w:type="dxa"/>
+            </w:tcMar>
+          </w:tcPr>
+          <w:p>
+            <w:pPr>
+              <w:spacing w:before="40" w:after="40" w:line="276" w:lineRule="auto"/>
+              <w:jc w:val="center"/>
+            </w:pPr>
+            <w:r>
+              <w:rPr>
+                <w:rFonts w:ascii="Times New Roman" w:hAnsi="Times New Roman"/>
+                <w:sz w:val="26"/>
               </w:rPr>
               <w:t>1</w:t>
             </w:r>
@@ -2585,102 +2677,100 @@
         </w:tc>
         <w:tc>
           <w:tcPr>
-            <w:tcW w:type="dxa" w:w="794"/>
-            <w:vAlign w:val="center"/>
-            <w:tcW w:w="793" w:type="dxa"/>
-          </w:tcPr>
-          <w:p>
-            <w:pPr>
-              <w:jc w:val="center"/>
-            </w:pPr>
-            <w:r>
-              <w:rPr>
-                <w:rFonts w:ascii="Times New Roman" w:hAnsi="Times New Roman"/>
-                <w:sz w:val="26"/>
-              </w:rPr>
-              <w:t>10</w:t>
-            </w:r>
-          </w:p>
-        </w:tc>
-        <w:tc>
-          <w:tcPr>
-            <w:tcW w:type="dxa" w:w="5272"/>
-            <w:vAlign w:val="center"/>
-            <w:tcW w:w="5273" w:type="dxa"/>
-          </w:tcPr>
-          <w:p>
-            <w:pPr>
-              <w:spacing w:before="40" w:after="40" w:line="276" w:lineRule="auto"/>
-              <w:jc w:val="both"/>
-            </w:pPr>
-            <w:r>
-              <w:rPr>
-                <w:rFonts w:ascii="Times New Roman" w:hAnsi="Times New Roman"/>
-                <w:sz w:val="26"/>
-                <w:rFonts w:ascii="Times New Roman" w:hAnsi="Times New Roman" w:cs="Times New Roman"/>
-              </w:rPr>
-              <w:t>- Thực hiện phép toán thông dụng; sử dụng hàm đơn giản: MAX, MIN, AVERAGE, COUNT,...</w:t>
+            <w:tcW w:type="dxa" w:w="4649"/>
+            <w:tcMar>
+              <w:top w:w="80" w:type="dxa"/>
+              <w:bottom w:w="80" w:type="dxa"/>
+              <w:left w:w="100" w:type="dxa"/>
+              <w:right w:w="100" w:type="dxa"/>
+            </w:tcMar>
+          </w:tcPr>
+          <w:p>
+            <w:pPr>
+              <w:spacing w:before="40" w:after="40" w:line="276" w:lineRule="auto"/>
+              <w:jc w:val="left"/>
+            </w:pPr>
+            <w:r>
+              <w:rPr>
+                <w:rFonts w:ascii="Times New Roman" w:hAnsi="Times New Roman"/>
+                <w:sz w:val="26"/>
+              </w:rPr>
+              <w:t>Hiểu và tuân thủ các quy tắc ứng xử có văn hóa trên môi trường mạng; biết cách phòng tránh các hành vi vi phạm đạo đức, pháp luật.</w:t>
             </w:r>
           </w:p>
         </w:tc>
       </w:tr>
       <w:tr>
-        <w:tc>
-          <w:tcPr>
-            <w:tcW w:type="dxa" w:w="510"/>
-            <w:vAlign w:val="center"/>
-            <w:tcW w:w="510" w:type="dxa"/>
-          </w:tcPr>
-          <w:p>
-            <w:pPr>
-              <w:jc w:val="center"/>
-            </w:pPr>
-            <w:r>
-              <w:rPr>
-                <w:rFonts w:ascii="Times New Roman" w:hAnsi="Times New Roman"/>
-                <w:sz w:val="26"/>
-              </w:rPr>
-              <w:t>11</w:t>
-            </w:r>
-          </w:p>
-        </w:tc>
-        <w:tc>
-          <w:tcPr>
-            <w:tcW w:type="dxa" w:w="2154"/>
-            <w:vAlign w:val="center"/>
-            <w:tcW w:w="2154" w:type="dxa"/>
-          </w:tcPr>
-          <w:p>
-            <w:pPr>
-              <w:spacing w:before="40" w:after="40" w:line="276" w:lineRule="auto"/>
-              <w:jc w:val="both"/>
-            </w:pPr>
-            <w:r>
-              <w:rPr>
-                <w:rFonts w:ascii="Times New Roman" w:hAnsi="Times New Roman"/>
-                <w:sz w:val="26"/>
-                <w:rFonts w:ascii="Times New Roman" w:hAnsi="Times New Roman" w:cs="Times New Roman"/>
-              </w:rPr>
-              <w:t>Ôn tập Đánh giá định kỳ 2</w:t>
-            </w:r>
-          </w:p>
-        </w:tc>
+        <w:trPr>
+          <w:cantSplit/>
+        </w:trPr>
         <w:tc>
           <w:tcPr>
             <w:tcW w:type="dxa" w:w="624"/>
-            <w:vAlign w:val="center"/>
-            <w:tcW w:w="623" w:type="dxa"/>
-          </w:tcPr>
-          <w:p>
-            <w:pPr>
-              <w:spacing w:before="40" w:after="40" w:line="276" w:lineRule="auto"/>
-              <w:jc w:val="center"/>
-            </w:pPr>
-            <w:r>
-              <w:rPr>
-                <w:rFonts w:ascii="Times New Roman" w:hAnsi="Times New Roman"/>
-                <w:sz w:val="26"/>
-                <w:rFonts w:ascii="Times New Roman" w:hAnsi="Times New Roman" w:cs="Times New Roman"/>
+            <w:tcMar>
+              <w:top w:w="80" w:type="dxa"/>
+              <w:bottom w:w="80" w:type="dxa"/>
+              <w:left w:w="100" w:type="dxa"/>
+              <w:right w:w="100" w:type="dxa"/>
+            </w:tcMar>
+          </w:tcPr>
+          <w:p>
+            <w:pPr>
+              <w:spacing w:before="40" w:after="40" w:line="276" w:lineRule="auto"/>
+              <w:jc w:val="center"/>
+            </w:pPr>
+            <w:r>
+              <w:rPr>
+                <w:rFonts w:ascii="Times New Roman" w:hAnsi="Times New Roman"/>
+                <w:sz w:val="26"/>
+              </w:rPr>
+              <w:t>12</w:t>
+            </w:r>
+          </w:p>
+        </w:tc>
+        <w:tc>
+          <w:tcPr>
+            <w:tcW w:type="dxa" w:w="3175"/>
+            <w:tcMar>
+              <w:top w:w="80" w:type="dxa"/>
+              <w:bottom w:w="80" w:type="dxa"/>
+              <w:left w:w="100" w:type="dxa"/>
+              <w:right w:w="100" w:type="dxa"/>
+            </w:tcMar>
+          </w:tcPr>
+          <w:p>
+            <w:pPr>
+              <w:spacing w:before="40" w:after="40" w:line="276" w:lineRule="auto"/>
+              <w:jc w:val="left"/>
+            </w:pPr>
+            <w:r>
+              <w:rPr>
+                <w:rFonts w:ascii="Times New Roman" w:hAnsi="Times New Roman"/>
+                <w:sz w:val="26"/>
+              </w:rPr>
+              <w:t>Bài 5. Ứng xử trên mạng (Tiết 2)</w:t>
+            </w:r>
+          </w:p>
+        </w:tc>
+        <w:tc>
+          <w:tcPr>
+            <w:tcW w:type="dxa" w:w="907"/>
+            <w:tcMar>
+              <w:top w:w="80" w:type="dxa"/>
+              <w:bottom w:w="80" w:type="dxa"/>
+              <w:left w:w="100" w:type="dxa"/>
+              <w:right w:w="100" w:type="dxa"/>
+            </w:tcMar>
+          </w:tcPr>
+          <w:p>
+            <w:pPr>
+              <w:spacing w:before="40" w:after="40" w:line="276" w:lineRule="auto"/>
+              <w:jc w:val="center"/>
+            </w:pPr>
+            <w:r>
+              <w:rPr>
+                <w:rFonts w:ascii="Times New Roman" w:hAnsi="Times New Roman"/>
+                <w:sz w:val="26"/>
               </w:rPr>
               <w:t>1</w:t>
             </w:r>
@@ -2688,157 +2778,78 @@
         </w:tc>
         <w:tc>
           <w:tcPr>
-            <w:tcW w:type="dxa" w:w="794"/>
-            <w:vAlign w:val="center"/>
-            <w:tcW w:w="793" w:type="dxa"/>
-          </w:tcPr>
-          <w:p>
-            <w:pPr>
-              <w:jc w:val="center"/>
-            </w:pPr>
-            <w:r>
-              <w:rPr>
-                <w:rFonts w:ascii="Times New Roman" w:hAnsi="Times New Roman"/>
-                <w:sz w:val="26"/>
-              </w:rPr>
-              <w:t>11</w:t>
-            </w:r>
-          </w:p>
-        </w:tc>
-        <w:tc>
-          <w:tcPr>
-            <w:tcW w:type="dxa" w:w="5272"/>
-            <w:vAlign w:val="center"/>
-            <w:tcW w:w="5273" w:type="dxa"/>
-          </w:tcPr>
-          <w:p>
-            <w:pPr>
-              <w:spacing w:before="40" w:after="40" w:line="276" w:lineRule="auto"/>
-              <w:jc w:val="both"/>
-            </w:pPr>
-            <w:r>
-              <w:rPr>
-                <w:rFonts w:ascii="Times New Roman" w:hAnsi="Times New Roman"/>
-                <w:sz w:val="26"/>
-                <w:rFonts w:ascii="Times New Roman" w:hAnsi="Times New Roman" w:cs="Times New Roman"/>
-              </w:rPr>
-              <w:t>Hệ thống hóa kiến thức chuẩn bị Đánh giá định kỳ 2.</w:t>
+            <w:tcW w:type="dxa" w:w="4649"/>
+            <w:tcMar>
+              <w:top w:w="80" w:type="dxa"/>
+              <w:bottom w:w="80" w:type="dxa"/>
+              <w:left w:w="100" w:type="dxa"/>
+              <w:right w:w="100" w:type="dxa"/>
+            </w:tcMar>
+          </w:tcPr>
+          <w:p>
+            <w:pPr>
+              <w:spacing w:before="40" w:after="40" w:line="276" w:lineRule="auto"/>
+              <w:jc w:val="left"/>
+            </w:pPr>
+            <w:r>
+              <w:rPr>
+                <w:rFonts w:ascii="Times New Roman" w:hAnsi="Times New Roman"/>
+                <w:sz w:val="26"/>
+              </w:rPr>
+              <w:t>Phân tích các tình huống giao tiếp trên không gian mạng; biết cách bảo vệ bản thân trước nạn bắt nạt trực tuyến (Cyberbullying).</w:t>
             </w:r>
           </w:p>
         </w:tc>
       </w:tr>
       <w:tr>
-        <w:tc>
-          <w:tcPr>
-            <w:tcW w:type="dxa" w:w="510"/>
-            <w:vAlign w:val="center"/>
-            <w:tcW w:w="510" w:type="dxa"/>
-          </w:tcPr>
-          <w:p>
-            <w:pPr>
-              <w:jc w:val="center"/>
-            </w:pPr>
-            <w:r>
-              <w:rPr>
-                <w:rFonts w:ascii="Times New Roman" w:hAnsi="Times New Roman"/>
-                <w:sz w:val="26"/>
-              </w:rPr>
-              <w:t>12</w:t>
-            </w:r>
-          </w:p>
-        </w:tc>
-        <w:tc>
-          <w:tcPr>
-            <w:tcW w:type="dxa" w:w="2154"/>
-            <w:vAlign w:val="center"/>
-            <w:tcW w:w="2154" w:type="dxa"/>
-          </w:tcPr>
-          <w:p>
-            <w:pPr>
-              <w:spacing w:before="40" w:after="40" w:line="276" w:lineRule="auto"/>
-              <w:jc w:val="both"/>
-            </w:pPr>
-            <w:r>
-              <w:rPr>
-                <w:rFonts w:ascii="Times New Roman" w:hAnsi="Times New Roman"/>
-                <w:sz w:val="26"/>
-                <w:rFonts w:ascii="Times New Roman" w:hAnsi="Times New Roman" w:cs="Times New Roman"/>
-              </w:rPr>
-              <w:t>Đánh giá định kỳ 2</w:t>
-            </w:r>
-          </w:p>
-        </w:tc>
-        <w:tc>
-          <w:tcPr>
-            <w:tcW w:type="dxa" w:w="624"/>
-            <w:vAlign w:val="center"/>
-            <w:tcW w:w="623" w:type="dxa"/>
-          </w:tcPr>
-          <w:p>
-            <w:pPr>
-              <w:spacing w:before="40" w:after="40" w:line="276" w:lineRule="auto"/>
-              <w:jc w:val="center"/>
-            </w:pPr>
-            <w:r>
-              <w:rPr>
-                <w:rFonts w:ascii="Times New Roman" w:hAnsi="Times New Roman"/>
-                <w:sz w:val="26"/>
-                <w:rFonts w:ascii="Times New Roman" w:hAnsi="Times New Roman" w:cs="Times New Roman"/>
-              </w:rPr>
-              <w:t>1</w:t>
-            </w:r>
-          </w:p>
-        </w:tc>
-        <w:tc>
-          <w:tcPr>
-            <w:tcW w:type="dxa" w:w="794"/>
-            <w:vAlign w:val="center"/>
-            <w:tcW w:w="793" w:type="dxa"/>
-          </w:tcPr>
-          <w:p>
-            <w:pPr>
-              <w:jc w:val="center"/>
-            </w:pPr>
-            <w:r>
-              <w:rPr>
-                <w:rFonts w:ascii="Times New Roman" w:hAnsi="Times New Roman"/>
-                <w:sz w:val="26"/>
-              </w:rPr>
-              <w:t>12</w:t>
-            </w:r>
-          </w:p>
-        </w:tc>
-        <w:tc>
-          <w:tcPr>
-            <w:tcW w:type="dxa" w:w="5272"/>
-            <w:vAlign w:val="center"/>
-            <w:tcW w:w="5273" w:type="dxa"/>
-          </w:tcPr>
-          <w:p>
-            <w:pPr>
-              <w:spacing w:before="40" w:after="40" w:line="276" w:lineRule="auto"/>
-              <w:jc w:val="both"/>
-            </w:pPr>
-            <w:r>
-              <w:rPr>
-                <w:rFonts w:ascii="Times New Roman" w:hAnsi="Times New Roman"/>
-                <w:sz w:val="26"/>
-                <w:rFonts w:ascii="Times New Roman" w:hAnsi="Times New Roman" w:cs="Times New Roman"/>
-              </w:rPr>
-              <w:t>Kiểm tra đánh giá kết quả học tập.</w:t>
+        <w:trPr>
+          <w:cantSplit/>
+        </w:trPr>
+        <w:tc>
+          <w:tcPr>
+            <w:tcW w:type="dxa" w:w="9308"/>
+            <w:gridSpan w:val="4"/>
+            <w:tcMar>
+              <w:top w:w="100" w:type="dxa"/>
+              <w:bottom w:w="100" w:type="dxa"/>
+              <w:left w:w="120" w:type="dxa"/>
+              <w:right w:w="120" w:type="dxa"/>
+            </w:tcMar>
+            <w:shd w:fill="F2F2F2"/>
+          </w:tcPr>
+          <w:p>
+            <w:pPr>
+              <w:spacing w:before="60" w:after="60" w:line="276" w:lineRule="auto"/>
+              <w:jc w:val="left"/>
+            </w:pPr>
+            <w:r>
+              <w:rPr>
+                <w:rFonts w:ascii="Times New Roman" w:hAnsi="Times New Roman"/>
+                <w:b/>
+                <w:sz w:val="26"/>
+              </w:rPr>
+              <w:t>Chủ đề 4: Ứng dụng tin học</w:t>
             </w:r>
           </w:p>
         </w:tc>
       </w:tr>
       <w:tr>
-        <w:tc>
-          <w:tcPr>
-            <w:tcW w:type="dxa" w:w="510"/>
-            <w:vAlign w:val="center"/>
-            <w:tcW w:w="510" w:type="dxa"/>
-          </w:tcPr>
-          <w:p>
-            <w:pPr>
+        <w:trPr>
+          <w:cantSplit/>
+        </w:trPr>
+        <w:tc>
+          <w:tcPr>
+            <w:tcW w:type="dxa" w:w="624"/>
+            <w:tcMar>
+              <w:top w:w="80" w:type="dxa"/>
+              <w:bottom w:w="80" w:type="dxa"/>
+              <w:left w:w="100" w:type="dxa"/>
+              <w:right w:w="100" w:type="dxa"/>
+            </w:tcMar>
+          </w:tcPr>
+          <w:p>
+            <w:pPr>
+              <w:spacing w:before="40" w:after="40" w:line="276" w:lineRule="auto"/>
               <w:jc w:val="center"/>
             </w:pPr>
             <w:r>
@@ -2852,41 +2863,47 @@
         </w:tc>
         <w:tc>
           <w:tcPr>
-            <w:tcW w:type="dxa" w:w="2154"/>
-            <w:vAlign w:val="center"/>
-            <w:tcW w:w="2154" w:type="dxa"/>
-          </w:tcPr>
-          <w:p>
-            <w:pPr>
-              <w:spacing w:before="40" w:after="40" w:line="276" w:lineRule="auto"/>
-              <w:jc w:val="both"/>
-            </w:pPr>
-            <w:r>
-              <w:rPr>
-                <w:rFonts w:ascii="Times New Roman" w:hAnsi="Times New Roman"/>
-                <w:sz w:val="26"/>
-                <w:rFonts w:ascii="Times New Roman" w:hAnsi="Times New Roman" w:cs="Times New Roman"/>
-              </w:rPr>
-              <w:t>Bài 9. Trình bày bảng tính</w:t>
-            </w:r>
-          </w:p>
-        </w:tc>
-        <w:tc>
-          <w:tcPr>
-            <w:tcW w:type="dxa" w:w="624"/>
-            <w:vAlign w:val="center"/>
-            <w:tcW w:w="623" w:type="dxa"/>
-          </w:tcPr>
-          <w:p>
-            <w:pPr>
-              <w:spacing w:before="40" w:after="40" w:line="276" w:lineRule="auto"/>
-              <w:jc w:val="center"/>
-            </w:pPr>
-            <w:r>
-              <w:rPr>
-                <w:rFonts w:ascii="Times New Roman" w:hAnsi="Times New Roman"/>
-                <w:sz w:val="26"/>
-                <w:rFonts w:ascii="Times New Roman" w:hAnsi="Times New Roman" w:cs="Times New Roman"/>
+            <w:tcW w:type="dxa" w:w="3175"/>
+            <w:tcMar>
+              <w:top w:w="80" w:type="dxa"/>
+              <w:bottom w:w="80" w:type="dxa"/>
+              <w:left w:w="100" w:type="dxa"/>
+              <w:right w:w="100" w:type="dxa"/>
+            </w:tcMar>
+          </w:tcPr>
+          <w:p>
+            <w:pPr>
+              <w:spacing w:before="40" w:after="40" w:line="276" w:lineRule="auto"/>
+              <w:jc w:val="left"/>
+            </w:pPr>
+            <w:r>
+              <w:rPr>
+                <w:rFonts w:ascii="Times New Roman" w:hAnsi="Times New Roman"/>
+                <w:sz w:val="26"/>
+              </w:rPr>
+              <w:t>Bài 6. Làm quen với phần mềm bảng tính (Tiết 1)</w:t>
+            </w:r>
+          </w:p>
+        </w:tc>
+        <w:tc>
+          <w:tcPr>
+            <w:tcW w:type="dxa" w:w="907"/>
+            <w:tcMar>
+              <w:top w:w="80" w:type="dxa"/>
+              <w:bottom w:w="80" w:type="dxa"/>
+              <w:left w:w="100" w:type="dxa"/>
+              <w:right w:w="100" w:type="dxa"/>
+            </w:tcMar>
+          </w:tcPr>
+          <w:p>
+            <w:pPr>
+              <w:spacing w:before="40" w:after="40" w:line="276" w:lineRule="auto"/>
+              <w:jc w:val="center"/>
+            </w:pPr>
+            <w:r>
+              <w:rPr>
+                <w:rFonts w:ascii="Times New Roman" w:hAnsi="Times New Roman"/>
+                <w:sz w:val="26"/>
               </w:rPr>
               <w:t>1</w:t>
             </w:r>
@@ -2894,54 +2911,46 @@
         </w:tc>
         <w:tc>
           <w:tcPr>
-            <w:tcW w:type="dxa" w:w="794"/>
-            <w:vAlign w:val="center"/>
-            <w:tcW w:w="793" w:type="dxa"/>
-          </w:tcPr>
-          <w:p>
-            <w:pPr>
-              <w:jc w:val="center"/>
-            </w:pPr>
-            <w:r>
-              <w:rPr>
-                <w:rFonts w:ascii="Times New Roman" w:hAnsi="Times New Roman"/>
-                <w:sz w:val="26"/>
-              </w:rPr>
-              <w:t>13</w:t>
-            </w:r>
-          </w:p>
-        </w:tc>
-        <w:tc>
-          <w:tcPr>
-            <w:tcW w:type="dxa" w:w="5272"/>
-            <w:vAlign w:val="center"/>
-            <w:tcW w:w="5273" w:type="dxa"/>
-          </w:tcPr>
-          <w:p>
-            <w:pPr>
-              <w:spacing w:before="40" w:after="40" w:line="276" w:lineRule="auto"/>
-              <w:jc w:val="both"/>
-            </w:pPr>
-            <w:r>
-              <w:rPr>
-                <w:rFonts w:ascii="Times New Roman" w:hAnsi="Times New Roman"/>
-                <w:sz w:val="26"/>
-                <w:rFonts w:ascii="Times New Roman" w:hAnsi="Times New Roman" w:cs="Times New Roman"/>
-              </w:rPr>
-              <w:t>- Định dạng dữ liệu số và trình bày bảng tính.  - Áp dụng các hàm (MAX, MIN, SUM, AVERAGE, COUNT) vào dự án Trường học xanh.</w:t>
+            <w:tcW w:type="dxa" w:w="4649"/>
+            <w:tcMar>
+              <w:top w:w="80" w:type="dxa"/>
+              <w:bottom w:w="80" w:type="dxa"/>
+              <w:left w:w="100" w:type="dxa"/>
+              <w:right w:w="100" w:type="dxa"/>
+            </w:tcMar>
+          </w:tcPr>
+          <w:p>
+            <w:pPr>
+              <w:spacing w:before="40" w:after="40" w:line="276" w:lineRule="auto"/>
+              <w:jc w:val="left"/>
+            </w:pPr>
+            <w:r>
+              <w:rPr>
+                <w:rFonts w:ascii="Times New Roman" w:hAnsi="Times New Roman"/>
+                <w:sz w:val="26"/>
+              </w:rPr>
+              <w:t>Làm quen với giao diện phần mềm bảng tính Excel; nhận biết hàng, cột, địa chỉ ô tính, khối ô và thanh công thức.</w:t>
             </w:r>
           </w:p>
         </w:tc>
       </w:tr>
       <w:tr>
-        <w:tc>
-          <w:tcPr>
-            <w:tcW w:type="dxa" w:w="510"/>
-            <w:vAlign w:val="center"/>
-            <w:tcW w:w="510" w:type="dxa"/>
-          </w:tcPr>
-          <w:p>
-            <w:pPr>
+        <w:trPr>
+          <w:cantSplit/>
+        </w:trPr>
+        <w:tc>
+          <w:tcPr>
+            <w:tcW w:type="dxa" w:w="624"/>
+            <w:tcMar>
+              <w:top w:w="80" w:type="dxa"/>
+              <w:bottom w:w="80" w:type="dxa"/>
+              <w:left w:w="100" w:type="dxa"/>
+              <w:right w:w="100" w:type="dxa"/>
+            </w:tcMar>
+          </w:tcPr>
+          <w:p>
+            <w:pPr>
+              <w:spacing w:before="40" w:after="40" w:line="276" w:lineRule="auto"/>
               <w:jc w:val="center"/>
             </w:pPr>
             <w:r>
@@ -2955,41 +2964,47 @@
         </w:tc>
         <w:tc>
           <w:tcPr>
-            <w:tcW w:type="dxa" w:w="2154"/>
-            <w:vAlign w:val="center"/>
-            <w:tcW w:w="2154" w:type="dxa"/>
-          </w:tcPr>
-          <w:p>
-            <w:pPr>
-              <w:spacing w:before="40" w:after="40" w:line="276" w:lineRule="auto"/>
-              <w:jc w:val="both"/>
-            </w:pPr>
-            <w:r>
-              <w:rPr>
-                <w:rFonts w:ascii="Times New Roman" w:hAnsi="Times New Roman"/>
-                <w:sz w:val="26"/>
-                <w:rFonts w:ascii="Times New Roman" w:hAnsi="Times New Roman" w:cs="Times New Roman"/>
-              </w:rPr>
-              <w:t>Bài 10. Hoàn thiện bảng tính</w:t>
-            </w:r>
-          </w:p>
-        </w:tc>
-        <w:tc>
-          <w:tcPr>
-            <w:tcW w:type="dxa" w:w="624"/>
-            <w:vAlign w:val="center"/>
-            <w:tcW w:w="623" w:type="dxa"/>
-          </w:tcPr>
-          <w:p>
-            <w:pPr>
-              <w:spacing w:before="40" w:after="40" w:line="276" w:lineRule="auto"/>
-              <w:jc w:val="center"/>
-            </w:pPr>
-            <w:r>
-              <w:rPr>
-                <w:rFonts w:ascii="Times New Roman" w:hAnsi="Times New Roman"/>
-                <w:sz w:val="26"/>
-                <w:rFonts w:ascii="Times New Roman" w:hAnsi="Times New Roman" w:cs="Times New Roman"/>
+            <w:tcW w:type="dxa" w:w="3175"/>
+            <w:tcMar>
+              <w:top w:w="80" w:type="dxa"/>
+              <w:bottom w:w="80" w:type="dxa"/>
+              <w:left w:w="100" w:type="dxa"/>
+              <w:right w:w="100" w:type="dxa"/>
+            </w:tcMar>
+          </w:tcPr>
+          <w:p>
+            <w:pPr>
+              <w:spacing w:before="40" w:after="40" w:line="276" w:lineRule="auto"/>
+              <w:jc w:val="left"/>
+            </w:pPr>
+            <w:r>
+              <w:rPr>
+                <w:rFonts w:ascii="Times New Roman" w:hAnsi="Times New Roman"/>
+                <w:sz w:val="26"/>
+              </w:rPr>
+              <w:t>Bài 6. Làm quen với phần mềm bảng tính (Tiết 2)</w:t>
+            </w:r>
+          </w:p>
+        </w:tc>
+        <w:tc>
+          <w:tcPr>
+            <w:tcW w:type="dxa" w:w="907"/>
+            <w:tcMar>
+              <w:top w:w="80" w:type="dxa"/>
+              <w:bottom w:w="80" w:type="dxa"/>
+              <w:left w:w="100" w:type="dxa"/>
+              <w:right w:w="100" w:type="dxa"/>
+            </w:tcMar>
+          </w:tcPr>
+          <w:p>
+            <w:pPr>
+              <w:spacing w:before="40" w:after="40" w:line="276" w:lineRule="auto"/>
+              <w:jc w:val="center"/>
+            </w:pPr>
+            <w:r>
+              <w:rPr>
+                <w:rFonts w:ascii="Times New Roman" w:hAnsi="Times New Roman"/>
+                <w:sz w:val="26"/>
               </w:rPr>
               <w:t>1</w:t>
             </w:r>
@@ -2997,54 +3012,46 @@
         </w:tc>
         <w:tc>
           <w:tcPr>
-            <w:tcW w:type="dxa" w:w="794"/>
-            <w:vAlign w:val="center"/>
-            <w:tcW w:w="793" w:type="dxa"/>
-          </w:tcPr>
-          <w:p>
-            <w:pPr>
-              <w:jc w:val="center"/>
-            </w:pPr>
-            <w:r>
-              <w:rPr>
-                <w:rFonts w:ascii="Times New Roman" w:hAnsi="Times New Roman"/>
-                <w:sz w:val="26"/>
-              </w:rPr>
-              <w:t>14</w:t>
-            </w:r>
-          </w:p>
-        </w:tc>
-        <w:tc>
-          <w:tcPr>
-            <w:tcW w:type="dxa" w:w="5272"/>
-            <w:vAlign w:val="center"/>
-            <w:tcW w:w="5273" w:type="dxa"/>
-          </w:tcPr>
-          <w:p>
-            <w:pPr>
-              <w:spacing w:before="40" w:after="40" w:line="276" w:lineRule="auto"/>
-              <w:jc w:val="both"/>
-            </w:pPr>
-            <w:r>
-              <w:rPr>
-                <w:rFonts w:ascii="Times New Roman" w:hAnsi="Times New Roman"/>
-                <w:sz w:val="26"/>
-                <w:rFonts w:ascii="Times New Roman" w:hAnsi="Times New Roman" w:cs="Times New Roman"/>
-              </w:rPr>
-              <w:t>- Thao tác hoàn thiện và in bảng tính; thực hành hoàn thiện dự án.  - Sử dụng bảng tính điện tử giải quyết công việc cụ thể.</w:t>
+            <w:tcW w:type="dxa" w:w="4649"/>
+            <w:tcMar>
+              <w:top w:w="80" w:type="dxa"/>
+              <w:bottom w:w="80" w:type="dxa"/>
+              <w:left w:w="100" w:type="dxa"/>
+              <w:right w:w="100" w:type="dxa"/>
+            </w:tcMar>
+          </w:tcPr>
+          <w:p>
+            <w:pPr>
+              <w:spacing w:before="40" w:after="40" w:line="276" w:lineRule="auto"/>
+              <w:jc w:val="left"/>
+            </w:pPr>
+            <w:r>
+              <w:rPr>
+                <w:rFonts w:ascii="Times New Roman" w:hAnsi="Times New Roman"/>
+                <w:sz w:val="26"/>
+              </w:rPr>
+              <w:t>Thực hành nhập dữ liệu vào ô tính (dữ liệu số, văn bản, ngày tháng); định dạng hiển thị dữ liệu và lưu bảng tính.</w:t>
             </w:r>
           </w:p>
         </w:tc>
       </w:tr>
       <w:tr>
-        <w:tc>
-          <w:tcPr>
-            <w:tcW w:type="dxa" w:w="510"/>
-            <w:vAlign w:val="center"/>
-            <w:tcW w:w="510" w:type="dxa"/>
-          </w:tcPr>
-          <w:p>
-            <w:pPr>
+        <w:trPr>
+          <w:cantSplit/>
+        </w:trPr>
+        <w:tc>
+          <w:tcPr>
+            <w:tcW w:type="dxa" w:w="624"/>
+            <w:tcMar>
+              <w:top w:w="80" w:type="dxa"/>
+              <w:bottom w:w="80" w:type="dxa"/>
+              <w:left w:w="100" w:type="dxa"/>
+              <w:right w:w="100" w:type="dxa"/>
+            </w:tcMar>
+          </w:tcPr>
+          <w:p>
+            <w:pPr>
+              <w:spacing w:before="40" w:after="40" w:line="276" w:lineRule="auto"/>
               <w:jc w:val="center"/>
             </w:pPr>
             <w:r>
@@ -3058,41 +3065,47 @@
         </w:tc>
         <w:tc>
           <w:tcPr>
-            <w:tcW w:type="dxa" w:w="2154"/>
-            <w:vAlign w:val="center"/>
-            <w:tcW w:w="2154" w:type="dxa"/>
-          </w:tcPr>
-          <w:p>
-            <w:pPr>
-              <w:spacing w:before="40" w:after="40" w:line="276" w:lineRule="auto"/>
-              <w:jc w:val="both"/>
-            </w:pPr>
-            <w:r>
-              <w:rPr>
-                <w:rFonts w:ascii="Times New Roman" w:hAnsi="Times New Roman"/>
-                <w:sz w:val="26"/>
-                <w:rFonts w:ascii="Times New Roman" w:hAnsi="Times New Roman" w:cs="Times New Roman"/>
-              </w:rPr>
-              <w:t>Bài 11. Tạo bài trình chiếu</w:t>
-            </w:r>
-          </w:p>
-        </w:tc>
-        <w:tc>
-          <w:tcPr>
-            <w:tcW w:type="dxa" w:w="624"/>
-            <w:vAlign w:val="center"/>
-            <w:tcW w:w="623" w:type="dxa"/>
-          </w:tcPr>
-          <w:p>
-            <w:pPr>
-              <w:spacing w:before="40" w:after="40" w:line="276" w:lineRule="auto"/>
-              <w:jc w:val="center"/>
-            </w:pPr>
-            <w:r>
-              <w:rPr>
-                <w:rFonts w:ascii="Times New Roman" w:hAnsi="Times New Roman"/>
-                <w:sz w:val="26"/>
-                <w:rFonts w:ascii="Times New Roman" w:hAnsi="Times New Roman" w:cs="Times New Roman"/>
+            <w:tcW w:type="dxa" w:w="3175"/>
+            <w:tcMar>
+              <w:top w:w="80" w:type="dxa"/>
+              <w:bottom w:w="80" w:type="dxa"/>
+              <w:left w:w="100" w:type="dxa"/>
+              <w:right w:w="100" w:type="dxa"/>
+            </w:tcMar>
+          </w:tcPr>
+          <w:p>
+            <w:pPr>
+              <w:spacing w:before="40" w:after="40" w:line="276" w:lineRule="auto"/>
+              <w:jc w:val="left"/>
+            </w:pPr>
+            <w:r>
+              <w:rPr>
+                <w:rFonts w:ascii="Times New Roman" w:hAnsi="Times New Roman"/>
+                <w:sz w:val="26"/>
+              </w:rPr>
+              <w:t>Bài 7. Tính toán tự động trên bảng tính (Tiết 1)</w:t>
+            </w:r>
+          </w:p>
+        </w:tc>
+        <w:tc>
+          <w:tcPr>
+            <w:tcW w:type="dxa" w:w="907"/>
+            <w:tcMar>
+              <w:top w:w="80" w:type="dxa"/>
+              <w:bottom w:w="80" w:type="dxa"/>
+              <w:left w:w="100" w:type="dxa"/>
+              <w:right w:w="100" w:type="dxa"/>
+            </w:tcMar>
+          </w:tcPr>
+          <w:p>
+            <w:pPr>
+              <w:spacing w:before="40" w:after="40" w:line="276" w:lineRule="auto"/>
+              <w:jc w:val="center"/>
+            </w:pPr>
+            <w:r>
+              <w:rPr>
+                <w:rFonts w:ascii="Times New Roman" w:hAnsi="Times New Roman"/>
+                <w:sz w:val="26"/>
               </w:rPr>
               <w:t>1</w:t>
             </w:r>
@@ -3100,54 +3113,46 @@
         </w:tc>
         <w:tc>
           <w:tcPr>
-            <w:tcW w:type="dxa" w:w="794"/>
-            <w:vAlign w:val="center"/>
-            <w:tcW w:w="793" w:type="dxa"/>
-          </w:tcPr>
-          <w:p>
-            <w:pPr>
-              <w:jc w:val="center"/>
-            </w:pPr>
-            <w:r>
-              <w:rPr>
-                <w:rFonts w:ascii="Times New Roman" w:hAnsi="Times New Roman"/>
-                <w:sz w:val="26"/>
-              </w:rPr>
-              <w:t>15</w:t>
-            </w:r>
-          </w:p>
-        </w:tc>
-        <w:tc>
-          <w:tcPr>
-            <w:tcW w:type="dxa" w:w="5272"/>
-            <w:vAlign w:val="center"/>
-            <w:tcW w:w="5273" w:type="dxa"/>
-          </w:tcPr>
-          <w:p>
-            <w:pPr>
-              <w:spacing w:before="40" w:after="40" w:line="276" w:lineRule="auto"/>
-              <w:jc w:val="both"/>
-            </w:pPr>
-            <w:r>
-              <w:rPr>
-                <w:rFonts w:ascii="Times New Roman" w:hAnsi="Times New Roman"/>
-                <w:sz w:val="26"/>
-                <w:rFonts w:ascii="Times New Roman" w:hAnsi="Times New Roman" w:cs="Times New Roman"/>
-              </w:rPr>
-              <w:t>- Nêu chức năng cơ bản của phần mềm trình chiếu.  - Tạo bài trình chiếu có tiêu đề, cấu trúc phân cấp.</w:t>
+            <w:tcW w:type="dxa" w:w="4649"/>
+            <w:tcMar>
+              <w:top w:w="80" w:type="dxa"/>
+              <w:bottom w:w="80" w:type="dxa"/>
+              <w:left w:w="100" w:type="dxa"/>
+              <w:right w:w="100" w:type="dxa"/>
+            </w:tcMar>
+          </w:tcPr>
+          <w:p>
+            <w:pPr>
+              <w:spacing w:before="40" w:after="40" w:line="276" w:lineRule="auto"/>
+              <w:jc w:val="left"/>
+            </w:pPr>
+            <w:r>
+              <w:rPr>
+                <w:rFonts w:ascii="Times New Roman" w:hAnsi="Times New Roman"/>
+                <w:sz w:val="26"/>
+              </w:rPr>
+              <w:t>Hiểu nguyên tắc tính toán tự động trong bảng tính; biết cách nhập công thức toán học bắt đầu bằng dấu bằng (=).</w:t>
             </w:r>
           </w:p>
         </w:tc>
       </w:tr>
       <w:tr>
-        <w:tc>
-          <w:tcPr>
-            <w:tcW w:type="dxa" w:w="510"/>
-            <w:vAlign w:val="center"/>
-            <w:tcW w:w="510" w:type="dxa"/>
-          </w:tcPr>
-          <w:p>
-            <w:pPr>
+        <w:trPr>
+          <w:cantSplit/>
+        </w:trPr>
+        <w:tc>
+          <w:tcPr>
+            <w:tcW w:type="dxa" w:w="624"/>
+            <w:tcMar>
+              <w:top w:w="80" w:type="dxa"/>
+              <w:bottom w:w="80" w:type="dxa"/>
+              <w:left w:w="100" w:type="dxa"/>
+              <w:right w:w="100" w:type="dxa"/>
+            </w:tcMar>
+          </w:tcPr>
+          <w:p>
+            <w:pPr>
+              <w:spacing w:before="40" w:after="40" w:line="276" w:lineRule="auto"/>
               <w:jc w:val="center"/>
             </w:pPr>
             <w:r>
@@ -3161,41 +3166,47 @@
         </w:tc>
         <w:tc>
           <w:tcPr>
-            <w:tcW w:type="dxa" w:w="2154"/>
-            <w:vAlign w:val="center"/>
-            <w:tcW w:w="2154" w:type="dxa"/>
-          </w:tcPr>
-          <w:p>
-            <w:pPr>
-              <w:spacing w:before="40" w:after="40" w:line="276" w:lineRule="auto"/>
-              <w:jc w:val="both"/>
-            </w:pPr>
-            <w:r>
-              <w:rPr>
-                <w:rFonts w:ascii="Times New Roman" w:hAnsi="Times New Roman"/>
-                <w:sz w:val="26"/>
-                <w:rFonts w:ascii="Times New Roman" w:hAnsi="Times New Roman" w:cs="Times New Roman"/>
-              </w:rPr>
-              <w:t>Bài 12. Định dạng đối tượng trên trang chiếu</w:t>
-            </w:r>
-          </w:p>
-        </w:tc>
-        <w:tc>
-          <w:tcPr>
-            <w:tcW w:type="dxa" w:w="624"/>
-            <w:vAlign w:val="center"/>
-            <w:tcW w:w="623" w:type="dxa"/>
-          </w:tcPr>
-          <w:p>
-            <w:pPr>
-              <w:spacing w:before="40" w:after="40" w:line="276" w:lineRule="auto"/>
-              <w:jc w:val="center"/>
-            </w:pPr>
-            <w:r>
-              <w:rPr>
-                <w:rFonts w:ascii="Times New Roman" w:hAnsi="Times New Roman"/>
-                <w:sz w:val="26"/>
-                <w:rFonts w:ascii="Times New Roman" w:hAnsi="Times New Roman" w:cs="Times New Roman"/>
+            <w:tcW w:type="dxa" w:w="3175"/>
+            <w:tcMar>
+              <w:top w:w="80" w:type="dxa"/>
+              <w:bottom w:w="80" w:type="dxa"/>
+              <w:left w:w="100" w:type="dxa"/>
+              <w:right w:w="100" w:type="dxa"/>
+            </w:tcMar>
+          </w:tcPr>
+          <w:p>
+            <w:pPr>
+              <w:spacing w:before="40" w:after="40" w:line="276" w:lineRule="auto"/>
+              <w:jc w:val="left"/>
+            </w:pPr>
+            <w:r>
+              <w:rPr>
+                <w:rFonts w:ascii="Times New Roman" w:hAnsi="Times New Roman"/>
+                <w:sz w:val="26"/>
+              </w:rPr>
+              <w:t>Bài 7. Tính toán tự động trên bảng tính (Tiết 2)</w:t>
+            </w:r>
+          </w:p>
+        </w:tc>
+        <w:tc>
+          <w:tcPr>
+            <w:tcW w:type="dxa" w:w="907"/>
+            <w:tcMar>
+              <w:top w:w="80" w:type="dxa"/>
+              <w:bottom w:w="80" w:type="dxa"/>
+              <w:left w:w="100" w:type="dxa"/>
+              <w:right w:w="100" w:type="dxa"/>
+            </w:tcMar>
+          </w:tcPr>
+          <w:p>
+            <w:pPr>
+              <w:spacing w:before="40" w:after="40" w:line="276" w:lineRule="auto"/>
+              <w:jc w:val="center"/>
+            </w:pPr>
+            <w:r>
+              <w:rPr>
+                <w:rFonts w:ascii="Times New Roman" w:hAnsi="Times New Roman"/>
+                <w:sz w:val="26"/>
               </w:rPr>
               <w:t>1</w:t>
             </w:r>
@@ -3203,54 +3214,46 @@
         </w:tc>
         <w:tc>
           <w:tcPr>
-            <w:tcW w:type="dxa" w:w="794"/>
-            <w:vAlign w:val="center"/>
-            <w:tcW w:w="793" w:type="dxa"/>
-          </w:tcPr>
-          <w:p>
-            <w:pPr>
-              <w:jc w:val="center"/>
-            </w:pPr>
-            <w:r>
-              <w:rPr>
-                <w:rFonts w:ascii="Times New Roman" w:hAnsi="Times New Roman"/>
-                <w:sz w:val="26"/>
-              </w:rPr>
-              <w:t>16</w:t>
-            </w:r>
-          </w:p>
-        </w:tc>
-        <w:tc>
-          <w:tcPr>
-            <w:tcW w:type="dxa" w:w="5272"/>
-            <w:vAlign w:val="center"/>
-            <w:tcW w:w="5273" w:type="dxa"/>
-          </w:tcPr>
-          <w:p>
-            <w:pPr>
-              <w:spacing w:before="40" w:after="40" w:line="276" w:lineRule="auto"/>
-              <w:jc w:val="both"/>
-            </w:pPr>
-            <w:r>
-              <w:rPr>
-                <w:rFonts w:ascii="Times New Roman" w:hAnsi="Times New Roman"/>
-                <w:sz w:val="26"/>
-                <w:rFonts w:ascii="Times New Roman" w:hAnsi="Times New Roman" w:cs="Times New Roman"/>
-              </w:rPr>
-              <w:t>- Sao chép dữ liệu từ tệp văn bản sang trang chiếu; chèn hình ảnh minh họa.  - Định dạng văn bản, ảnh minh họa hợp lý.</w:t>
+            <w:tcW w:type="dxa" w:w="4649"/>
+            <w:tcMar>
+              <w:top w:w="80" w:type="dxa"/>
+              <w:bottom w:w="80" w:type="dxa"/>
+              <w:left w:w="100" w:type="dxa"/>
+              <w:right w:w="100" w:type="dxa"/>
+            </w:tcMar>
+          </w:tcPr>
+          <w:p>
+            <w:pPr>
+              <w:spacing w:before="40" w:after="40" w:line="276" w:lineRule="auto"/>
+              <w:jc w:val="left"/>
+            </w:pPr>
+            <w:r>
+              <w:rPr>
+                <w:rFonts w:ascii="Times New Roman" w:hAnsi="Times New Roman"/>
+                <w:sz w:val="26"/>
+              </w:rPr>
+              <w:t>Thực hành sử dụng địa chỉ ô tính trong công thức để thực hiện các phép tính cộng, trừ, nhân, chia; sao chép công thức tự động.</w:t>
             </w:r>
           </w:p>
         </w:tc>
       </w:tr>
       <w:tr>
-        <w:tc>
-          <w:tcPr>
-            <w:tcW w:type="dxa" w:w="510"/>
-            <w:vAlign w:val="center"/>
-            <w:tcW w:w="510" w:type="dxa"/>
-          </w:tcPr>
-          <w:p>
-            <w:pPr>
+        <w:trPr>
+          <w:cantSplit/>
+        </w:trPr>
+        <w:tc>
+          <w:tcPr>
+            <w:tcW w:type="dxa" w:w="624"/>
+            <w:tcMar>
+              <w:top w:w="80" w:type="dxa"/>
+              <w:bottom w:w="80" w:type="dxa"/>
+              <w:left w:w="100" w:type="dxa"/>
+              <w:right w:w="100" w:type="dxa"/>
+            </w:tcMar>
+          </w:tcPr>
+          <w:p>
+            <w:pPr>
+              <w:spacing w:before="40" w:after="40" w:line="276" w:lineRule="auto"/>
               <w:jc w:val="center"/>
             </w:pPr>
             <w:r>
@@ -3264,41 +3267,47 @@
         </w:tc>
         <w:tc>
           <w:tcPr>
-            <w:tcW w:type="dxa" w:w="2154"/>
-            <w:vAlign w:val="center"/>
-            <w:tcW w:w="2154" w:type="dxa"/>
-          </w:tcPr>
-          <w:p>
-            <w:pPr>
-              <w:spacing w:before="40" w:after="40" w:line="276" w:lineRule="auto"/>
-              <w:jc w:val="both"/>
-            </w:pPr>
-            <w:r>
-              <w:rPr>
-                <w:rFonts w:ascii="Times New Roman" w:hAnsi="Times New Roman"/>
-                <w:sz w:val="26"/>
-                <w:rFonts w:ascii="Times New Roman" w:hAnsi="Times New Roman" w:cs="Times New Roman"/>
-              </w:rPr>
-              <w:t>Bài 13. Thực hành tổng hợp: Hoàn thiện bài trình chiếu</w:t>
-            </w:r>
-          </w:p>
-        </w:tc>
-        <w:tc>
-          <w:tcPr>
-            <w:tcW w:type="dxa" w:w="624"/>
-            <w:vAlign w:val="center"/>
-            <w:tcW w:w="623" w:type="dxa"/>
-          </w:tcPr>
-          <w:p>
-            <w:pPr>
-              <w:spacing w:before="40" w:after="40" w:line="276" w:lineRule="auto"/>
-              <w:jc w:val="center"/>
-            </w:pPr>
-            <w:r>
-              <w:rPr>
-                <w:rFonts w:ascii="Times New Roman" w:hAnsi="Times New Roman"/>
-                <w:sz w:val="26"/>
-                <w:rFonts w:ascii="Times New Roman" w:hAnsi="Times New Roman" w:cs="Times New Roman"/>
+            <w:tcW w:type="dxa" w:w="3175"/>
+            <w:tcMar>
+              <w:top w:w="80" w:type="dxa"/>
+              <w:bottom w:w="80" w:type="dxa"/>
+              <w:left w:w="100" w:type="dxa"/>
+              <w:right w:w="100" w:type="dxa"/>
+            </w:tcMar>
+          </w:tcPr>
+          <w:p>
+            <w:pPr>
+              <w:spacing w:before="40" w:after="40" w:line="276" w:lineRule="auto"/>
+              <w:jc w:val="left"/>
+            </w:pPr>
+            <w:r>
+              <w:rPr>
+                <w:rFonts w:ascii="Times New Roman" w:hAnsi="Times New Roman"/>
+                <w:sz w:val="26"/>
+              </w:rPr>
+              <w:t>Bài 8. Công cụ hỗ trợ tính toán (Tiết 1)</w:t>
+            </w:r>
+          </w:p>
+        </w:tc>
+        <w:tc>
+          <w:tcPr>
+            <w:tcW w:type="dxa" w:w="907"/>
+            <w:tcMar>
+              <w:top w:w="80" w:type="dxa"/>
+              <w:bottom w:w="80" w:type="dxa"/>
+              <w:left w:w="100" w:type="dxa"/>
+              <w:right w:w="100" w:type="dxa"/>
+            </w:tcMar>
+          </w:tcPr>
+          <w:p>
+            <w:pPr>
+              <w:spacing w:before="40" w:after="40" w:line="276" w:lineRule="auto"/>
+              <w:jc w:val="center"/>
+            </w:pPr>
+            <w:r>
+              <w:rPr>
+                <w:rFonts w:ascii="Times New Roman" w:hAnsi="Times New Roman"/>
+                <w:sz w:val="26"/>
               </w:rPr>
               <w:t>1</w:t>
             </w:r>
@@ -3306,54 +3315,46 @@
         </w:tc>
         <w:tc>
           <w:tcPr>
-            <w:tcW w:type="dxa" w:w="794"/>
-            <w:vAlign w:val="center"/>
-            <w:tcW w:w="793" w:type="dxa"/>
-          </w:tcPr>
-          <w:p>
-            <w:pPr>
-              <w:jc w:val="center"/>
-            </w:pPr>
-            <w:r>
-              <w:rPr>
-                <w:rFonts w:ascii="Times New Roman" w:hAnsi="Times New Roman"/>
-                <w:sz w:val="26"/>
-              </w:rPr>
-              <w:t>17</w:t>
-            </w:r>
-          </w:p>
-        </w:tc>
-        <w:tc>
-          <w:tcPr>
-            <w:tcW w:type="dxa" w:w="5272"/>
-            <w:vAlign w:val="center"/>
-            <w:tcW w:w="5273" w:type="dxa"/>
-          </w:tcPr>
-          <w:p>
-            <w:pPr>
-              <w:spacing w:before="40" w:after="40" w:line="276" w:lineRule="auto"/>
-              <w:jc w:val="both"/>
-            </w:pPr>
-            <w:r>
-              <w:rPr>
-                <w:rFonts w:ascii="Times New Roman" w:hAnsi="Times New Roman"/>
-                <w:sz w:val="26"/>
-                <w:rFonts w:ascii="Times New Roman" w:hAnsi="Times New Roman" w:cs="Times New Roman"/>
-              </w:rPr>
-              <w:t>- Tạo hiệu ứng động hợp lý; tổng hợp, sắp xếp nội dung thành bài trình chiếu hoàn chỉnh.</w:t>
+            <w:tcW w:type="dxa" w:w="4649"/>
+            <w:tcMar>
+              <w:top w:w="80" w:type="dxa"/>
+              <w:bottom w:w="80" w:type="dxa"/>
+              <w:left w:w="100" w:type="dxa"/>
+              <w:right w:w="100" w:type="dxa"/>
+            </w:tcMar>
+          </w:tcPr>
+          <w:p>
+            <w:pPr>
+              <w:spacing w:before="40" w:after="40" w:line="276" w:lineRule="auto"/>
+              <w:jc w:val="left"/>
+            </w:pPr>
+            <w:r>
+              <w:rPr>
+                <w:rFonts w:ascii="Times New Roman" w:hAnsi="Times New Roman"/>
+                <w:sz w:val="26"/>
+              </w:rPr>
+              <w:t>Làm quen với các hàm tính toán cơ bản trong bảng tính: SUM, AVERAGE, MAX, MIN; nắm vững cú pháp của hàm.</w:t>
             </w:r>
           </w:p>
         </w:tc>
       </w:tr>
       <w:tr>
-        <w:tc>
-          <w:tcPr>
-            <w:tcW w:type="dxa" w:w="510"/>
-            <w:vAlign w:val="center"/>
-            <w:tcW w:w="510" w:type="dxa"/>
-          </w:tcPr>
-          <w:p>
-            <w:pPr>
+        <w:trPr>
+          <w:cantSplit/>
+        </w:trPr>
+        <w:tc>
+          <w:tcPr>
+            <w:tcW w:type="dxa" w:w="624"/>
+            <w:tcMar>
+              <w:top w:w="80" w:type="dxa"/>
+              <w:bottom w:w="80" w:type="dxa"/>
+              <w:left w:w="100" w:type="dxa"/>
+              <w:right w:w="100" w:type="dxa"/>
+            </w:tcMar>
+          </w:tcPr>
+          <w:p>
+            <w:pPr>
+              <w:spacing w:before="40" w:after="40" w:line="276" w:lineRule="auto"/>
               <w:jc w:val="center"/>
             </w:pPr>
             <w:r>
@@ -3367,41 +3368,48 @@
         </w:tc>
         <w:tc>
           <w:tcPr>
-            <w:tcW w:type="dxa" w:w="2154"/>
-            <w:vAlign w:val="center"/>
-            <w:tcW w:w="2154" w:type="dxa"/>
-          </w:tcPr>
-          <w:p>
-            <w:pPr>
-              <w:spacing w:before="40" w:after="40" w:line="276" w:lineRule="auto"/>
-              <w:jc w:val="both"/>
-            </w:pPr>
-            <w:r>
-              <w:rPr>
-                <w:rFonts w:ascii="Times New Roman" w:hAnsi="Times New Roman"/>
-                <w:sz w:val="26"/>
-                <w:rFonts w:ascii="Times New Roman" w:hAnsi="Times New Roman" w:cs="Times New Roman"/>
-              </w:rPr>
-              <w:t>Ôn tập Đánh giá định kỳ 3</w:t>
-            </w:r>
-          </w:p>
-        </w:tc>
-        <w:tc>
-          <w:tcPr>
-            <w:tcW w:type="dxa" w:w="624"/>
-            <w:vAlign w:val="center"/>
-            <w:tcW w:w="623" w:type="dxa"/>
-          </w:tcPr>
-          <w:p>
-            <w:pPr>
-              <w:spacing w:before="40" w:after="40" w:line="276" w:lineRule="auto"/>
-              <w:jc w:val="center"/>
-            </w:pPr>
-            <w:r>
-              <w:rPr>
-                <w:rFonts w:ascii="Times New Roman" w:hAnsi="Times New Roman"/>
-                <w:sz w:val="26"/>
-                <w:rFonts w:ascii="Times New Roman" w:hAnsi="Times New Roman" w:cs="Times New Roman"/>
+            <w:tcW w:type="dxa" w:w="3175"/>
+            <w:tcMar>
+              <w:top w:w="80" w:type="dxa"/>
+              <w:bottom w:w="80" w:type="dxa"/>
+              <w:left w:w="100" w:type="dxa"/>
+              <w:right w:w="100" w:type="dxa"/>
+            </w:tcMar>
+          </w:tcPr>
+          <w:p>
+            <w:pPr>
+              <w:spacing w:before="40" w:after="40" w:line="276" w:lineRule="auto"/>
+              <w:jc w:val="left"/>
+            </w:pPr>
+            <w:r>
+              <w:rPr>
+                <w:rFonts w:ascii="Times New Roman" w:hAnsi="Times New Roman"/>
+                <w:b/>
+                <w:sz w:val="26"/>
+              </w:rPr>
+              <w:t>Ôn tập Đánh giá định kỳ 2</w:t>
+            </w:r>
+          </w:p>
+        </w:tc>
+        <w:tc>
+          <w:tcPr>
+            <w:tcW w:type="dxa" w:w="907"/>
+            <w:tcMar>
+              <w:top w:w="80" w:type="dxa"/>
+              <w:bottom w:w="80" w:type="dxa"/>
+              <w:left w:w="100" w:type="dxa"/>
+              <w:right w:w="100" w:type="dxa"/>
+            </w:tcMar>
+          </w:tcPr>
+          <w:p>
+            <w:pPr>
+              <w:spacing w:before="40" w:after="40" w:line="276" w:lineRule="auto"/>
+              <w:jc w:val="center"/>
+            </w:pPr>
+            <w:r>
+              <w:rPr>
+                <w:rFonts w:ascii="Times New Roman" w:hAnsi="Times New Roman"/>
+                <w:sz w:val="26"/>
               </w:rPr>
               <w:t>1</w:t>
             </w:r>
@@ -3409,54 +3417,46 @@
         </w:tc>
         <w:tc>
           <w:tcPr>
-            <w:tcW w:type="dxa" w:w="794"/>
-            <w:vAlign w:val="center"/>
-            <w:tcW w:w="793" w:type="dxa"/>
-          </w:tcPr>
-          <w:p>
-            <w:pPr>
-              <w:jc w:val="center"/>
-            </w:pPr>
-            <w:r>
-              <w:rPr>
-                <w:rFonts w:ascii="Times New Roman" w:hAnsi="Times New Roman"/>
-                <w:sz w:val="26"/>
-              </w:rPr>
-              <w:t>18</w:t>
-            </w:r>
-          </w:p>
-        </w:tc>
-        <w:tc>
-          <w:tcPr>
-            <w:tcW w:type="dxa" w:w="5272"/>
-            <w:vAlign w:val="center"/>
-            <w:tcW w:w="5273" w:type="dxa"/>
-          </w:tcPr>
-          <w:p>
-            <w:pPr>
-              <w:spacing w:before="40" w:after="40" w:line="276" w:lineRule="auto"/>
-              <w:jc w:val="both"/>
-            </w:pPr>
-            <w:r>
-              <w:rPr>
-                <w:rFonts w:ascii="Times New Roman" w:hAnsi="Times New Roman"/>
-                <w:sz w:val="26"/>
-                <w:rFonts w:ascii="Times New Roman" w:hAnsi="Times New Roman" w:cs="Times New Roman"/>
-              </w:rPr>
-              <w:t>Hệ thống hóa kiến thức chuẩn bị Đánh giá định kỳ 3.</w:t>
+            <w:tcW w:type="dxa" w:w="4649"/>
+            <w:tcMar>
+              <w:top w:w="80" w:type="dxa"/>
+              <w:bottom w:w="80" w:type="dxa"/>
+              <w:left w:w="100" w:type="dxa"/>
+              <w:right w:w="100" w:type="dxa"/>
+            </w:tcMar>
+          </w:tcPr>
+          <w:p>
+            <w:pPr>
+              <w:spacing w:before="40" w:after="40" w:line="276" w:lineRule="auto"/>
+              <w:jc w:val="left"/>
+            </w:pPr>
+            <w:r>
+              <w:rPr>
+                <w:rFonts w:ascii="Times New Roman" w:hAnsi="Times New Roman"/>
+                <w:sz w:val="26"/>
+              </w:rPr>
+              <w:t>Hệ thống hóa kiến thức về văn hóa ứng xử trên mạng, cấu trúc bảng tính Excel và cách sử dụng công thức, hàm cơ bản.</w:t>
             </w:r>
           </w:p>
         </w:tc>
       </w:tr>
       <w:tr>
-        <w:tc>
-          <w:tcPr>
-            <w:tcW w:type="dxa" w:w="510"/>
-            <w:vAlign w:val="center"/>
-            <w:tcW w:w="510" w:type="dxa"/>
-          </w:tcPr>
-          <w:p>
-            <w:pPr>
+        <w:trPr>
+          <w:cantSplit/>
+        </w:trPr>
+        <w:tc>
+          <w:tcPr>
+            <w:tcW w:type="dxa" w:w="624"/>
+            <w:tcMar>
+              <w:top w:w="80" w:type="dxa"/>
+              <w:bottom w:w="80" w:type="dxa"/>
+              <w:left w:w="100" w:type="dxa"/>
+              <w:right w:w="100" w:type="dxa"/>
+            </w:tcMar>
+          </w:tcPr>
+          <w:p>
+            <w:pPr>
+              <w:spacing w:before="40" w:after="40" w:line="276" w:lineRule="auto"/>
               <w:jc w:val="center"/>
             </w:pPr>
             <w:r>
@@ -3470,41 +3470,48 @@
         </w:tc>
         <w:tc>
           <w:tcPr>
-            <w:tcW w:type="dxa" w:w="2154"/>
-            <w:vAlign w:val="center"/>
-            <w:tcW w:w="2154" w:type="dxa"/>
-          </w:tcPr>
-          <w:p>
-            <w:pPr>
-              <w:spacing w:before="40" w:after="40" w:line="276" w:lineRule="auto"/>
-              <w:jc w:val="both"/>
-            </w:pPr>
-            <w:r>
-              <w:rPr>
-                <w:rFonts w:ascii="Times New Roman" w:hAnsi="Times New Roman"/>
-                <w:sz w:val="26"/>
-                <w:rFonts w:ascii="Times New Roman" w:hAnsi="Times New Roman" w:cs="Times New Roman"/>
-              </w:rPr>
-              <w:t>Đánh giá định kỳ 3</w:t>
-            </w:r>
-          </w:p>
-        </w:tc>
-        <w:tc>
-          <w:tcPr>
-            <w:tcW w:type="dxa" w:w="624"/>
-            <w:vAlign w:val="center"/>
-            <w:tcW w:w="623" w:type="dxa"/>
-          </w:tcPr>
-          <w:p>
-            <w:pPr>
-              <w:spacing w:before="40" w:after="40" w:line="276" w:lineRule="auto"/>
-              <w:jc w:val="center"/>
-            </w:pPr>
-            <w:r>
-              <w:rPr>
-                <w:rFonts w:ascii="Times New Roman" w:hAnsi="Times New Roman"/>
-                <w:sz w:val="26"/>
-                <w:rFonts w:ascii="Times New Roman" w:hAnsi="Times New Roman" w:cs="Times New Roman"/>
+            <w:tcW w:type="dxa" w:w="3175"/>
+            <w:tcMar>
+              <w:top w:w="80" w:type="dxa"/>
+              <w:bottom w:w="80" w:type="dxa"/>
+              <w:left w:w="100" w:type="dxa"/>
+              <w:right w:w="100" w:type="dxa"/>
+            </w:tcMar>
+          </w:tcPr>
+          <w:p>
+            <w:pPr>
+              <w:spacing w:before="40" w:after="40" w:line="276" w:lineRule="auto"/>
+              <w:jc w:val="left"/>
+            </w:pPr>
+            <w:r>
+              <w:rPr>
+                <w:rFonts w:ascii="Times New Roman" w:hAnsi="Times New Roman"/>
+                <w:b/>
+                <w:sz w:val="26"/>
+              </w:rPr>
+              <w:t>Đánh giá định kỳ 2</w:t>
+            </w:r>
+          </w:p>
+        </w:tc>
+        <w:tc>
+          <w:tcPr>
+            <w:tcW w:type="dxa" w:w="907"/>
+            <w:tcMar>
+              <w:top w:w="80" w:type="dxa"/>
+              <w:bottom w:w="80" w:type="dxa"/>
+              <w:left w:w="100" w:type="dxa"/>
+              <w:right w:w="100" w:type="dxa"/>
+            </w:tcMar>
+          </w:tcPr>
+          <w:p>
+            <w:pPr>
+              <w:spacing w:before="40" w:after="40" w:line="276" w:lineRule="auto"/>
+              <w:jc w:val="center"/>
+            </w:pPr>
+            <w:r>
+              <w:rPr>
+                <w:rFonts w:ascii="Times New Roman" w:hAnsi="Times New Roman"/>
+                <w:sz w:val="26"/>
               </w:rPr>
               <w:t>1</w:t>
             </w:r>
@@ -3512,54 +3519,46 @@
         </w:tc>
         <w:tc>
           <w:tcPr>
-            <w:tcW w:type="dxa" w:w="794"/>
-            <w:vAlign w:val="center"/>
-            <w:tcW w:w="793" w:type="dxa"/>
-          </w:tcPr>
-          <w:p>
-            <w:pPr>
-              <w:jc w:val="center"/>
-            </w:pPr>
-            <w:r>
-              <w:rPr>
-                <w:rFonts w:ascii="Times New Roman" w:hAnsi="Times New Roman"/>
-                <w:sz w:val="26"/>
-              </w:rPr>
-              <w:t>19</w:t>
-            </w:r>
-          </w:p>
-        </w:tc>
-        <w:tc>
-          <w:tcPr>
-            <w:tcW w:type="dxa" w:w="5272"/>
-            <w:vAlign w:val="center"/>
-            <w:tcW w:w="5273" w:type="dxa"/>
-          </w:tcPr>
-          <w:p>
-            <w:pPr>
-              <w:spacing w:before="40" w:after="40" w:line="276" w:lineRule="auto"/>
-              <w:jc w:val="both"/>
-            </w:pPr>
-            <w:r>
-              <w:rPr>
-                <w:rFonts w:ascii="Times New Roman" w:hAnsi="Times New Roman"/>
-                <w:sz w:val="26"/>
-                <w:rFonts w:ascii="Times New Roman" w:hAnsi="Times New Roman" w:cs="Times New Roman"/>
-              </w:rPr>
-              <w:t>Kiểm tra đánh giá kết quả học tập.</w:t>
+            <w:tcW w:type="dxa" w:w="4649"/>
+            <w:tcMar>
+              <w:top w:w="80" w:type="dxa"/>
+              <w:bottom w:w="80" w:type="dxa"/>
+              <w:left w:w="100" w:type="dxa"/>
+              <w:right w:w="100" w:type="dxa"/>
+            </w:tcMar>
+          </w:tcPr>
+          <w:p>
+            <w:pPr>
+              <w:spacing w:before="40" w:after="40" w:line="276" w:lineRule="auto"/>
+              <w:jc w:val="left"/>
+            </w:pPr>
+            <w:r>
+              <w:rPr>
+                <w:rFonts w:ascii="Times New Roman" w:hAnsi="Times New Roman"/>
+                <w:sz w:val="26"/>
+              </w:rPr>
+              <w:t>Kiểm tra, đánh giá kỹ năng thực hành nhập liệu, sử dụng công thức và các hàm tính toán trong bảng tính cuối Học kì 1.</w:t>
             </w:r>
           </w:p>
         </w:tc>
       </w:tr>
       <w:tr>
-        <w:tc>
-          <w:tcPr>
-            <w:tcW w:type="dxa" w:w="510"/>
-            <w:vAlign w:val="center"/>
-            <w:tcW w:w="510" w:type="dxa"/>
-          </w:tcPr>
-          <w:p>
-            <w:pPr>
+        <w:trPr>
+          <w:cantSplit/>
+        </w:trPr>
+        <w:tc>
+          <w:tcPr>
+            <w:tcW w:type="dxa" w:w="624"/>
+            <w:tcMar>
+              <w:top w:w="80" w:type="dxa"/>
+              <w:bottom w:w="80" w:type="dxa"/>
+              <w:left w:w="100" w:type="dxa"/>
+              <w:right w:w="100" w:type="dxa"/>
+            </w:tcMar>
+          </w:tcPr>
+          <w:p>
+            <w:pPr>
+              <w:spacing w:before="40" w:after="40" w:line="276" w:lineRule="auto"/>
               <w:jc w:val="center"/>
             </w:pPr>
             <w:r>
@@ -3573,41 +3572,47 @@
         </w:tc>
         <w:tc>
           <w:tcPr>
-            <w:tcW w:type="dxa" w:w="2154"/>
-            <w:vAlign w:val="center"/>
-            <w:tcW w:w="2154" w:type="dxa"/>
-          </w:tcPr>
-          <w:p>
-            <w:pPr>
-              <w:spacing w:before="40" w:after="40" w:line="276" w:lineRule="auto"/>
-              <w:jc w:val="both"/>
-            </w:pPr>
-            <w:r>
-              <w:rPr>
-                <w:rFonts w:ascii="Times New Roman" w:hAnsi="Times New Roman"/>
-                <w:sz w:val="26"/>
-                <w:rFonts w:ascii="Times New Roman" w:hAnsi="Times New Roman" w:cs="Times New Roman"/>
-              </w:rPr>
-              <w:t>Ôn tập và luyện tập</w:t>
-            </w:r>
-          </w:p>
-        </w:tc>
-        <w:tc>
-          <w:tcPr>
-            <w:tcW w:type="dxa" w:w="624"/>
-            <w:vAlign w:val="center"/>
-            <w:tcW w:w="623" w:type="dxa"/>
-          </w:tcPr>
-          <w:p>
-            <w:pPr>
-              <w:spacing w:before="40" w:after="40" w:line="276" w:lineRule="auto"/>
-              <w:jc w:val="center"/>
-            </w:pPr>
-            <w:r>
-              <w:rPr>
-                <w:rFonts w:ascii="Times New Roman" w:hAnsi="Times New Roman"/>
-                <w:sz w:val="26"/>
-                <w:rFonts w:ascii="Times New Roman" w:hAnsi="Times New Roman" w:cs="Times New Roman"/>
+            <w:tcW w:type="dxa" w:w="3175"/>
+            <w:tcMar>
+              <w:top w:w="80" w:type="dxa"/>
+              <w:bottom w:w="80" w:type="dxa"/>
+              <w:left w:w="100" w:type="dxa"/>
+              <w:right w:w="100" w:type="dxa"/>
+            </w:tcMar>
+          </w:tcPr>
+          <w:p>
+            <w:pPr>
+              <w:spacing w:before="40" w:after="40" w:line="276" w:lineRule="auto"/>
+              <w:jc w:val="left"/>
+            </w:pPr>
+            <w:r>
+              <w:rPr>
+                <w:rFonts w:ascii="Times New Roman" w:hAnsi="Times New Roman"/>
+                <w:sz w:val="26"/>
+              </w:rPr>
+              <w:t>Bài 8. Công cụ hỗ trợ tính toán (Tiết 2)</w:t>
+            </w:r>
+          </w:p>
+        </w:tc>
+        <w:tc>
+          <w:tcPr>
+            <w:tcW w:type="dxa" w:w="907"/>
+            <w:tcMar>
+              <w:top w:w="80" w:type="dxa"/>
+              <w:bottom w:w="80" w:type="dxa"/>
+              <w:left w:w="100" w:type="dxa"/>
+              <w:right w:w="100" w:type="dxa"/>
+            </w:tcMar>
+          </w:tcPr>
+          <w:p>
+            <w:pPr>
+              <w:spacing w:before="40" w:after="40" w:line="276" w:lineRule="auto"/>
+              <w:jc w:val="center"/>
+            </w:pPr>
+            <w:r>
+              <w:rPr>
+                <w:rFonts w:ascii="Times New Roman" w:hAnsi="Times New Roman"/>
+                <w:sz w:val="26"/>
               </w:rPr>
               <w:t>1</w:t>
             </w:r>
@@ -3615,54 +3620,46 @@
         </w:tc>
         <w:tc>
           <w:tcPr>
-            <w:tcW w:type="dxa" w:w="794"/>
-            <w:vAlign w:val="center"/>
-            <w:tcW w:w="793" w:type="dxa"/>
-          </w:tcPr>
-          <w:p>
-            <w:pPr>
-              <w:jc w:val="center"/>
-            </w:pPr>
-            <w:r>
-              <w:rPr>
-                <w:rFonts w:ascii="Times New Roman" w:hAnsi="Times New Roman"/>
-                <w:sz w:val="26"/>
-              </w:rPr>
-              <w:t>20</w:t>
-            </w:r>
-          </w:p>
-        </w:tc>
-        <w:tc>
-          <w:tcPr>
-            <w:tcW w:type="dxa" w:w="5272"/>
-            <w:vAlign w:val="center"/>
-            <w:tcW w:w="5273" w:type="dxa"/>
-          </w:tcPr>
-          <w:p>
-            <w:pPr>
-              <w:spacing w:before="40" w:after="40" w:line="276" w:lineRule="auto"/>
-              <w:jc w:val="both"/>
-            </w:pPr>
-            <w:r>
-              <w:rPr>
-                <w:rFonts w:ascii="Times New Roman" w:hAnsi="Times New Roman"/>
-                <w:sz w:val="26"/>
-                <w:rFonts w:ascii="Times New Roman" w:hAnsi="Times New Roman" w:cs="Times New Roman"/>
-              </w:rPr>
-              <w:t>Ôn tập, luyện tập bổ sung kiến thức và kỹ năng.</w:t>
+            <w:tcW w:type="dxa" w:w="4649"/>
+            <w:tcMar>
+              <w:top w:w="80" w:type="dxa"/>
+              <w:bottom w:w="80" w:type="dxa"/>
+              <w:left w:w="100" w:type="dxa"/>
+              <w:right w:w="100" w:type="dxa"/>
+            </w:tcMar>
+          </w:tcPr>
+          <w:p>
+            <w:pPr>
+              <w:spacing w:before="40" w:after="40" w:line="276" w:lineRule="auto"/>
+              <w:jc w:val="left"/>
+            </w:pPr>
+            <w:r>
+              <w:rPr>
+                <w:rFonts w:ascii="Times New Roman" w:hAnsi="Times New Roman"/>
+                <w:sz w:val="26"/>
+              </w:rPr>
+              <w:t>Thực hành áp dụng các hàm SUM, AVERAGE, MAX, MIN để tính toán bảng thống kê điểm kiểm tra hoặc chi tiêu gia đình.</w:t>
             </w:r>
           </w:p>
         </w:tc>
       </w:tr>
       <w:tr>
-        <w:tc>
-          <w:tcPr>
-            <w:tcW w:type="dxa" w:w="510"/>
-            <w:vAlign w:val="center"/>
-            <w:tcW w:w="510" w:type="dxa"/>
-          </w:tcPr>
-          <w:p>
-            <w:pPr>
+        <w:trPr>
+          <w:cantSplit/>
+        </w:trPr>
+        <w:tc>
+          <w:tcPr>
+            <w:tcW w:type="dxa" w:w="624"/>
+            <w:tcMar>
+              <w:top w:w="80" w:type="dxa"/>
+              <w:bottom w:w="80" w:type="dxa"/>
+              <w:left w:w="100" w:type="dxa"/>
+              <w:right w:w="100" w:type="dxa"/>
+            </w:tcMar>
+          </w:tcPr>
+          <w:p>
+            <w:pPr>
+              <w:spacing w:before="40" w:after="40" w:line="276" w:lineRule="auto"/>
               <w:jc w:val="center"/>
             </w:pPr>
             <w:r>
@@ -3676,41 +3673,47 @@
         </w:tc>
         <w:tc>
           <w:tcPr>
-            <w:tcW w:type="dxa" w:w="2154"/>
-            <w:vAlign w:val="center"/>
-            <w:tcW w:w="2154" w:type="dxa"/>
-          </w:tcPr>
-          <w:p>
-            <w:pPr>
-              <w:spacing w:before="40" w:after="40" w:line="276" w:lineRule="auto"/>
-              <w:jc w:val="both"/>
-            </w:pPr>
-            <w:r>
-              <w:rPr>
-                <w:rFonts w:ascii="Times New Roman" w:hAnsi="Times New Roman"/>
-                <w:sz w:val="26"/>
-                <w:rFonts w:ascii="Times New Roman" w:hAnsi="Times New Roman" w:cs="Times New Roman"/>
-              </w:rPr>
-              <w:t>Ôn tập Đánh giá định kỳ 4</w:t>
-            </w:r>
-          </w:p>
-        </w:tc>
-        <w:tc>
-          <w:tcPr>
-            <w:tcW w:type="dxa" w:w="624"/>
-            <w:vAlign w:val="center"/>
-            <w:tcW w:w="623" w:type="dxa"/>
-          </w:tcPr>
-          <w:p>
-            <w:pPr>
-              <w:spacing w:before="40" w:after="40" w:line="276" w:lineRule="auto"/>
-              <w:jc w:val="center"/>
-            </w:pPr>
-            <w:r>
-              <w:rPr>
-                <w:rFonts w:ascii="Times New Roman" w:hAnsi="Times New Roman"/>
-                <w:sz w:val="26"/>
-                <w:rFonts w:ascii="Times New Roman" w:hAnsi="Times New Roman" w:cs="Times New Roman"/>
+            <w:tcW w:type="dxa" w:w="3175"/>
+            <w:tcMar>
+              <w:top w:w="80" w:type="dxa"/>
+              <w:bottom w:w="80" w:type="dxa"/>
+              <w:left w:w="100" w:type="dxa"/>
+              <w:right w:w="100" w:type="dxa"/>
+            </w:tcMar>
+          </w:tcPr>
+          <w:p>
+            <w:pPr>
+              <w:spacing w:before="40" w:after="40" w:line="276" w:lineRule="auto"/>
+              <w:jc w:val="left"/>
+            </w:pPr>
+            <w:r>
+              <w:rPr>
+                <w:rFonts w:ascii="Times New Roman" w:hAnsi="Times New Roman"/>
+                <w:sz w:val="26"/>
+              </w:rPr>
+              <w:t>Bài 9. Trình bày bảng tính (Tiết 1)</w:t>
+            </w:r>
+          </w:p>
+        </w:tc>
+        <w:tc>
+          <w:tcPr>
+            <w:tcW w:type="dxa" w:w="907"/>
+            <w:tcMar>
+              <w:top w:w="80" w:type="dxa"/>
+              <w:bottom w:w="80" w:type="dxa"/>
+              <w:left w:w="100" w:type="dxa"/>
+              <w:right w:w="100" w:type="dxa"/>
+            </w:tcMar>
+          </w:tcPr>
+          <w:p>
+            <w:pPr>
+              <w:spacing w:before="40" w:after="40" w:line="276" w:lineRule="auto"/>
+              <w:jc w:val="center"/>
+            </w:pPr>
+            <w:r>
+              <w:rPr>
+                <w:rFonts w:ascii="Times New Roman" w:hAnsi="Times New Roman"/>
+                <w:sz w:val="26"/>
               </w:rPr>
               <w:t>1</w:t>
             </w:r>
@@ -3718,54 +3721,46 @@
         </w:tc>
         <w:tc>
           <w:tcPr>
-            <w:tcW w:type="dxa" w:w="794"/>
-            <w:vAlign w:val="center"/>
-            <w:tcW w:w="793" w:type="dxa"/>
-          </w:tcPr>
-          <w:p>
-            <w:pPr>
-              <w:jc w:val="center"/>
-            </w:pPr>
-            <w:r>
-              <w:rPr>
-                <w:rFonts w:ascii="Times New Roman" w:hAnsi="Times New Roman"/>
-                <w:sz w:val="26"/>
-              </w:rPr>
-              <w:t>21</w:t>
-            </w:r>
-          </w:p>
-        </w:tc>
-        <w:tc>
-          <w:tcPr>
-            <w:tcW w:type="dxa" w:w="5272"/>
-            <w:vAlign w:val="center"/>
-            <w:tcW w:w="5273" w:type="dxa"/>
-          </w:tcPr>
-          <w:p>
-            <w:pPr>
-              <w:spacing w:before="40" w:after="40" w:line="276" w:lineRule="auto"/>
-              <w:jc w:val="both"/>
-            </w:pPr>
-            <w:r>
-              <w:rPr>
-                <w:rFonts w:ascii="Times New Roman" w:hAnsi="Times New Roman"/>
-                <w:sz w:val="26"/>
-                <w:rFonts w:ascii="Times New Roman" w:hAnsi="Times New Roman" w:cs="Times New Roman"/>
-              </w:rPr>
-              <w:t>Hệ thống hóa kiến thức chuẩn bị Đánh giá định kỳ 4.</w:t>
+            <w:tcW w:type="dxa" w:w="4649"/>
+            <w:tcMar>
+              <w:top w:w="80" w:type="dxa"/>
+              <w:bottom w:w="80" w:type="dxa"/>
+              <w:left w:w="100" w:type="dxa"/>
+              <w:right w:w="100" w:type="dxa"/>
+            </w:tcMar>
+          </w:tcPr>
+          <w:p>
+            <w:pPr>
+              <w:spacing w:before="40" w:after="40" w:line="276" w:lineRule="auto"/>
+              <w:jc w:val="left"/>
+            </w:pPr>
+            <w:r>
+              <w:rPr>
+                <w:rFonts w:ascii="Times New Roman" w:hAnsi="Times New Roman"/>
+                <w:sz w:val="26"/>
+              </w:rPr>
+              <w:t>Nắm vững các công cụ định dạng bảng tính: kẻ viền ô, tô màu nền, gộp ô và căn giữa (Merge &amp; Center), định dạng dữ liệu số.</w:t>
             </w:r>
           </w:p>
         </w:tc>
       </w:tr>
       <w:tr>
-        <w:tc>
-          <w:tcPr>
-            <w:tcW w:type="dxa" w:w="510"/>
-            <w:vAlign w:val="center"/>
-            <w:tcW w:w="510" w:type="dxa"/>
-          </w:tcPr>
-          <w:p>
-            <w:pPr>
+        <w:trPr>
+          <w:cantSplit/>
+        </w:trPr>
+        <w:tc>
+          <w:tcPr>
+            <w:tcW w:type="dxa" w:w="624"/>
+            <w:tcMar>
+              <w:top w:w="80" w:type="dxa"/>
+              <w:bottom w:w="80" w:type="dxa"/>
+              <w:left w:w="100" w:type="dxa"/>
+              <w:right w:w="100" w:type="dxa"/>
+            </w:tcMar>
+          </w:tcPr>
+          <w:p>
+            <w:pPr>
+              <w:spacing w:before="40" w:after="40" w:line="276" w:lineRule="auto"/>
               <w:jc w:val="center"/>
             </w:pPr>
             <w:r>
@@ -3779,41 +3774,47 @@
         </w:tc>
         <w:tc>
           <w:tcPr>
-            <w:tcW w:type="dxa" w:w="2154"/>
-            <w:vAlign w:val="center"/>
-            <w:tcW w:w="2154" w:type="dxa"/>
-          </w:tcPr>
-          <w:p>
-            <w:pPr>
-              <w:spacing w:before="40" w:after="40" w:line="276" w:lineRule="auto"/>
-              <w:jc w:val="both"/>
-            </w:pPr>
-            <w:r>
-              <w:rPr>
-                <w:rFonts w:ascii="Times New Roman" w:hAnsi="Times New Roman"/>
-                <w:sz w:val="26"/>
-                <w:rFonts w:ascii="Times New Roman" w:hAnsi="Times New Roman" w:cs="Times New Roman"/>
-              </w:rPr>
-              <w:t>Đánh giá định kỳ 4</w:t>
-            </w:r>
-          </w:p>
-        </w:tc>
-        <w:tc>
-          <w:tcPr>
-            <w:tcW w:type="dxa" w:w="624"/>
-            <w:vAlign w:val="center"/>
-            <w:tcW w:w="623" w:type="dxa"/>
-          </w:tcPr>
-          <w:p>
-            <w:pPr>
-              <w:spacing w:before="40" w:after="40" w:line="276" w:lineRule="auto"/>
-              <w:jc w:val="center"/>
-            </w:pPr>
-            <w:r>
-              <w:rPr>
-                <w:rFonts w:ascii="Times New Roman" w:hAnsi="Times New Roman"/>
-                <w:sz w:val="26"/>
-                <w:rFonts w:ascii="Times New Roman" w:hAnsi="Times New Roman" w:cs="Times New Roman"/>
+            <w:tcW w:type="dxa" w:w="3175"/>
+            <w:tcMar>
+              <w:top w:w="80" w:type="dxa"/>
+              <w:bottom w:w="80" w:type="dxa"/>
+              <w:left w:w="100" w:type="dxa"/>
+              <w:right w:w="100" w:type="dxa"/>
+            </w:tcMar>
+          </w:tcPr>
+          <w:p>
+            <w:pPr>
+              <w:spacing w:before="40" w:after="40" w:line="276" w:lineRule="auto"/>
+              <w:jc w:val="left"/>
+            </w:pPr>
+            <w:r>
+              <w:rPr>
+                <w:rFonts w:ascii="Times New Roman" w:hAnsi="Times New Roman"/>
+                <w:sz w:val="26"/>
+              </w:rPr>
+              <w:t>Bài 9. Trình bày bảng tính (Tiết 2)</w:t>
+            </w:r>
+          </w:p>
+        </w:tc>
+        <w:tc>
+          <w:tcPr>
+            <w:tcW w:type="dxa" w:w="907"/>
+            <w:tcMar>
+              <w:top w:w="80" w:type="dxa"/>
+              <w:bottom w:w="80" w:type="dxa"/>
+              <w:left w:w="100" w:type="dxa"/>
+              <w:right w:w="100" w:type="dxa"/>
+            </w:tcMar>
+          </w:tcPr>
+          <w:p>
+            <w:pPr>
+              <w:spacing w:before="40" w:after="40" w:line="276" w:lineRule="auto"/>
+              <w:jc w:val="center"/>
+            </w:pPr>
+            <w:r>
+              <w:rPr>
+                <w:rFonts w:ascii="Times New Roman" w:hAnsi="Times New Roman"/>
+                <w:sz w:val="26"/>
               </w:rPr>
               <w:t>1</w:t>
             </w:r>
@@ -3821,54 +3822,46 @@
         </w:tc>
         <w:tc>
           <w:tcPr>
-            <w:tcW w:type="dxa" w:w="794"/>
-            <w:vAlign w:val="center"/>
-            <w:tcW w:w="793" w:type="dxa"/>
-          </w:tcPr>
-          <w:p>
-            <w:pPr>
-              <w:jc w:val="center"/>
-            </w:pPr>
-            <w:r>
-              <w:rPr>
-                <w:rFonts w:ascii="Times New Roman" w:hAnsi="Times New Roman"/>
-                <w:sz w:val="26"/>
-              </w:rPr>
-              <w:t>22</w:t>
-            </w:r>
-          </w:p>
-        </w:tc>
-        <w:tc>
-          <w:tcPr>
-            <w:tcW w:type="dxa" w:w="5272"/>
-            <w:vAlign w:val="center"/>
-            <w:tcW w:w="5273" w:type="dxa"/>
-          </w:tcPr>
-          <w:p>
-            <w:pPr>
-              <w:spacing w:before="40" w:after="40" w:line="276" w:lineRule="auto"/>
-              <w:jc w:val="both"/>
-            </w:pPr>
-            <w:r>
-              <w:rPr>
-                <w:rFonts w:ascii="Times New Roman" w:hAnsi="Times New Roman"/>
-                <w:sz w:val="26"/>
-                <w:rFonts w:ascii="Times New Roman" w:hAnsi="Times New Roman" w:cs="Times New Roman"/>
-              </w:rPr>
-              <w:t>Kiểm tra đánh giá kết quả học tập.</w:t>
+            <w:tcW w:type="dxa" w:w="4649"/>
+            <w:tcMar>
+              <w:top w:w="80" w:type="dxa"/>
+              <w:bottom w:w="80" w:type="dxa"/>
+              <w:left w:w="100" w:type="dxa"/>
+              <w:right w:w="100" w:type="dxa"/>
+            </w:tcMar>
+          </w:tcPr>
+          <w:p>
+            <w:pPr>
+              <w:spacing w:before="40" w:after="40" w:line="276" w:lineRule="auto"/>
+              <w:jc w:val="left"/>
+            </w:pPr>
+            <w:r>
+              <w:rPr>
+                <w:rFonts w:ascii="Times New Roman" w:hAnsi="Times New Roman"/>
+                <w:sz w:val="26"/>
+              </w:rPr>
+              <w:t>Thực hành trang trí bảng tính chuyên nghiệp, rõ ràng, làm nổi bật các dòng tổng cộng và số liệu quan trọng.</w:t>
             </w:r>
           </w:p>
         </w:tc>
       </w:tr>
       <w:tr>
-        <w:tc>
-          <w:tcPr>
-            <w:tcW w:type="dxa" w:w="510"/>
-            <w:vAlign w:val="center"/>
-            <w:tcW w:w="510" w:type="dxa"/>
-          </w:tcPr>
-          <w:p>
-            <w:pPr>
+        <w:trPr>
+          <w:cantSplit/>
+        </w:trPr>
+        <w:tc>
+          <w:tcPr>
+            <w:tcW w:type="dxa" w:w="624"/>
+            <w:tcMar>
+              <w:top w:w="80" w:type="dxa"/>
+              <w:bottom w:w="80" w:type="dxa"/>
+              <w:left w:w="100" w:type="dxa"/>
+              <w:right w:w="100" w:type="dxa"/>
+            </w:tcMar>
+          </w:tcPr>
+          <w:p>
+            <w:pPr>
+              <w:spacing w:before="40" w:after="40" w:line="276" w:lineRule="auto"/>
               <w:jc w:val="center"/>
             </w:pPr>
             <w:r>
@@ -3882,20 +3875,1272 @@
         </w:tc>
         <w:tc>
           <w:tcPr>
-            <w:tcW w:type="dxa" w:w="2154"/>
-            <w:vAlign w:val="center"/>
-            <w:tcW w:w="2154" w:type="dxa"/>
-          </w:tcPr>
-          <w:p>
-            <w:pPr>
-              <w:spacing w:before="40" w:after="40" w:line="276" w:lineRule="auto"/>
-              <w:jc w:val="both"/>
-            </w:pPr>
-            <w:r>
-              <w:rPr>
-                <w:rFonts w:ascii="Times New Roman" w:hAnsi="Times New Roman"/>
-                <w:sz w:val="26"/>
-                <w:rFonts w:ascii="Times New Roman" w:hAnsi="Times New Roman" w:cs="Times New Roman"/>
+            <w:tcW w:type="dxa" w:w="3175"/>
+            <w:tcMar>
+              <w:top w:w="80" w:type="dxa"/>
+              <w:bottom w:w="80" w:type="dxa"/>
+              <w:left w:w="100" w:type="dxa"/>
+              <w:right w:w="100" w:type="dxa"/>
+            </w:tcMar>
+          </w:tcPr>
+          <w:p>
+            <w:pPr>
+              <w:spacing w:before="40" w:after="40" w:line="276" w:lineRule="auto"/>
+              <w:jc w:val="left"/>
+            </w:pPr>
+            <w:r>
+              <w:rPr>
+                <w:rFonts w:ascii="Times New Roman" w:hAnsi="Times New Roman"/>
+                <w:sz w:val="26"/>
+              </w:rPr>
+              <w:t>Bài 10. Hoàn thiện bảng tính (Tiết 1)</w:t>
+            </w:r>
+          </w:p>
+        </w:tc>
+        <w:tc>
+          <w:tcPr>
+            <w:tcW w:type="dxa" w:w="907"/>
+            <w:tcMar>
+              <w:top w:w="80" w:type="dxa"/>
+              <w:bottom w:w="80" w:type="dxa"/>
+              <w:left w:w="100" w:type="dxa"/>
+              <w:right w:w="100" w:type="dxa"/>
+            </w:tcMar>
+          </w:tcPr>
+          <w:p>
+            <w:pPr>
+              <w:spacing w:before="40" w:after="40" w:line="276" w:lineRule="auto"/>
+              <w:jc w:val="center"/>
+            </w:pPr>
+            <w:r>
+              <w:rPr>
+                <w:rFonts w:ascii="Times New Roman" w:hAnsi="Times New Roman"/>
+                <w:sz w:val="26"/>
+              </w:rPr>
+              <w:t>1</w:t>
+            </w:r>
+          </w:p>
+        </w:tc>
+        <w:tc>
+          <w:tcPr>
+            <w:tcW w:type="dxa" w:w="4649"/>
+            <w:tcMar>
+              <w:top w:w="80" w:type="dxa"/>
+              <w:bottom w:w="80" w:type="dxa"/>
+              <w:left w:w="100" w:type="dxa"/>
+              <w:right w:w="100" w:type="dxa"/>
+            </w:tcMar>
+          </w:tcPr>
+          <w:p>
+            <w:pPr>
+              <w:spacing w:before="40" w:after="40" w:line="276" w:lineRule="auto"/>
+              <w:jc w:val="left"/>
+            </w:pPr>
+            <w:r>
+              <w:rPr>
+                <w:rFonts w:ascii="Times New Roman" w:hAnsi="Times New Roman"/>
+                <w:sz w:val="26"/>
+              </w:rPr>
+              <w:t>Nắm được các thao tác hoàn thiện bảng tính trước khi in: xem trước trang in (Print Preview), ngắt trang, thiết lập vùng in.</w:t>
+            </w:r>
+          </w:p>
+        </w:tc>
+      </w:tr>
+      <w:tr>
+        <w:trPr>
+          <w:cantSplit/>
+        </w:trPr>
+        <w:tc>
+          <w:tcPr>
+            <w:tcW w:type="dxa" w:w="624"/>
+            <w:tcMar>
+              <w:top w:w="80" w:type="dxa"/>
+              <w:bottom w:w="80" w:type="dxa"/>
+              <w:left w:w="100" w:type="dxa"/>
+              <w:right w:w="100" w:type="dxa"/>
+            </w:tcMar>
+          </w:tcPr>
+          <w:p>
+            <w:pPr>
+              <w:spacing w:before="40" w:after="40" w:line="276" w:lineRule="auto"/>
+              <w:jc w:val="center"/>
+            </w:pPr>
+            <w:r>
+              <w:rPr>
+                <w:rFonts w:ascii="Times New Roman" w:hAnsi="Times New Roman"/>
+                <w:sz w:val="26"/>
+              </w:rPr>
+              <w:t>24</w:t>
+            </w:r>
+          </w:p>
+        </w:tc>
+        <w:tc>
+          <w:tcPr>
+            <w:tcW w:type="dxa" w:w="3175"/>
+            <w:tcMar>
+              <w:top w:w="80" w:type="dxa"/>
+              <w:bottom w:w="80" w:type="dxa"/>
+              <w:left w:w="100" w:type="dxa"/>
+              <w:right w:w="100" w:type="dxa"/>
+            </w:tcMar>
+          </w:tcPr>
+          <w:p>
+            <w:pPr>
+              <w:spacing w:before="40" w:after="40" w:line="276" w:lineRule="auto"/>
+              <w:jc w:val="left"/>
+            </w:pPr>
+            <w:r>
+              <w:rPr>
+                <w:rFonts w:ascii="Times New Roman" w:hAnsi="Times New Roman"/>
+                <w:sz w:val="26"/>
+              </w:rPr>
+              <w:t>Bài 10. Hoàn thiện bảng tính (Tiết 2)</w:t>
+            </w:r>
+          </w:p>
+        </w:tc>
+        <w:tc>
+          <w:tcPr>
+            <w:tcW w:type="dxa" w:w="907"/>
+            <w:tcMar>
+              <w:top w:w="80" w:type="dxa"/>
+              <w:bottom w:w="80" w:type="dxa"/>
+              <w:left w:w="100" w:type="dxa"/>
+              <w:right w:w="100" w:type="dxa"/>
+            </w:tcMar>
+          </w:tcPr>
+          <w:p>
+            <w:pPr>
+              <w:spacing w:before="40" w:after="40" w:line="276" w:lineRule="auto"/>
+              <w:jc w:val="center"/>
+            </w:pPr>
+            <w:r>
+              <w:rPr>
+                <w:rFonts w:ascii="Times New Roman" w:hAnsi="Times New Roman"/>
+                <w:sz w:val="26"/>
+              </w:rPr>
+              <w:t>1</w:t>
+            </w:r>
+          </w:p>
+        </w:tc>
+        <w:tc>
+          <w:tcPr>
+            <w:tcW w:type="dxa" w:w="4649"/>
+            <w:tcMar>
+              <w:top w:w="80" w:type="dxa"/>
+              <w:bottom w:w="80" w:type="dxa"/>
+              <w:left w:w="100" w:type="dxa"/>
+              <w:right w:w="100" w:type="dxa"/>
+            </w:tcMar>
+          </w:tcPr>
+          <w:p>
+            <w:pPr>
+              <w:spacing w:before="40" w:after="40" w:line="276" w:lineRule="auto"/>
+              <w:jc w:val="left"/>
+            </w:pPr>
+            <w:r>
+              <w:rPr>
+                <w:rFonts w:ascii="Times New Roman" w:hAnsi="Times New Roman"/>
+                <w:sz w:val="26"/>
+              </w:rPr>
+              <w:t>Thực hành căn chỉnh hướng trang (ngang/dọc), lề trang in và in bảng tính ra giấy hoặc xuất sang tệp PDF đúng chuẩn.</w:t>
+            </w:r>
+          </w:p>
+        </w:tc>
+      </w:tr>
+      <w:tr>
+        <w:trPr>
+          <w:cantSplit/>
+        </w:trPr>
+        <w:tc>
+          <w:tcPr>
+            <w:tcW w:type="dxa" w:w="624"/>
+            <w:tcMar>
+              <w:top w:w="80" w:type="dxa"/>
+              <w:bottom w:w="80" w:type="dxa"/>
+              <w:left w:w="100" w:type="dxa"/>
+              <w:right w:w="100" w:type="dxa"/>
+            </w:tcMar>
+          </w:tcPr>
+          <w:p>
+            <w:pPr>
+              <w:spacing w:before="40" w:after="40" w:line="276" w:lineRule="auto"/>
+              <w:jc w:val="center"/>
+            </w:pPr>
+            <w:r>
+              <w:rPr>
+                <w:rFonts w:ascii="Times New Roman" w:hAnsi="Times New Roman"/>
+                <w:sz w:val="26"/>
+              </w:rPr>
+              <w:t>25</w:t>
+            </w:r>
+          </w:p>
+        </w:tc>
+        <w:tc>
+          <w:tcPr>
+            <w:tcW w:type="dxa" w:w="3175"/>
+            <w:tcMar>
+              <w:top w:w="80" w:type="dxa"/>
+              <w:bottom w:w="80" w:type="dxa"/>
+              <w:left w:w="100" w:type="dxa"/>
+              <w:right w:w="100" w:type="dxa"/>
+            </w:tcMar>
+          </w:tcPr>
+          <w:p>
+            <w:pPr>
+              <w:spacing w:before="40" w:after="40" w:line="276" w:lineRule="auto"/>
+              <w:jc w:val="left"/>
+            </w:pPr>
+            <w:r>
+              <w:rPr>
+                <w:rFonts w:ascii="Times New Roman" w:hAnsi="Times New Roman"/>
+                <w:sz w:val="26"/>
+              </w:rPr>
+              <w:t>Bài 11. Tạo bài trình chiếu (Tiết 1)</w:t>
+            </w:r>
+          </w:p>
+        </w:tc>
+        <w:tc>
+          <w:tcPr>
+            <w:tcW w:type="dxa" w:w="907"/>
+            <w:tcMar>
+              <w:top w:w="80" w:type="dxa"/>
+              <w:bottom w:w="80" w:type="dxa"/>
+              <w:left w:w="100" w:type="dxa"/>
+              <w:right w:w="100" w:type="dxa"/>
+            </w:tcMar>
+          </w:tcPr>
+          <w:p>
+            <w:pPr>
+              <w:spacing w:before="40" w:after="40" w:line="276" w:lineRule="auto"/>
+              <w:jc w:val="center"/>
+            </w:pPr>
+            <w:r>
+              <w:rPr>
+                <w:rFonts w:ascii="Times New Roman" w:hAnsi="Times New Roman"/>
+                <w:sz w:val="26"/>
+              </w:rPr>
+              <w:t>1</w:t>
+            </w:r>
+          </w:p>
+        </w:tc>
+        <w:tc>
+          <w:tcPr>
+            <w:tcW w:type="dxa" w:w="4649"/>
+            <w:tcMar>
+              <w:top w:w="80" w:type="dxa"/>
+              <w:bottom w:w="80" w:type="dxa"/>
+              <w:left w:w="100" w:type="dxa"/>
+              <w:right w:w="100" w:type="dxa"/>
+            </w:tcMar>
+          </w:tcPr>
+          <w:p>
+            <w:pPr>
+              <w:spacing w:before="40" w:after="40" w:line="276" w:lineRule="auto"/>
+              <w:jc w:val="left"/>
+            </w:pPr>
+            <w:r>
+              <w:rPr>
+                <w:rFonts w:ascii="Times New Roman" w:hAnsi="Times New Roman"/>
+                <w:sz w:val="26"/>
+              </w:rPr>
+              <w:t>Nắm vững cấu trúc phân cấp tiêu đề của bài trình chiếu; quy tắc chọn màu sắc, hình nền phù hợp với chủ đề.</w:t>
+            </w:r>
+          </w:p>
+        </w:tc>
+      </w:tr>
+      <w:tr>
+        <w:trPr>
+          <w:cantSplit/>
+        </w:trPr>
+        <w:tc>
+          <w:tcPr>
+            <w:tcW w:type="dxa" w:w="624"/>
+            <w:tcMar>
+              <w:top w:w="80" w:type="dxa"/>
+              <w:bottom w:w="80" w:type="dxa"/>
+              <w:left w:w="100" w:type="dxa"/>
+              <w:right w:w="100" w:type="dxa"/>
+            </w:tcMar>
+          </w:tcPr>
+          <w:p>
+            <w:pPr>
+              <w:spacing w:before="40" w:after="40" w:line="276" w:lineRule="auto"/>
+              <w:jc w:val="center"/>
+            </w:pPr>
+            <w:r>
+              <w:rPr>
+                <w:rFonts w:ascii="Times New Roman" w:hAnsi="Times New Roman"/>
+                <w:sz w:val="26"/>
+              </w:rPr>
+              <w:t>26</w:t>
+            </w:r>
+          </w:p>
+        </w:tc>
+        <w:tc>
+          <w:tcPr>
+            <w:tcW w:type="dxa" w:w="3175"/>
+            <w:tcMar>
+              <w:top w:w="80" w:type="dxa"/>
+              <w:bottom w:w="80" w:type="dxa"/>
+              <w:left w:w="100" w:type="dxa"/>
+              <w:right w:w="100" w:type="dxa"/>
+            </w:tcMar>
+          </w:tcPr>
+          <w:p>
+            <w:pPr>
+              <w:spacing w:before="40" w:after="40" w:line="276" w:lineRule="auto"/>
+              <w:jc w:val="left"/>
+            </w:pPr>
+            <w:r>
+              <w:rPr>
+                <w:rFonts w:ascii="Times New Roman" w:hAnsi="Times New Roman"/>
+                <w:sz w:val="26"/>
+              </w:rPr>
+              <w:t>Bài 11. Tạo bài trình chiếu (Tiết 2)</w:t>
+            </w:r>
+          </w:p>
+        </w:tc>
+        <w:tc>
+          <w:tcPr>
+            <w:tcW w:type="dxa" w:w="907"/>
+            <w:tcMar>
+              <w:top w:w="80" w:type="dxa"/>
+              <w:bottom w:w="80" w:type="dxa"/>
+              <w:left w:w="100" w:type="dxa"/>
+              <w:right w:w="100" w:type="dxa"/>
+            </w:tcMar>
+          </w:tcPr>
+          <w:p>
+            <w:pPr>
+              <w:spacing w:before="40" w:after="40" w:line="276" w:lineRule="auto"/>
+              <w:jc w:val="center"/>
+            </w:pPr>
+            <w:r>
+              <w:rPr>
+                <w:rFonts w:ascii="Times New Roman" w:hAnsi="Times New Roman"/>
+                <w:sz w:val="26"/>
+              </w:rPr>
+              <w:t>1</w:t>
+            </w:r>
+          </w:p>
+        </w:tc>
+        <w:tc>
+          <w:tcPr>
+            <w:tcW w:type="dxa" w:w="4649"/>
+            <w:tcMar>
+              <w:top w:w="80" w:type="dxa"/>
+              <w:bottom w:w="80" w:type="dxa"/>
+              <w:left w:w="100" w:type="dxa"/>
+              <w:right w:w="100" w:type="dxa"/>
+            </w:tcMar>
+          </w:tcPr>
+          <w:p>
+            <w:pPr>
+              <w:spacing w:before="40" w:after="40" w:line="276" w:lineRule="auto"/>
+              <w:jc w:val="left"/>
+            </w:pPr>
+            <w:r>
+              <w:rPr>
+                <w:rFonts w:ascii="Times New Roman" w:hAnsi="Times New Roman"/>
+                <w:sz w:val="26"/>
+              </w:rPr>
+              <w:t>Thực hành tạo bài trình chiếu báo cáo dự án học tập với cấu trúc bố cục rõ ràng, chuyên nghiệp.</w:t>
+            </w:r>
+          </w:p>
+        </w:tc>
+      </w:tr>
+      <w:tr>
+        <w:trPr>
+          <w:cantSplit/>
+        </w:trPr>
+        <w:tc>
+          <w:tcPr>
+            <w:tcW w:type="dxa" w:w="624"/>
+            <w:tcMar>
+              <w:top w:w="80" w:type="dxa"/>
+              <w:bottom w:w="80" w:type="dxa"/>
+              <w:left w:w="100" w:type="dxa"/>
+              <w:right w:w="100" w:type="dxa"/>
+            </w:tcMar>
+          </w:tcPr>
+          <w:p>
+            <w:pPr>
+              <w:spacing w:before="40" w:after="40" w:line="276" w:lineRule="auto"/>
+              <w:jc w:val="center"/>
+            </w:pPr>
+            <w:r>
+              <w:rPr>
+                <w:rFonts w:ascii="Times New Roman" w:hAnsi="Times New Roman"/>
+                <w:sz w:val="26"/>
+              </w:rPr>
+              <w:t>27</w:t>
+            </w:r>
+          </w:p>
+        </w:tc>
+        <w:tc>
+          <w:tcPr>
+            <w:tcW w:type="dxa" w:w="3175"/>
+            <w:tcMar>
+              <w:top w:w="80" w:type="dxa"/>
+              <w:bottom w:w="80" w:type="dxa"/>
+              <w:left w:w="100" w:type="dxa"/>
+              <w:right w:w="100" w:type="dxa"/>
+            </w:tcMar>
+          </w:tcPr>
+          <w:p>
+            <w:pPr>
+              <w:spacing w:before="40" w:after="40" w:line="276" w:lineRule="auto"/>
+              <w:jc w:val="left"/>
+            </w:pPr>
+            <w:r>
+              <w:rPr>
+                <w:rFonts w:ascii="Times New Roman" w:hAnsi="Times New Roman"/>
+                <w:b/>
+                <w:sz w:val="26"/>
+              </w:rPr>
+              <w:t>Ôn tập Đánh giá định kỳ 3</w:t>
+            </w:r>
+          </w:p>
+        </w:tc>
+        <w:tc>
+          <w:tcPr>
+            <w:tcW w:type="dxa" w:w="907"/>
+            <w:tcMar>
+              <w:top w:w="80" w:type="dxa"/>
+              <w:bottom w:w="80" w:type="dxa"/>
+              <w:left w:w="100" w:type="dxa"/>
+              <w:right w:w="100" w:type="dxa"/>
+            </w:tcMar>
+          </w:tcPr>
+          <w:p>
+            <w:pPr>
+              <w:spacing w:before="40" w:after="40" w:line="276" w:lineRule="auto"/>
+              <w:jc w:val="center"/>
+            </w:pPr>
+            <w:r>
+              <w:rPr>
+                <w:rFonts w:ascii="Times New Roman" w:hAnsi="Times New Roman"/>
+                <w:sz w:val="26"/>
+              </w:rPr>
+              <w:t>1</w:t>
+            </w:r>
+          </w:p>
+        </w:tc>
+        <w:tc>
+          <w:tcPr>
+            <w:tcW w:type="dxa" w:w="4649"/>
+            <w:tcMar>
+              <w:top w:w="80" w:type="dxa"/>
+              <w:bottom w:w="80" w:type="dxa"/>
+              <w:left w:w="100" w:type="dxa"/>
+              <w:right w:w="100" w:type="dxa"/>
+            </w:tcMar>
+          </w:tcPr>
+          <w:p>
+            <w:pPr>
+              <w:spacing w:before="40" w:after="40" w:line="276" w:lineRule="auto"/>
+              <w:jc w:val="left"/>
+            </w:pPr>
+            <w:r>
+              <w:rPr>
+                <w:rFonts w:ascii="Times New Roman" w:hAnsi="Times New Roman"/>
+                <w:sz w:val="26"/>
+              </w:rPr>
+              <w:t>Hệ thống hóa kiến thức về định dạng bảng tính, hoàn thiện trang in và thiết kế bố cục bài trình chiếu báo cáo.</w:t>
+            </w:r>
+          </w:p>
+        </w:tc>
+      </w:tr>
+      <w:tr>
+        <w:trPr>
+          <w:cantSplit/>
+        </w:trPr>
+        <w:tc>
+          <w:tcPr>
+            <w:tcW w:type="dxa" w:w="624"/>
+            <w:tcMar>
+              <w:top w:w="80" w:type="dxa"/>
+              <w:bottom w:w="80" w:type="dxa"/>
+              <w:left w:w="100" w:type="dxa"/>
+              <w:right w:w="100" w:type="dxa"/>
+            </w:tcMar>
+          </w:tcPr>
+          <w:p>
+            <w:pPr>
+              <w:spacing w:before="40" w:after="40" w:line="276" w:lineRule="auto"/>
+              <w:jc w:val="center"/>
+            </w:pPr>
+            <w:r>
+              <w:rPr>
+                <w:rFonts w:ascii="Times New Roman" w:hAnsi="Times New Roman"/>
+                <w:sz w:val="26"/>
+              </w:rPr>
+              <w:t>28</w:t>
+            </w:r>
+          </w:p>
+        </w:tc>
+        <w:tc>
+          <w:tcPr>
+            <w:tcW w:type="dxa" w:w="3175"/>
+            <w:tcMar>
+              <w:top w:w="80" w:type="dxa"/>
+              <w:bottom w:w="80" w:type="dxa"/>
+              <w:left w:w="100" w:type="dxa"/>
+              <w:right w:w="100" w:type="dxa"/>
+            </w:tcMar>
+          </w:tcPr>
+          <w:p>
+            <w:pPr>
+              <w:spacing w:before="40" w:after="40" w:line="276" w:lineRule="auto"/>
+              <w:jc w:val="left"/>
+            </w:pPr>
+            <w:r>
+              <w:rPr>
+                <w:rFonts w:ascii="Times New Roman" w:hAnsi="Times New Roman"/>
+                <w:b/>
+                <w:sz w:val="26"/>
+              </w:rPr>
+              <w:t>Đánh giá định kỳ 3</w:t>
+            </w:r>
+          </w:p>
+        </w:tc>
+        <w:tc>
+          <w:tcPr>
+            <w:tcW w:type="dxa" w:w="907"/>
+            <w:tcMar>
+              <w:top w:w="80" w:type="dxa"/>
+              <w:bottom w:w="80" w:type="dxa"/>
+              <w:left w:w="100" w:type="dxa"/>
+              <w:right w:w="100" w:type="dxa"/>
+            </w:tcMar>
+          </w:tcPr>
+          <w:p>
+            <w:pPr>
+              <w:spacing w:before="40" w:after="40" w:line="276" w:lineRule="auto"/>
+              <w:jc w:val="center"/>
+            </w:pPr>
+            <w:r>
+              <w:rPr>
+                <w:rFonts w:ascii="Times New Roman" w:hAnsi="Times New Roman"/>
+                <w:sz w:val="26"/>
+              </w:rPr>
+              <w:t>1</w:t>
+            </w:r>
+          </w:p>
+        </w:tc>
+        <w:tc>
+          <w:tcPr>
+            <w:tcW w:type="dxa" w:w="4649"/>
+            <w:tcMar>
+              <w:top w:w="80" w:type="dxa"/>
+              <w:bottom w:w="80" w:type="dxa"/>
+              <w:left w:w="100" w:type="dxa"/>
+              <w:right w:w="100" w:type="dxa"/>
+            </w:tcMar>
+          </w:tcPr>
+          <w:p>
+            <w:pPr>
+              <w:spacing w:before="40" w:after="40" w:line="276" w:lineRule="auto"/>
+              <w:jc w:val="left"/>
+            </w:pPr>
+            <w:r>
+              <w:rPr>
+                <w:rFonts w:ascii="Times New Roman" w:hAnsi="Times New Roman"/>
+                <w:sz w:val="26"/>
+              </w:rPr>
+              <w:t>Kiểm tra, đánh giá kỹ năng thực hành hoàn thiện bảng tính chuyên nghiệp và tạo khung bài trình chiếu giữa Học kì 2.</w:t>
+            </w:r>
+          </w:p>
+        </w:tc>
+      </w:tr>
+      <w:tr>
+        <w:trPr>
+          <w:cantSplit/>
+        </w:trPr>
+        <w:tc>
+          <w:tcPr>
+            <w:tcW w:type="dxa" w:w="624"/>
+            <w:tcMar>
+              <w:top w:w="80" w:type="dxa"/>
+              <w:bottom w:w="80" w:type="dxa"/>
+              <w:left w:w="100" w:type="dxa"/>
+              <w:right w:w="100" w:type="dxa"/>
+            </w:tcMar>
+          </w:tcPr>
+          <w:p>
+            <w:pPr>
+              <w:spacing w:before="40" w:after="40" w:line="276" w:lineRule="auto"/>
+              <w:jc w:val="center"/>
+            </w:pPr>
+            <w:r>
+              <w:rPr>
+                <w:rFonts w:ascii="Times New Roman" w:hAnsi="Times New Roman"/>
+                <w:sz w:val="26"/>
+              </w:rPr>
+              <w:t>29</w:t>
+            </w:r>
+          </w:p>
+        </w:tc>
+        <w:tc>
+          <w:tcPr>
+            <w:tcW w:type="dxa" w:w="3175"/>
+            <w:tcMar>
+              <w:top w:w="80" w:type="dxa"/>
+              <w:bottom w:w="80" w:type="dxa"/>
+              <w:left w:w="100" w:type="dxa"/>
+              <w:right w:w="100" w:type="dxa"/>
+            </w:tcMar>
+          </w:tcPr>
+          <w:p>
+            <w:pPr>
+              <w:spacing w:before="40" w:after="40" w:line="276" w:lineRule="auto"/>
+              <w:jc w:val="left"/>
+            </w:pPr>
+            <w:r>
+              <w:rPr>
+                <w:rFonts w:ascii="Times New Roman" w:hAnsi="Times New Roman"/>
+                <w:sz w:val="26"/>
+              </w:rPr>
+              <w:t>Bài 12. Định dạng đối tượng trên trang chiếu (Tiết 1)</w:t>
+            </w:r>
+          </w:p>
+        </w:tc>
+        <w:tc>
+          <w:tcPr>
+            <w:tcW w:type="dxa" w:w="907"/>
+            <w:tcMar>
+              <w:top w:w="80" w:type="dxa"/>
+              <w:bottom w:w="80" w:type="dxa"/>
+              <w:left w:w="100" w:type="dxa"/>
+              <w:right w:w="100" w:type="dxa"/>
+            </w:tcMar>
+          </w:tcPr>
+          <w:p>
+            <w:pPr>
+              <w:spacing w:before="40" w:after="40" w:line="276" w:lineRule="auto"/>
+              <w:jc w:val="center"/>
+            </w:pPr>
+            <w:r>
+              <w:rPr>
+                <w:rFonts w:ascii="Times New Roman" w:hAnsi="Times New Roman"/>
+                <w:sz w:val="26"/>
+              </w:rPr>
+              <w:t>1</w:t>
+            </w:r>
+          </w:p>
+        </w:tc>
+        <w:tc>
+          <w:tcPr>
+            <w:tcW w:type="dxa" w:w="4649"/>
+            <w:tcMar>
+              <w:top w:w="80" w:type="dxa"/>
+              <w:bottom w:w="80" w:type="dxa"/>
+              <w:left w:w="100" w:type="dxa"/>
+              <w:right w:w="100" w:type="dxa"/>
+            </w:tcMar>
+          </w:tcPr>
+          <w:p>
+            <w:pPr>
+              <w:spacing w:before="40" w:after="40" w:line="276" w:lineRule="auto"/>
+              <w:jc w:val="left"/>
+            </w:pPr>
+            <w:r>
+              <w:rPr>
+                <w:rFonts w:ascii="Times New Roman" w:hAnsi="Times New Roman"/>
+                <w:sz w:val="26"/>
+              </w:rPr>
+              <w:t>Biết cách chèn và định dạng các đối tượng đồ họa trên trang chiếu: hình ảnh, hình vẽ (Shapes), biểu tượng (Icons), video clip.</w:t>
+            </w:r>
+          </w:p>
+        </w:tc>
+      </w:tr>
+      <w:tr>
+        <w:trPr>
+          <w:cantSplit/>
+        </w:trPr>
+        <w:tc>
+          <w:tcPr>
+            <w:tcW w:type="dxa" w:w="624"/>
+            <w:tcMar>
+              <w:top w:w="80" w:type="dxa"/>
+              <w:bottom w:w="80" w:type="dxa"/>
+              <w:left w:w="100" w:type="dxa"/>
+              <w:right w:w="100" w:type="dxa"/>
+            </w:tcMar>
+          </w:tcPr>
+          <w:p>
+            <w:pPr>
+              <w:spacing w:before="40" w:after="40" w:line="276" w:lineRule="auto"/>
+              <w:jc w:val="center"/>
+            </w:pPr>
+            <w:r>
+              <w:rPr>
+                <w:rFonts w:ascii="Times New Roman" w:hAnsi="Times New Roman"/>
+                <w:sz w:val="26"/>
+              </w:rPr>
+              <w:t>30</w:t>
+            </w:r>
+          </w:p>
+        </w:tc>
+        <w:tc>
+          <w:tcPr>
+            <w:tcW w:type="dxa" w:w="3175"/>
+            <w:tcMar>
+              <w:top w:w="80" w:type="dxa"/>
+              <w:bottom w:w="80" w:type="dxa"/>
+              <w:left w:w="100" w:type="dxa"/>
+              <w:right w:w="100" w:type="dxa"/>
+            </w:tcMar>
+          </w:tcPr>
+          <w:p>
+            <w:pPr>
+              <w:spacing w:before="40" w:after="40" w:line="276" w:lineRule="auto"/>
+              <w:jc w:val="left"/>
+            </w:pPr>
+            <w:r>
+              <w:rPr>
+                <w:rFonts w:ascii="Times New Roman" w:hAnsi="Times New Roman"/>
+                <w:sz w:val="26"/>
+              </w:rPr>
+              <w:t>Bài 12. Định dạng đối tượng trên trang chiếu (Tiết 2)</w:t>
+            </w:r>
+          </w:p>
+        </w:tc>
+        <w:tc>
+          <w:tcPr>
+            <w:tcW w:type="dxa" w:w="907"/>
+            <w:tcMar>
+              <w:top w:w="80" w:type="dxa"/>
+              <w:bottom w:w="80" w:type="dxa"/>
+              <w:left w:w="100" w:type="dxa"/>
+              <w:right w:w="100" w:type="dxa"/>
+            </w:tcMar>
+          </w:tcPr>
+          <w:p>
+            <w:pPr>
+              <w:spacing w:before="40" w:after="40" w:line="276" w:lineRule="auto"/>
+              <w:jc w:val="center"/>
+            </w:pPr>
+            <w:r>
+              <w:rPr>
+                <w:rFonts w:ascii="Times New Roman" w:hAnsi="Times New Roman"/>
+                <w:sz w:val="26"/>
+              </w:rPr>
+              <w:t>1</w:t>
+            </w:r>
+          </w:p>
+        </w:tc>
+        <w:tc>
+          <w:tcPr>
+            <w:tcW w:type="dxa" w:w="4649"/>
+            <w:tcMar>
+              <w:top w:w="80" w:type="dxa"/>
+              <w:bottom w:w="80" w:type="dxa"/>
+              <w:left w:w="100" w:type="dxa"/>
+              <w:right w:w="100" w:type="dxa"/>
+            </w:tcMar>
+          </w:tcPr>
+          <w:p>
+            <w:pPr>
+              <w:spacing w:before="40" w:after="40" w:line="276" w:lineRule="auto"/>
+              <w:jc w:val="left"/>
+            </w:pPr>
+            <w:r>
+              <w:rPr>
+                <w:rFonts w:ascii="Times New Roman" w:hAnsi="Times New Roman"/>
+                <w:sz w:val="26"/>
+              </w:rPr>
+              <w:t>Thực hành sắp xếp lớp đối tượng (Bring to Front / Send to Back), căn chỉnh vị trí đối tượng hài hòa trên trang chiếu.</w:t>
+            </w:r>
+          </w:p>
+        </w:tc>
+      </w:tr>
+      <w:tr>
+        <w:trPr>
+          <w:cantSplit/>
+        </w:trPr>
+        <w:tc>
+          <w:tcPr>
+            <w:tcW w:type="dxa" w:w="624"/>
+            <w:tcMar>
+              <w:top w:w="80" w:type="dxa"/>
+              <w:bottom w:w="80" w:type="dxa"/>
+              <w:left w:w="100" w:type="dxa"/>
+              <w:right w:w="100" w:type="dxa"/>
+            </w:tcMar>
+          </w:tcPr>
+          <w:p>
+            <w:pPr>
+              <w:spacing w:before="40" w:after="40" w:line="276" w:lineRule="auto"/>
+              <w:jc w:val="center"/>
+            </w:pPr>
+            <w:r>
+              <w:rPr>
+                <w:rFonts w:ascii="Times New Roman" w:hAnsi="Times New Roman"/>
+                <w:sz w:val="26"/>
+              </w:rPr>
+              <w:t>31</w:t>
+            </w:r>
+          </w:p>
+        </w:tc>
+        <w:tc>
+          <w:tcPr>
+            <w:tcW w:type="dxa" w:w="3175"/>
+            <w:tcMar>
+              <w:top w:w="80" w:type="dxa"/>
+              <w:bottom w:w="80" w:type="dxa"/>
+              <w:left w:w="100" w:type="dxa"/>
+              <w:right w:w="100" w:type="dxa"/>
+            </w:tcMar>
+          </w:tcPr>
+          <w:p>
+            <w:pPr>
+              <w:spacing w:before="40" w:after="40" w:line="276" w:lineRule="auto"/>
+              <w:jc w:val="left"/>
+            </w:pPr>
+            <w:r>
+              <w:rPr>
+                <w:rFonts w:ascii="Times New Roman" w:hAnsi="Times New Roman"/>
+                <w:sz w:val="26"/>
+              </w:rPr>
+              <w:t>Bài 13. Thực hành tổng hợp: Hoàn thiện bài trình chiếu</w:t>
+            </w:r>
+          </w:p>
+        </w:tc>
+        <w:tc>
+          <w:tcPr>
+            <w:tcW w:type="dxa" w:w="907"/>
+            <w:tcMar>
+              <w:top w:w="80" w:type="dxa"/>
+              <w:bottom w:w="80" w:type="dxa"/>
+              <w:left w:w="100" w:type="dxa"/>
+              <w:right w:w="100" w:type="dxa"/>
+            </w:tcMar>
+          </w:tcPr>
+          <w:p>
+            <w:pPr>
+              <w:spacing w:before="40" w:after="40" w:line="276" w:lineRule="auto"/>
+              <w:jc w:val="center"/>
+            </w:pPr>
+            <w:r>
+              <w:rPr>
+                <w:rFonts w:ascii="Times New Roman" w:hAnsi="Times New Roman"/>
+                <w:sz w:val="26"/>
+              </w:rPr>
+              <w:t>1</w:t>
+            </w:r>
+          </w:p>
+        </w:tc>
+        <w:tc>
+          <w:tcPr>
+            <w:tcW w:type="dxa" w:w="4649"/>
+            <w:tcMar>
+              <w:top w:w="80" w:type="dxa"/>
+              <w:bottom w:w="80" w:type="dxa"/>
+              <w:left w:w="100" w:type="dxa"/>
+              <w:right w:w="100" w:type="dxa"/>
+            </w:tcMar>
+          </w:tcPr>
+          <w:p>
+            <w:pPr>
+              <w:spacing w:before="40" w:after="40" w:line="276" w:lineRule="auto"/>
+              <w:jc w:val="left"/>
+            </w:pPr>
+            <w:r>
+              <w:rPr>
+                <w:rFonts w:ascii="Times New Roman" w:hAnsi="Times New Roman"/>
+                <w:sz w:val="26"/>
+              </w:rPr>
+              <w:t>Thực hành tổng hợp: hoàn thiện bài trình chiếu báo cáo đa phương tiện có hiệu ứng động vừa phải, thẩm mỹ cao.</w:t>
+            </w:r>
+          </w:p>
+        </w:tc>
+      </w:tr>
+      <w:tr>
+        <w:trPr>
+          <w:cantSplit/>
+        </w:trPr>
+        <w:tc>
+          <w:tcPr>
+            <w:tcW w:type="dxa" w:w="9308"/>
+            <w:gridSpan w:val="4"/>
+            <w:tcMar>
+              <w:top w:w="100" w:type="dxa"/>
+              <w:bottom w:w="100" w:type="dxa"/>
+              <w:left w:w="120" w:type="dxa"/>
+              <w:right w:w="120" w:type="dxa"/>
+            </w:tcMar>
+            <w:shd w:fill="F2F2F2"/>
+          </w:tcPr>
+          <w:p>
+            <w:pPr>
+              <w:spacing w:before="60" w:after="60" w:line="276" w:lineRule="auto"/>
+              <w:jc w:val="left"/>
+            </w:pPr>
+            <w:r>
+              <w:rPr>
+                <w:rFonts w:ascii="Times New Roman" w:hAnsi="Times New Roman"/>
+                <w:b/>
+                <w:sz w:val="26"/>
+              </w:rPr>
+              <w:t>Chủ đề 5: Giải quyết vấn đề với sự trợ giúp của máy tính</w:t>
+            </w:r>
+          </w:p>
+        </w:tc>
+      </w:tr>
+      <w:tr>
+        <w:trPr>
+          <w:cantSplit/>
+        </w:trPr>
+        <w:tc>
+          <w:tcPr>
+            <w:tcW w:type="dxa" w:w="624"/>
+            <w:tcMar>
+              <w:top w:w="80" w:type="dxa"/>
+              <w:bottom w:w="80" w:type="dxa"/>
+              <w:left w:w="100" w:type="dxa"/>
+              <w:right w:w="100" w:type="dxa"/>
+            </w:tcMar>
+          </w:tcPr>
+          <w:p>
+            <w:pPr>
+              <w:spacing w:before="40" w:after="40" w:line="276" w:lineRule="auto"/>
+              <w:jc w:val="center"/>
+            </w:pPr>
+            <w:r>
+              <w:rPr>
+                <w:rFonts w:ascii="Times New Roman" w:hAnsi="Times New Roman"/>
+                <w:sz w:val="26"/>
+              </w:rPr>
+              <w:t>32</w:t>
+            </w:r>
+          </w:p>
+        </w:tc>
+        <w:tc>
+          <w:tcPr>
+            <w:tcW w:type="dxa" w:w="3175"/>
+            <w:tcMar>
+              <w:top w:w="80" w:type="dxa"/>
+              <w:bottom w:w="80" w:type="dxa"/>
+              <w:left w:w="100" w:type="dxa"/>
+              <w:right w:w="100" w:type="dxa"/>
+            </w:tcMar>
+          </w:tcPr>
+          <w:p>
+            <w:pPr>
+              <w:spacing w:before="40" w:after="40" w:line="276" w:lineRule="auto"/>
+              <w:jc w:val="left"/>
+            </w:pPr>
+            <w:r>
+              <w:rPr>
+                <w:rFonts w:ascii="Times New Roman" w:hAnsi="Times New Roman"/>
+                <w:sz w:val="26"/>
+              </w:rPr>
+              <w:t>Bài 14. Thuật toán tìm kiếm tuần tự</w:t>
+            </w:r>
+          </w:p>
+        </w:tc>
+        <w:tc>
+          <w:tcPr>
+            <w:tcW w:type="dxa" w:w="907"/>
+            <w:tcMar>
+              <w:top w:w="80" w:type="dxa"/>
+              <w:bottom w:w="80" w:type="dxa"/>
+              <w:left w:w="100" w:type="dxa"/>
+              <w:right w:w="100" w:type="dxa"/>
+            </w:tcMar>
+          </w:tcPr>
+          <w:p>
+            <w:pPr>
+              <w:spacing w:before="40" w:after="40" w:line="276" w:lineRule="auto"/>
+              <w:jc w:val="center"/>
+            </w:pPr>
+            <w:r>
+              <w:rPr>
+                <w:rFonts w:ascii="Times New Roman" w:hAnsi="Times New Roman"/>
+                <w:sz w:val="26"/>
+              </w:rPr>
+              <w:t>1</w:t>
+            </w:r>
+          </w:p>
+        </w:tc>
+        <w:tc>
+          <w:tcPr>
+            <w:tcW w:type="dxa" w:w="4649"/>
+            <w:tcMar>
+              <w:top w:w="80" w:type="dxa"/>
+              <w:bottom w:w="80" w:type="dxa"/>
+              <w:left w:w="100" w:type="dxa"/>
+              <w:right w:w="100" w:type="dxa"/>
+            </w:tcMar>
+          </w:tcPr>
+          <w:p>
+            <w:pPr>
+              <w:spacing w:before="40" w:after="40" w:line="276" w:lineRule="auto"/>
+              <w:jc w:val="left"/>
+            </w:pPr>
+            <w:r>
+              <w:rPr>
+                <w:rFonts w:ascii="Times New Roman" w:hAnsi="Times New Roman"/>
+                <w:sz w:val="26"/>
+              </w:rPr>
+              <w:t>Hiểu ý tưởng của thuật toán tìm kiếm tuần tự (Sequential Search); mô phỏng từng bước tìm kiếm một phần tử trong danh sách.</w:t>
+            </w:r>
+          </w:p>
+        </w:tc>
+      </w:tr>
+      <w:tr>
+        <w:trPr>
+          <w:cantSplit/>
+        </w:trPr>
+        <w:tc>
+          <w:tcPr>
+            <w:tcW w:type="dxa" w:w="624"/>
+            <w:tcMar>
+              <w:top w:w="80" w:type="dxa"/>
+              <w:bottom w:w="80" w:type="dxa"/>
+              <w:left w:w="100" w:type="dxa"/>
+              <w:right w:w="100" w:type="dxa"/>
+            </w:tcMar>
+          </w:tcPr>
+          <w:p>
+            <w:pPr>
+              <w:spacing w:before="40" w:after="40" w:line="276" w:lineRule="auto"/>
+              <w:jc w:val="center"/>
+            </w:pPr>
+            <w:r>
+              <w:rPr>
+                <w:rFonts w:ascii="Times New Roman" w:hAnsi="Times New Roman"/>
+                <w:sz w:val="26"/>
+              </w:rPr>
+              <w:t>33</w:t>
+            </w:r>
+          </w:p>
+        </w:tc>
+        <w:tc>
+          <w:tcPr>
+            <w:tcW w:type="dxa" w:w="3175"/>
+            <w:tcMar>
+              <w:top w:w="80" w:type="dxa"/>
+              <w:bottom w:w="80" w:type="dxa"/>
+              <w:left w:w="100" w:type="dxa"/>
+              <w:right w:w="100" w:type="dxa"/>
+            </w:tcMar>
+          </w:tcPr>
+          <w:p>
+            <w:pPr>
+              <w:spacing w:before="40" w:after="40" w:line="276" w:lineRule="auto"/>
+              <w:jc w:val="left"/>
+            </w:pPr>
+            <w:r>
+              <w:rPr>
+                <w:rFonts w:ascii="Times New Roman" w:hAnsi="Times New Roman"/>
+                <w:b/>
+                <w:sz w:val="26"/>
+              </w:rPr>
+              <w:t>Ôn tập Đánh giá định kỳ 4</w:t>
+            </w:r>
+          </w:p>
+        </w:tc>
+        <w:tc>
+          <w:tcPr>
+            <w:tcW w:type="dxa" w:w="907"/>
+            <w:tcMar>
+              <w:top w:w="80" w:type="dxa"/>
+              <w:bottom w:w="80" w:type="dxa"/>
+              <w:left w:w="100" w:type="dxa"/>
+              <w:right w:w="100" w:type="dxa"/>
+            </w:tcMar>
+          </w:tcPr>
+          <w:p>
+            <w:pPr>
+              <w:spacing w:before="40" w:after="40" w:line="276" w:lineRule="auto"/>
+              <w:jc w:val="center"/>
+            </w:pPr>
+            <w:r>
+              <w:rPr>
+                <w:rFonts w:ascii="Times New Roman" w:hAnsi="Times New Roman"/>
+                <w:sz w:val="26"/>
+              </w:rPr>
+              <w:t>1</w:t>
+            </w:r>
+          </w:p>
+        </w:tc>
+        <w:tc>
+          <w:tcPr>
+            <w:tcW w:type="dxa" w:w="4649"/>
+            <w:tcMar>
+              <w:top w:w="80" w:type="dxa"/>
+              <w:bottom w:w="80" w:type="dxa"/>
+              <w:left w:w="100" w:type="dxa"/>
+              <w:right w:w="100" w:type="dxa"/>
+            </w:tcMar>
+          </w:tcPr>
+          <w:p>
+            <w:pPr>
+              <w:spacing w:before="40" w:after="40" w:line="276" w:lineRule="auto"/>
+              <w:jc w:val="left"/>
+            </w:pPr>
+            <w:r>
+              <w:rPr>
+                <w:rFonts w:ascii="Times New Roman" w:hAnsi="Times New Roman"/>
+                <w:sz w:val="26"/>
+              </w:rPr>
+              <w:t>Hệ thống hóa toàn bộ kiến thức môn Tin học lớp 7: bảng tính điện tử, trình chiếu đa phương tiện và thuật toán tìm kiếm.</w:t>
+            </w:r>
+          </w:p>
+        </w:tc>
+      </w:tr>
+      <w:tr>
+        <w:trPr>
+          <w:cantSplit/>
+        </w:trPr>
+        <w:tc>
+          <w:tcPr>
+            <w:tcW w:type="dxa" w:w="624"/>
+            <w:tcMar>
+              <w:top w:w="80" w:type="dxa"/>
+              <w:bottom w:w="80" w:type="dxa"/>
+              <w:left w:w="100" w:type="dxa"/>
+              <w:right w:w="100" w:type="dxa"/>
+            </w:tcMar>
+          </w:tcPr>
+          <w:p>
+            <w:pPr>
+              <w:spacing w:before="40" w:after="40" w:line="276" w:lineRule="auto"/>
+              <w:jc w:val="center"/>
+            </w:pPr>
+            <w:r>
+              <w:rPr>
+                <w:rFonts w:ascii="Times New Roman" w:hAnsi="Times New Roman"/>
+                <w:sz w:val="26"/>
+              </w:rPr>
+              <w:t>34</w:t>
+            </w:r>
+          </w:p>
+        </w:tc>
+        <w:tc>
+          <w:tcPr>
+            <w:tcW w:type="dxa" w:w="3175"/>
+            <w:tcMar>
+              <w:top w:w="80" w:type="dxa"/>
+              <w:bottom w:w="80" w:type="dxa"/>
+              <w:left w:w="100" w:type="dxa"/>
+              <w:right w:w="100" w:type="dxa"/>
+            </w:tcMar>
+          </w:tcPr>
+          <w:p>
+            <w:pPr>
+              <w:spacing w:before="40" w:after="40" w:line="276" w:lineRule="auto"/>
+              <w:jc w:val="left"/>
+            </w:pPr>
+            <w:r>
+              <w:rPr>
+                <w:rFonts w:ascii="Times New Roman" w:hAnsi="Times New Roman"/>
+                <w:b/>
+                <w:sz w:val="26"/>
+              </w:rPr>
+              <w:t>Đánh giá định kỳ 4</w:t>
+            </w:r>
+          </w:p>
+        </w:tc>
+        <w:tc>
+          <w:tcPr>
+            <w:tcW w:type="dxa" w:w="907"/>
+            <w:tcMar>
+              <w:top w:w="80" w:type="dxa"/>
+              <w:bottom w:w="80" w:type="dxa"/>
+              <w:left w:w="100" w:type="dxa"/>
+              <w:right w:w="100" w:type="dxa"/>
+            </w:tcMar>
+          </w:tcPr>
+          <w:p>
+            <w:pPr>
+              <w:spacing w:before="40" w:after="40" w:line="276" w:lineRule="auto"/>
+              <w:jc w:val="center"/>
+            </w:pPr>
+            <w:r>
+              <w:rPr>
+                <w:rFonts w:ascii="Times New Roman" w:hAnsi="Times New Roman"/>
+                <w:sz w:val="26"/>
+              </w:rPr>
+              <w:t>1</w:t>
+            </w:r>
+          </w:p>
+        </w:tc>
+        <w:tc>
+          <w:tcPr>
+            <w:tcW w:type="dxa" w:w="4649"/>
+            <w:tcMar>
+              <w:top w:w="80" w:type="dxa"/>
+              <w:bottom w:w="80" w:type="dxa"/>
+              <w:left w:w="100" w:type="dxa"/>
+              <w:right w:w="100" w:type="dxa"/>
+            </w:tcMar>
+          </w:tcPr>
+          <w:p>
+            <w:pPr>
+              <w:spacing w:before="40" w:after="40" w:line="276" w:lineRule="auto"/>
+              <w:jc w:val="left"/>
+            </w:pPr>
+            <w:r>
+              <w:rPr>
+                <w:rFonts w:ascii="Times New Roman" w:hAnsi="Times New Roman"/>
+                <w:sz w:val="26"/>
+              </w:rPr>
+              <w:t>Kiểm tra, đánh giá toàn diện năng lực tin học cuối năm học 2026-2027 trên máy tính.</w:t>
+            </w:r>
+          </w:p>
+        </w:tc>
+      </w:tr>
+      <w:tr>
+        <w:trPr>
+          <w:cantSplit/>
+        </w:trPr>
+        <w:tc>
+          <w:tcPr>
+            <w:tcW w:type="dxa" w:w="624"/>
+            <w:tcMar>
+              <w:top w:w="80" w:type="dxa"/>
+              <w:bottom w:w="80" w:type="dxa"/>
+              <w:left w:w="100" w:type="dxa"/>
+              <w:right w:w="100" w:type="dxa"/>
+            </w:tcMar>
+          </w:tcPr>
+          <w:p>
+            <w:pPr>
+              <w:spacing w:before="40" w:after="40" w:line="276" w:lineRule="auto"/>
+              <w:jc w:val="center"/>
+            </w:pPr>
+            <w:r>
+              <w:rPr>
+                <w:rFonts w:ascii="Times New Roman" w:hAnsi="Times New Roman"/>
+                <w:sz w:val="26"/>
+              </w:rPr>
+              <w:t>35</w:t>
+            </w:r>
+          </w:p>
+        </w:tc>
+        <w:tc>
+          <w:tcPr>
+            <w:tcW w:type="dxa" w:w="3175"/>
+            <w:tcMar>
+              <w:top w:w="80" w:type="dxa"/>
+              <w:bottom w:w="80" w:type="dxa"/>
+              <w:left w:w="100" w:type="dxa"/>
+              <w:right w:w="100" w:type="dxa"/>
+            </w:tcMar>
+          </w:tcPr>
+          <w:p>
+            <w:pPr>
+              <w:spacing w:before="40" w:after="40" w:line="276" w:lineRule="auto"/>
+              <w:jc w:val="left"/>
+            </w:pPr>
+            <w:r>
+              <w:rPr>
+                <w:rFonts w:ascii="Times New Roman" w:hAnsi="Times New Roman"/>
+                <w:b/>
+                <w:sz w:val="26"/>
               </w:rPr>
               <w:t>Tổng kết năm học</w:t>
             </w:r>
@@ -3903,20 +5148,23 @@
         </w:tc>
         <w:tc>
           <w:tcPr>
-            <w:tcW w:type="dxa" w:w="624"/>
-            <w:vAlign w:val="center"/>
-            <w:tcW w:w="623" w:type="dxa"/>
-          </w:tcPr>
-          <w:p>
-            <w:pPr>
-              <w:spacing w:before="40" w:after="40" w:line="276" w:lineRule="auto"/>
-              <w:jc w:val="center"/>
-            </w:pPr>
-            <w:r>
-              <w:rPr>
-                <w:rFonts w:ascii="Times New Roman" w:hAnsi="Times New Roman"/>
-                <w:sz w:val="26"/>
-                <w:rFonts w:ascii="Times New Roman" w:hAnsi="Times New Roman" w:cs="Times New Roman"/>
+            <w:tcW w:type="dxa" w:w="907"/>
+            <w:tcMar>
+              <w:top w:w="80" w:type="dxa"/>
+              <w:bottom w:w="80" w:type="dxa"/>
+              <w:left w:w="100" w:type="dxa"/>
+              <w:right w:w="100" w:type="dxa"/>
+            </w:tcMar>
+          </w:tcPr>
+          <w:p>
+            <w:pPr>
+              <w:spacing w:before="40" w:after="40" w:line="276" w:lineRule="auto"/>
+              <w:jc w:val="center"/>
+            </w:pPr>
+            <w:r>
+              <w:rPr>
+                <w:rFonts w:ascii="Times New Roman" w:hAnsi="Times New Roman"/>
+                <w:sz w:val="26"/>
               </w:rPr>
               <w:t>1</w:t>
             </w:r>
@@ -3924,41 +5172,25 @@
         </w:tc>
         <w:tc>
           <w:tcPr>
-            <w:tcW w:type="dxa" w:w="794"/>
-            <w:vAlign w:val="center"/>
-            <w:tcW w:w="793" w:type="dxa"/>
-          </w:tcPr>
-          <w:p>
-            <w:pPr>
-              <w:jc w:val="center"/>
-            </w:pPr>
-            <w:r>
-              <w:rPr>
-                <w:rFonts w:ascii="Times New Roman" w:hAnsi="Times New Roman"/>
-                <w:sz w:val="26"/>
-              </w:rPr>
-              <w:t>23</w:t>
-            </w:r>
-          </w:p>
-        </w:tc>
-        <w:tc>
-          <w:tcPr>
-            <w:tcW w:type="dxa" w:w="5272"/>
-            <w:vAlign w:val="center"/>
-            <w:tcW w:w="5273" w:type="dxa"/>
-          </w:tcPr>
-          <w:p>
-            <w:pPr>
-              <w:spacing w:before="40" w:after="40" w:line="276" w:lineRule="auto"/>
-              <w:jc w:val="both"/>
-            </w:pPr>
-            <w:r>
-              <w:rPr>
-                <w:rFonts w:ascii="Times New Roman" w:hAnsi="Times New Roman"/>
-                <w:sz w:val="26"/>
-                <w:rFonts w:ascii="Times New Roman" w:hAnsi="Times New Roman" w:cs="Times New Roman"/>
-              </w:rPr>
-              <w:t>Tổng kết đánh giá kết quả học tập cả năm.</w:t>
+            <w:tcW w:type="dxa" w:w="4649"/>
+            <w:tcMar>
+              <w:top w:w="80" w:type="dxa"/>
+              <w:bottom w:w="80" w:type="dxa"/>
+              <w:left w:w="100" w:type="dxa"/>
+              <w:right w:w="100" w:type="dxa"/>
+            </w:tcMar>
+          </w:tcPr>
+          <w:p>
+            <w:pPr>
+              <w:spacing w:before="40" w:after="40" w:line="276" w:lineRule="auto"/>
+              <w:jc w:val="left"/>
+            </w:pPr>
+            <w:r>
+              <w:rPr>
+                <w:rFonts w:ascii="Times New Roman" w:hAnsi="Times New Roman"/>
+                <w:sz w:val="26"/>
+              </w:rPr>
+              <w:t>Tổng kết, đánh giá kết quả học tập môn Tin học cả năm; chia sẻ bài học kinh nghiệm và định hướng chương trình Tin học lớp 8.</w:t>
             </w:r>
           </w:p>
         </w:tc>
